--- a/surgical-instrument-trays/notes_by_part/01_General_Surgery_Trays.docx
+++ b/surgical-instrument-trays/notes_by_part/01_General_Surgery_Trays.docx
@@ -153,15 +153,15 @@
       </w:r>
     </w:p>
     <w:p>
-      <w:bookmarkStart w:id="1012" w:name="toc"/>
+      <w:bookmarkStart w:id="1013" w:name="toc"/>
       <w:pPr>
         <w:pStyle w:val="TOCHead"/>
-        <w:spacing w:before="120" w:after="40"/>
+        <w:spacing w:before="80" w:after="40"/>
       </w:pPr>
       <w:r>
         <w:t>Table of Contents</w:t>
       </w:r>
-      <w:bookmarkEnd w:id="1012"/>
+      <w:bookmarkEnd w:id="1013"/>
     </w:p>
     <w:p>
       <w:pPr>
@@ -175,37 +175,1531 @@
     <w:p>
       <w:pPr>
         <w:jc w:val="center"/>
-        <w:spacing w:before="0" w:after="200"/>
+        <w:spacing w:before="0" w:after="180"/>
       </w:pPr>
       <w:r>
         <w:rPr>
           <w:rFonts w:ascii="Calibri" w:hAnsi="Calibri"/>
           <w:i/>
-          <w:color w:val="555555"/>
-          <w:sz w:val="16"/>
+          <w:color w:val="444444"/>
+          <w:sz w:val="17"/>
         </w:rPr>
-        <w:t>To fill in the page numbers: click anywhere in the list below, press Ctrl+A then F9, and choose “Update entire table”.</w:t>
+        <w:t>Page numbers are live fields. To fill them in: press Ctrl+A then F9 (Windows) or Cmd+A then Fn+F9 (Mac). Word will also offer to update them when the file opens.</w:t>
+      </w:r>
+    </w:p>
+    <w:tbl>
+      <w:tblPr>
+        <w:tblW w:type="auto" w:w="0"/>
+        <w:jc w:val="center"/>
+        <w:tblLayout w:type="fixed"/>
+        <w:tblLook w:firstColumn="1" w:firstRow="1" w:lastColumn="0" w:lastRow="0" w:noHBand="0" w:noVBand="1" w:val="04A0"/>
+        <w:tblLayout w:type="fixed"/>
+        <w:tblBorders>
+          <w:top w:val="single" w:sz="12" w:space="0" w:color="000000"/>
+          <w:left w:val="single" w:sz="6" w:space="0" w:color="000000"/>
+          <w:bottom w:val="single" w:sz="12" w:space="0" w:color="000000"/>
+          <w:right w:val="single" w:sz="6" w:space="0" w:color="000000"/>
+          <w:insideH w:val="single" w:sz="4" w:space="0" w:color="BBBBBB"/>
+          <w:insideV w:val="single" w:sz="6" w:space="0" w:color="000000"/>
+        </w:tblBorders>
+      </w:tblPr>
+      <w:tblGrid>
+        <w:gridCol w:w="5400"/>
+        <w:gridCol w:w="5400"/>
+      </w:tblGrid>
+      <w:tr>
+        <w:trPr>
+          <w:tblHeader/>
+          <w:cantSplit/>
+        </w:trPr>
+        <w:tc>
+          <w:tcPr>
+            <w:tcW w:type="dxa" w:w="9666"/>
+            <w:shd w:val="clear" w:color="auto" w:fill="D9D9D9"/>
+            <w:tcMar>
+              <w:top w:w="60" w:type="dxa"/>
+              <w:start w:w="90" w:type="dxa"/>
+              <w:bottom w:w="60" w:type="dxa"/>
+              <w:end w:w="90" w:type="dxa"/>
+            </w:tcMar>
+            <w:tcBorders>
+              <w:bottom w:val="single" w:sz="12" w:space="0" w:color="000000"/>
+            </w:tcBorders>
+          </w:tcPr>
+          <w:p>
+            <w:pPr>
+              <w:pStyle w:val="TabHead"/>
+              <w:jc w:val="left"/>
+            </w:pPr>
+            <w:r>
+              <w:t>Tray / Chapter</w:t>
+            </w:r>
+          </w:p>
+        </w:tc>
+        <w:tc>
+          <w:tcPr>
+            <w:tcW w:type="dxa" w:w="1134"/>
+            <w:shd w:val="clear" w:color="auto" w:fill="D9D9D9"/>
+            <w:tcMar>
+              <w:top w:w="60" w:type="dxa"/>
+              <w:start w:w="90" w:type="dxa"/>
+              <w:bottom w:w="60" w:type="dxa"/>
+              <w:end w:w="90" w:type="dxa"/>
+            </w:tcMar>
+            <w:tcBorders>
+              <w:bottom w:val="single" w:sz="12" w:space="0" w:color="000000"/>
+            </w:tcBorders>
+          </w:tcPr>
+          <w:p>
+            <w:pPr>
+              <w:pStyle w:val="TabHead"/>
+              <w:jc w:val="center"/>
+            </w:pPr>
+            <w:r>
+              <w:t>Page</w:t>
+            </w:r>
+          </w:p>
+        </w:tc>
+      </w:tr>
+      <w:tr>
+        <w:trPr>
+          <w:cantSplit/>
+        </w:trPr>
+        <w:tc>
+          <w:tcPr>
+            <w:tcW w:type="dxa" w:w="9666"/>
+            <w:vAlign w:val="top"/>
+            <w:tcMar>
+              <w:top w:w="42" w:type="dxa"/>
+              <w:start w:w="90" w:type="dxa"/>
+              <w:bottom w:w="42" w:type="dxa"/>
+              <w:end w:w="90" w:type="dxa"/>
+            </w:tcMar>
+            <w:shd w:val="clear" w:color="auto" w:fill="E4E4E4"/>
+          </w:tcPr>
+          <w:p>
+            <w:pPr>
+              <w:pStyle w:val="TabCell"/>
+            </w:pPr>
+            <w:r>
+              <w:rPr>
+                <w:rFonts w:ascii="Calibri" w:hAnsi="Calibri"/>
+                <w:b/>
+                <w:sz w:val="18"/>
+                <w:spacing w:val="12"/>
+              </w:rPr>
+              <w:t>GENERAL SURGERY TRAYS</w:t>
+            </w:r>
+          </w:p>
+        </w:tc>
+        <w:tc>
+          <w:tcPr>
+            <w:tcW w:type="dxa" w:w="1134"/>
+            <w:vAlign w:val="top"/>
+            <w:tcMar>
+              <w:top w:w="42" w:type="dxa"/>
+              <w:start w:w="90" w:type="dxa"/>
+              <w:bottom w:w="42" w:type="dxa"/>
+              <w:end w:w="90" w:type="dxa"/>
+            </w:tcMar>
+            <w:shd w:val="clear" w:color="auto" w:fill="E4E4E4"/>
+          </w:tcPr>
+          <w:p>
+            <w:pPr>
+              <w:pStyle w:val="TabCell"/>
+              <w:jc w:val="center"/>
+            </w:pPr>
+            <w:r>
+              <w:fldChar w:fldCharType="begin"/>
+            </w:r>
+            <w:r>
+              <w:instrText xml:space="preserve"> PAGEREF part_I \h </w:instrText>
+            </w:r>
+            <w:r>
+              <w:fldChar w:fldCharType="separate"/>
+            </w:r>
+            <w:r>
+              <w:rPr>
+                <w:rFonts w:ascii="Calibri" w:hAnsi="Calibri"/>
+                <w:b/>
+                <w:sz w:val="19"/>
+              </w:rPr>
+              <w:t>—</w:t>
+            </w:r>
+            <w:r>
+              <w:fldChar w:fldCharType="end"/>
+            </w:r>
+          </w:p>
+        </w:tc>
+      </w:tr>
+      <w:tr>
+        <w:trPr>
+          <w:cantSplit/>
+        </w:trPr>
+        <w:tc>
+          <w:tcPr>
+            <w:tcW w:type="dxa" w:w="9666"/>
+            <w:vAlign w:val="top"/>
+            <w:tcMar>
+              <w:top w:w="42" w:type="dxa"/>
+              <w:start w:w="90" w:type="dxa"/>
+              <w:bottom w:w="42" w:type="dxa"/>
+              <w:end w:w="90" w:type="dxa"/>
+            </w:tcMar>
+          </w:tcPr>
+          <w:p>
+            <w:pPr>
+              <w:pStyle w:val="TabCell"/>
+              <w:ind w:start="238"/>
+            </w:pPr>
+            <w:r>
+              <w:rPr>
+                <w:sz w:val="19"/>
+              </w:rPr>
+              <w:t>1.1   Major Procedures Tray</w:t>
+            </w:r>
+          </w:p>
+        </w:tc>
+        <w:tc>
+          <w:tcPr>
+            <w:tcW w:type="dxa" w:w="1134"/>
+            <w:vAlign w:val="top"/>
+            <w:tcMar>
+              <w:top w:w="42" w:type="dxa"/>
+              <w:start w:w="90" w:type="dxa"/>
+              <w:bottom w:w="42" w:type="dxa"/>
+              <w:end w:w="90" w:type="dxa"/>
+            </w:tcMar>
+          </w:tcPr>
+          <w:p>
+            <w:pPr>
+              <w:pStyle w:val="TabCell"/>
+              <w:jc w:val="center"/>
+            </w:pPr>
+            <w:r>
+              <w:fldChar w:fldCharType="begin"/>
+            </w:r>
+            <w:r>
+              <w:instrText xml:space="preserve"> PAGEREF tray_1_1 \h </w:instrText>
+            </w:r>
+            <w:r>
+              <w:fldChar w:fldCharType="separate"/>
+            </w:r>
+            <w:r>
+              <w:rPr>
+                <w:rFonts w:ascii="Calibri" w:hAnsi="Calibri"/>
+                <w:sz w:val="19"/>
+              </w:rPr>
+              <w:t>—</w:t>
+            </w:r>
+            <w:r>
+              <w:fldChar w:fldCharType="end"/>
+            </w:r>
+          </w:p>
+        </w:tc>
+      </w:tr>
+      <w:tr>
+        <w:trPr>
+          <w:cantSplit/>
+        </w:trPr>
+        <w:tc>
+          <w:tcPr>
+            <w:tcW w:type="dxa" w:w="9666"/>
+            <w:vAlign w:val="top"/>
+            <w:tcMar>
+              <w:top w:w="42" w:type="dxa"/>
+              <w:start w:w="90" w:type="dxa"/>
+              <w:bottom w:w="42" w:type="dxa"/>
+              <w:end w:w="90" w:type="dxa"/>
+            </w:tcMar>
+          </w:tcPr>
+          <w:p>
+            <w:pPr>
+              <w:pStyle w:val="TabCell"/>
+              <w:ind w:start="238"/>
+            </w:pPr>
+            <w:r>
+              <w:rPr>
+                <w:sz w:val="19"/>
+              </w:rPr>
+              <w:t>1.2   Basic / Minor Procedures Tray</w:t>
+            </w:r>
+          </w:p>
+        </w:tc>
+        <w:tc>
+          <w:tcPr>
+            <w:tcW w:type="dxa" w:w="1134"/>
+            <w:vAlign w:val="top"/>
+            <w:tcMar>
+              <w:top w:w="42" w:type="dxa"/>
+              <w:start w:w="90" w:type="dxa"/>
+              <w:bottom w:w="42" w:type="dxa"/>
+              <w:end w:w="90" w:type="dxa"/>
+            </w:tcMar>
+          </w:tcPr>
+          <w:p>
+            <w:pPr>
+              <w:pStyle w:val="TabCell"/>
+              <w:jc w:val="center"/>
+            </w:pPr>
+            <w:r>
+              <w:fldChar w:fldCharType="begin"/>
+            </w:r>
+            <w:r>
+              <w:instrText xml:space="preserve"> PAGEREF tray_1_2 \h </w:instrText>
+            </w:r>
+            <w:r>
+              <w:fldChar w:fldCharType="separate"/>
+            </w:r>
+            <w:r>
+              <w:rPr>
+                <w:rFonts w:ascii="Calibri" w:hAnsi="Calibri"/>
+                <w:sz w:val="19"/>
+              </w:rPr>
+              <w:t>—</w:t>
+            </w:r>
+            <w:r>
+              <w:fldChar w:fldCharType="end"/>
+            </w:r>
+          </w:p>
+        </w:tc>
+      </w:tr>
+      <w:tr>
+        <w:trPr>
+          <w:cantSplit/>
+        </w:trPr>
+        <w:tc>
+          <w:tcPr>
+            <w:tcW w:type="dxa" w:w="9666"/>
+            <w:vAlign w:val="top"/>
+            <w:tcMar>
+              <w:top w:w="42" w:type="dxa"/>
+              <w:start w:w="90" w:type="dxa"/>
+              <w:bottom w:w="42" w:type="dxa"/>
+              <w:end w:w="90" w:type="dxa"/>
+            </w:tcMar>
+          </w:tcPr>
+          <w:p>
+            <w:pPr>
+              <w:pStyle w:val="TabCell"/>
+              <w:ind w:start="238"/>
+            </w:pPr>
+            <w:r>
+              <w:rPr>
+                <w:sz w:val="19"/>
+              </w:rPr>
+              <w:t>1.3   Limited Procedures Tray</w:t>
+            </w:r>
+          </w:p>
+        </w:tc>
+        <w:tc>
+          <w:tcPr>
+            <w:tcW w:type="dxa" w:w="1134"/>
+            <w:vAlign w:val="top"/>
+            <w:tcMar>
+              <w:top w:w="42" w:type="dxa"/>
+              <w:start w:w="90" w:type="dxa"/>
+              <w:bottom w:w="42" w:type="dxa"/>
+              <w:end w:w="90" w:type="dxa"/>
+            </w:tcMar>
+          </w:tcPr>
+          <w:p>
+            <w:pPr>
+              <w:pStyle w:val="TabCell"/>
+              <w:jc w:val="center"/>
+            </w:pPr>
+            <w:r>
+              <w:fldChar w:fldCharType="begin"/>
+            </w:r>
+            <w:r>
+              <w:instrText xml:space="preserve"> PAGEREF tray_1_3 \h </w:instrText>
+            </w:r>
+            <w:r>
+              <w:fldChar w:fldCharType="separate"/>
+            </w:r>
+            <w:r>
+              <w:rPr>
+                <w:rFonts w:ascii="Calibri" w:hAnsi="Calibri"/>
+                <w:sz w:val="19"/>
+              </w:rPr>
+              <w:t>—</w:t>
+            </w:r>
+            <w:r>
+              <w:fldChar w:fldCharType="end"/>
+            </w:r>
+          </w:p>
+        </w:tc>
+      </w:tr>
+      <w:tr>
+        <w:trPr>
+          <w:cantSplit/>
+        </w:trPr>
+        <w:tc>
+          <w:tcPr>
+            <w:tcW w:type="dxa" w:w="9666"/>
+            <w:vAlign w:val="top"/>
+            <w:tcMar>
+              <w:top w:w="42" w:type="dxa"/>
+              <w:start w:w="90" w:type="dxa"/>
+              <w:bottom w:w="42" w:type="dxa"/>
+              <w:end w:w="90" w:type="dxa"/>
+            </w:tcMar>
+          </w:tcPr>
+          <w:p>
+            <w:pPr>
+              <w:pStyle w:val="TabCell"/>
+              <w:ind w:start="238"/>
+            </w:pPr>
+            <w:r>
+              <w:rPr>
+                <w:sz w:val="19"/>
+              </w:rPr>
+              <w:t>1.4   Thyroid Tray</w:t>
+            </w:r>
+          </w:p>
+        </w:tc>
+        <w:tc>
+          <w:tcPr>
+            <w:tcW w:type="dxa" w:w="1134"/>
+            <w:vAlign w:val="top"/>
+            <w:tcMar>
+              <w:top w:w="42" w:type="dxa"/>
+              <w:start w:w="90" w:type="dxa"/>
+              <w:bottom w:w="42" w:type="dxa"/>
+              <w:end w:w="90" w:type="dxa"/>
+            </w:tcMar>
+          </w:tcPr>
+          <w:p>
+            <w:pPr>
+              <w:pStyle w:val="TabCell"/>
+              <w:jc w:val="center"/>
+            </w:pPr>
+            <w:r>
+              <w:fldChar w:fldCharType="begin"/>
+            </w:r>
+            <w:r>
+              <w:instrText xml:space="preserve"> PAGEREF tray_1_4 \h </w:instrText>
+            </w:r>
+            <w:r>
+              <w:fldChar w:fldCharType="separate"/>
+            </w:r>
+            <w:r>
+              <w:rPr>
+                <w:rFonts w:ascii="Calibri" w:hAnsi="Calibri"/>
+                <w:sz w:val="19"/>
+              </w:rPr>
+              <w:t>—</w:t>
+            </w:r>
+            <w:r>
+              <w:fldChar w:fldCharType="end"/>
+            </w:r>
+          </w:p>
+        </w:tc>
+      </w:tr>
+      <w:tr>
+        <w:trPr>
+          <w:cantSplit/>
+        </w:trPr>
+        <w:tc>
+          <w:tcPr>
+            <w:tcW w:type="dxa" w:w="9666"/>
+            <w:vAlign w:val="top"/>
+            <w:tcMar>
+              <w:top w:w="42" w:type="dxa"/>
+              <w:start w:w="90" w:type="dxa"/>
+              <w:bottom w:w="42" w:type="dxa"/>
+              <w:end w:w="90" w:type="dxa"/>
+            </w:tcMar>
+          </w:tcPr>
+          <w:p>
+            <w:pPr>
+              <w:pStyle w:val="TabCell"/>
+              <w:ind w:start="238"/>
+            </w:pPr>
+            <w:r>
+              <w:rPr>
+                <w:sz w:val="19"/>
+              </w:rPr>
+              <w:t>1.5   Long Instruments Tray</w:t>
+            </w:r>
+          </w:p>
+        </w:tc>
+        <w:tc>
+          <w:tcPr>
+            <w:tcW w:type="dxa" w:w="1134"/>
+            <w:vAlign w:val="top"/>
+            <w:tcMar>
+              <w:top w:w="42" w:type="dxa"/>
+              <w:start w:w="90" w:type="dxa"/>
+              <w:bottom w:w="42" w:type="dxa"/>
+              <w:end w:w="90" w:type="dxa"/>
+            </w:tcMar>
+          </w:tcPr>
+          <w:p>
+            <w:pPr>
+              <w:pStyle w:val="TabCell"/>
+              <w:jc w:val="center"/>
+            </w:pPr>
+            <w:r>
+              <w:fldChar w:fldCharType="begin"/>
+            </w:r>
+            <w:r>
+              <w:instrText xml:space="preserve"> PAGEREF tray_1_5 \h </w:instrText>
+            </w:r>
+            <w:r>
+              <w:fldChar w:fldCharType="separate"/>
+            </w:r>
+            <w:r>
+              <w:rPr>
+                <w:rFonts w:ascii="Calibri" w:hAnsi="Calibri"/>
+                <w:sz w:val="19"/>
+              </w:rPr>
+              <w:t>—</w:t>
+            </w:r>
+            <w:r>
+              <w:fldChar w:fldCharType="end"/>
+            </w:r>
+          </w:p>
+        </w:tc>
+      </w:tr>
+      <w:tr>
+        <w:trPr>
+          <w:cantSplit/>
+        </w:trPr>
+        <w:tc>
+          <w:tcPr>
+            <w:tcW w:type="dxa" w:w="9666"/>
+            <w:vAlign w:val="top"/>
+            <w:tcMar>
+              <w:top w:w="42" w:type="dxa"/>
+              <w:start w:w="90" w:type="dxa"/>
+              <w:bottom w:w="42" w:type="dxa"/>
+              <w:end w:w="90" w:type="dxa"/>
+            </w:tcMar>
+          </w:tcPr>
+          <w:p>
+            <w:pPr>
+              <w:pStyle w:val="TabCell"/>
+              <w:ind w:start="238"/>
+            </w:pPr>
+            <w:r>
+              <w:rPr>
+                <w:sz w:val="19"/>
+              </w:rPr>
+              <w:t>1.6   Biliary Tract Procedures Tray</w:t>
+            </w:r>
+          </w:p>
+        </w:tc>
+        <w:tc>
+          <w:tcPr>
+            <w:tcW w:type="dxa" w:w="1134"/>
+            <w:vAlign w:val="top"/>
+            <w:tcMar>
+              <w:top w:w="42" w:type="dxa"/>
+              <w:start w:w="90" w:type="dxa"/>
+              <w:bottom w:w="42" w:type="dxa"/>
+              <w:end w:w="90" w:type="dxa"/>
+            </w:tcMar>
+          </w:tcPr>
+          <w:p>
+            <w:pPr>
+              <w:pStyle w:val="TabCell"/>
+              <w:jc w:val="center"/>
+            </w:pPr>
+            <w:r>
+              <w:fldChar w:fldCharType="begin"/>
+            </w:r>
+            <w:r>
+              <w:instrText xml:space="preserve"> PAGEREF tray_1_6 \h </w:instrText>
+            </w:r>
+            <w:r>
+              <w:fldChar w:fldCharType="separate"/>
+            </w:r>
+            <w:r>
+              <w:rPr>
+                <w:rFonts w:ascii="Calibri" w:hAnsi="Calibri"/>
+                <w:sz w:val="19"/>
+              </w:rPr>
+              <w:t>—</w:t>
+            </w:r>
+            <w:r>
+              <w:fldChar w:fldCharType="end"/>
+            </w:r>
+          </w:p>
+        </w:tc>
+      </w:tr>
+      <w:tr>
+        <w:trPr>
+          <w:cantSplit/>
+        </w:trPr>
+        <w:tc>
+          <w:tcPr>
+            <w:tcW w:type="dxa" w:w="9666"/>
+            <w:vAlign w:val="top"/>
+            <w:tcMar>
+              <w:top w:w="42" w:type="dxa"/>
+              <w:start w:w="90" w:type="dxa"/>
+              <w:bottom w:w="42" w:type="dxa"/>
+              <w:end w:w="90" w:type="dxa"/>
+            </w:tcMar>
+          </w:tcPr>
+          <w:p>
+            <w:pPr>
+              <w:pStyle w:val="TabCell"/>
+              <w:ind w:start="238"/>
+            </w:pPr>
+            <w:r>
+              <w:rPr>
+                <w:sz w:val="19"/>
+              </w:rPr>
+              <w:t>1.7   Choledochoscopy Tray</w:t>
+            </w:r>
+          </w:p>
+        </w:tc>
+        <w:tc>
+          <w:tcPr>
+            <w:tcW w:type="dxa" w:w="1134"/>
+            <w:vAlign w:val="top"/>
+            <w:tcMar>
+              <w:top w:w="42" w:type="dxa"/>
+              <w:start w:w="90" w:type="dxa"/>
+              <w:bottom w:w="42" w:type="dxa"/>
+              <w:end w:w="90" w:type="dxa"/>
+            </w:tcMar>
+          </w:tcPr>
+          <w:p>
+            <w:pPr>
+              <w:pStyle w:val="TabCell"/>
+              <w:jc w:val="center"/>
+            </w:pPr>
+            <w:r>
+              <w:fldChar w:fldCharType="begin"/>
+            </w:r>
+            <w:r>
+              <w:instrText xml:space="preserve"> PAGEREF tray_1_7 \h </w:instrText>
+            </w:r>
+            <w:r>
+              <w:fldChar w:fldCharType="separate"/>
+            </w:r>
+            <w:r>
+              <w:rPr>
+                <w:rFonts w:ascii="Calibri" w:hAnsi="Calibri"/>
+                <w:sz w:val="19"/>
+              </w:rPr>
+              <w:t>—</w:t>
+            </w:r>
+            <w:r>
+              <w:fldChar w:fldCharType="end"/>
+            </w:r>
+          </w:p>
+        </w:tc>
+      </w:tr>
+      <w:tr>
+        <w:trPr>
+          <w:cantSplit/>
+        </w:trPr>
+        <w:tc>
+          <w:tcPr>
+            <w:tcW w:type="dxa" w:w="9666"/>
+            <w:vAlign w:val="top"/>
+            <w:tcMar>
+              <w:top w:w="42" w:type="dxa"/>
+              <w:start w:w="90" w:type="dxa"/>
+              <w:bottom w:w="42" w:type="dxa"/>
+              <w:end w:w="90" w:type="dxa"/>
+            </w:tcMar>
+          </w:tcPr>
+          <w:p>
+            <w:pPr>
+              <w:pStyle w:val="TabCell"/>
+              <w:ind w:start="238"/>
+            </w:pPr>
+            <w:r>
+              <w:rPr>
+                <w:sz w:val="19"/>
+              </w:rPr>
+              <w:t>1.8   Basic Rigid Sigmoidoscopy Tray</w:t>
+            </w:r>
+          </w:p>
+        </w:tc>
+        <w:tc>
+          <w:tcPr>
+            <w:tcW w:type="dxa" w:w="1134"/>
+            <w:vAlign w:val="top"/>
+            <w:tcMar>
+              <w:top w:w="42" w:type="dxa"/>
+              <w:start w:w="90" w:type="dxa"/>
+              <w:bottom w:w="42" w:type="dxa"/>
+              <w:end w:w="90" w:type="dxa"/>
+            </w:tcMar>
+          </w:tcPr>
+          <w:p>
+            <w:pPr>
+              <w:pStyle w:val="TabCell"/>
+              <w:jc w:val="center"/>
+            </w:pPr>
+            <w:r>
+              <w:fldChar w:fldCharType="begin"/>
+            </w:r>
+            <w:r>
+              <w:instrText xml:space="preserve"> PAGEREF tray_1_8 \h </w:instrText>
+            </w:r>
+            <w:r>
+              <w:fldChar w:fldCharType="separate"/>
+            </w:r>
+            <w:r>
+              <w:rPr>
+                <w:rFonts w:ascii="Calibri" w:hAnsi="Calibri"/>
+                <w:sz w:val="19"/>
+              </w:rPr>
+              <w:t>—</w:t>
+            </w:r>
+            <w:r>
+              <w:fldChar w:fldCharType="end"/>
+            </w:r>
+          </w:p>
+        </w:tc>
+      </w:tr>
+      <w:tr>
+        <w:trPr>
+          <w:cantSplit/>
+        </w:trPr>
+        <w:tc>
+          <w:tcPr>
+            <w:tcW w:type="dxa" w:w="9666"/>
+            <w:vAlign w:val="top"/>
+            <w:tcMar>
+              <w:top w:w="42" w:type="dxa"/>
+              <w:start w:w="90" w:type="dxa"/>
+              <w:bottom w:w="42" w:type="dxa"/>
+              <w:end w:w="90" w:type="dxa"/>
+            </w:tcMar>
+          </w:tcPr>
+          <w:p>
+            <w:pPr>
+              <w:pStyle w:val="TabCell"/>
+              <w:ind w:start="238"/>
+            </w:pPr>
+            <w:r>
+              <w:rPr>
+                <w:sz w:val="19"/>
+              </w:rPr>
+              <w:t>1.9   Gastrointestinal Procedures Tray</w:t>
+            </w:r>
+          </w:p>
+        </w:tc>
+        <w:tc>
+          <w:tcPr>
+            <w:tcW w:type="dxa" w:w="1134"/>
+            <w:vAlign w:val="top"/>
+            <w:tcMar>
+              <w:top w:w="42" w:type="dxa"/>
+              <w:start w:w="90" w:type="dxa"/>
+              <w:bottom w:w="42" w:type="dxa"/>
+              <w:end w:w="90" w:type="dxa"/>
+            </w:tcMar>
+          </w:tcPr>
+          <w:p>
+            <w:pPr>
+              <w:pStyle w:val="TabCell"/>
+              <w:jc w:val="center"/>
+            </w:pPr>
+            <w:r>
+              <w:fldChar w:fldCharType="begin"/>
+            </w:r>
+            <w:r>
+              <w:instrText xml:space="preserve"> PAGEREF tray_1_9 \h </w:instrText>
+            </w:r>
+            <w:r>
+              <w:fldChar w:fldCharType="separate"/>
+            </w:r>
+            <w:r>
+              <w:rPr>
+                <w:rFonts w:ascii="Calibri" w:hAnsi="Calibri"/>
+                <w:sz w:val="19"/>
+              </w:rPr>
+              <w:t>—</w:t>
+            </w:r>
+            <w:r>
+              <w:fldChar w:fldCharType="end"/>
+            </w:r>
+          </w:p>
+        </w:tc>
+      </w:tr>
+      <w:tr>
+        <w:trPr>
+          <w:cantSplit/>
+        </w:trPr>
+        <w:tc>
+          <w:tcPr>
+            <w:tcW w:type="dxa" w:w="9666"/>
+            <w:vAlign w:val="top"/>
+            <w:tcMar>
+              <w:top w:w="42" w:type="dxa"/>
+              <w:start w:w="90" w:type="dxa"/>
+              <w:bottom w:w="42" w:type="dxa"/>
+              <w:end w:w="90" w:type="dxa"/>
+            </w:tcMar>
+          </w:tcPr>
+          <w:p>
+            <w:pPr>
+              <w:pStyle w:val="TabCell"/>
+              <w:ind w:start="238"/>
+            </w:pPr>
+            <w:r>
+              <w:rPr>
+                <w:sz w:val="19"/>
+              </w:rPr>
+              <w:t>1.10   Rectal Procedures Tray</w:t>
+            </w:r>
+          </w:p>
+        </w:tc>
+        <w:tc>
+          <w:tcPr>
+            <w:tcW w:type="dxa" w:w="1134"/>
+            <w:vAlign w:val="top"/>
+            <w:tcMar>
+              <w:top w:w="42" w:type="dxa"/>
+              <w:start w:w="90" w:type="dxa"/>
+              <w:bottom w:w="42" w:type="dxa"/>
+              <w:end w:w="90" w:type="dxa"/>
+            </w:tcMar>
+          </w:tcPr>
+          <w:p>
+            <w:pPr>
+              <w:pStyle w:val="TabCell"/>
+              <w:jc w:val="center"/>
+            </w:pPr>
+            <w:r>
+              <w:fldChar w:fldCharType="begin"/>
+            </w:r>
+            <w:r>
+              <w:instrText xml:space="preserve"> PAGEREF tray_1_10 \h </w:instrText>
+            </w:r>
+            <w:r>
+              <w:fldChar w:fldCharType="separate"/>
+            </w:r>
+            <w:r>
+              <w:rPr>
+                <w:rFonts w:ascii="Calibri" w:hAnsi="Calibri"/>
+                <w:sz w:val="19"/>
+              </w:rPr>
+              <w:t>—</w:t>
+            </w:r>
+            <w:r>
+              <w:fldChar w:fldCharType="end"/>
+            </w:r>
+          </w:p>
+        </w:tc>
+      </w:tr>
+    </w:tbl>
+    <w:p>
+      <w:pPr>
+        <w:spacing w:before="0" w:after="120" w:line="240" w:lineRule="auto"/>
+      </w:pPr>
+    </w:p>
+    <w:p>
+      <w:r>
+        <w:br w:type="page"/>
       </w:r>
     </w:p>
     <w:p>
+      <w:bookmarkStart w:id="1014" w:name="how_to_read"/>
       <w:pPr>
-        <w:spacing w:before="0" w:after="0"/>
+        <w:pStyle w:val="TOCHead"/>
+        <w:spacing w:before="80" w:after="40"/>
       </w:pPr>
       <w:r>
-        <w:fldChar w:fldCharType="begin"/>
+        <w:t>How to Read These Notes</w:t>
+      </w:r>
+      <w:bookmarkEnd w:id="1014"/>
+    </w:p>
+    <w:p>
+      <w:pPr>
+        <w:jc w:val="center"/>
+        <w:spacing w:before="0" w:after="160" w:line="240" w:lineRule="auto"/>
+        <w:pBdr>
+          <w:bottom w:val="single" w:sz="18" w:space="1" w:color="000000"/>
+        </w:pBdr>
+      </w:pPr>
+    </w:p>
+    <w:p>
+      <w:pPr>
+        <w:pStyle w:val="TrayLead"/>
+        <w:spacing w:before="0" w:after="160"/>
+      </w:pPr>
+      <w:r>
+        <w:t xml:space="preserve">Every tray chapter is built to the same pattern, so you can find the same kind of information in the same place each time. Read the </w:t>
       </w:r>
       <w:r>
-        <w:instrText xml:space="preserve"> TOC \o "1-2" \h \z \u </w:instrText>
+        <w:rPr>
+          <w:i/>
+        </w:rPr>
+        <w:t>lead paragraph</w:t>
       </w:r>
       <w:r>
-        <w:fldChar w:fldCharType="separate"/>
+        <w:t xml:space="preserve"> and the </w:t>
       </w:r>
       <w:r>
-        <w:t>Right-click here and choose “Update Field”, or press Ctrl+A then F9, to build the Table of Contents with page numbers.</w:t>
+        <w:rPr>
+          <w:i/>
+        </w:rPr>
+        <w:t>figure</w:t>
       </w:r>
       <w:r>
-        <w:fldChar w:fldCharType="end"/>
+        <w:t xml:space="preserve"> first to fix the idea, then work through the contents table.</w:t>
       </w:r>
+    </w:p>
+    <w:tbl>
+      <w:tblPr>
+        <w:tblW w:type="auto" w:w="0"/>
+        <w:jc w:val="center"/>
+        <w:tblLayout w:type="fixed"/>
+        <w:tblLook w:firstColumn="1" w:firstRow="1" w:lastColumn="0" w:lastRow="0" w:noHBand="0" w:noVBand="1" w:val="04A0"/>
+        <w:tblLayout w:type="fixed"/>
+        <w:tblBorders>
+          <w:top w:val="single" w:sz="12" w:space="0" w:color="000000"/>
+          <w:bottom w:val="single" w:sz="12" w:space="0" w:color="000000"/>
+          <w:insideH w:val="single" w:sz="4" w:space="0" w:color="BBBBBB"/>
+        </w:tblBorders>
+      </w:tblPr>
+      <w:tblGrid>
+        <w:gridCol w:w="5400"/>
+        <w:gridCol w:w="5400"/>
+      </w:tblGrid>
+      <w:tr>
+        <w:tc>
+          <w:tcPr>
+            <w:tcW w:type="dxa" w:w="2835"/>
+            <w:vAlign w:val="top"/>
+            <w:tcMar>
+              <w:top w:w="70" w:type="dxa"/>
+              <w:start w:w="0" w:type="dxa"/>
+              <w:bottom w:w="70" w:type="dxa"/>
+              <w:end w:w="110" w:type="dxa"/>
+            </w:tcMar>
+          </w:tcPr>
+          <w:p>
+            <w:pPr>
+              <w:pStyle w:val="TabHead"/>
+            </w:pPr>
+            <w:r>
+              <w:rPr>
+                <w:sz w:val="19"/>
+              </w:rPr>
+              <w:t>Lead paragraph</w:t>
+            </w:r>
+          </w:p>
+        </w:tc>
+        <w:tc>
+          <w:tcPr>
+            <w:tcW w:type="dxa" w:w="7965"/>
+            <w:vAlign w:val="top"/>
+            <w:tcMar>
+              <w:top w:w="70" w:type="dxa"/>
+              <w:start w:w="0" w:type="dxa"/>
+              <w:bottom w:w="70" w:type="dxa"/>
+              <w:end w:w="110" w:type="dxa"/>
+            </w:tcMar>
+          </w:tcPr>
+          <w:p>
+            <w:pPr>
+              <w:pStyle w:val="TabCell"/>
+            </w:pPr>
+            <w:r>
+              <w:rPr>
+                <w:sz w:val="19"/>
+              </w:rPr>
+              <w:t>What the tray is for and the single idea that shapes it. If you remember nothing else from a chapter, remember this.</w:t>
+            </w:r>
+          </w:p>
+        </w:tc>
+      </w:tr>
+      <w:tr>
+        <w:tc>
+          <w:tcPr>
+            <w:tcW w:type="dxa" w:w="2835"/>
+            <w:vAlign w:val="top"/>
+            <w:tcMar>
+              <w:top w:w="70" w:type="dxa"/>
+              <w:start w:w="0" w:type="dxa"/>
+              <w:bottom w:w="70" w:type="dxa"/>
+              <w:end w:w="110" w:type="dxa"/>
+            </w:tcMar>
+          </w:tcPr>
+          <w:p>
+            <w:pPr>
+              <w:pStyle w:val="TabHead"/>
+            </w:pPr>
+            <w:r>
+              <w:rPr>
+                <w:sz w:val="19"/>
+              </w:rPr>
+              <w:t>Used for / includes</w:t>
+            </w:r>
+          </w:p>
+        </w:tc>
+        <w:tc>
+          <w:tcPr>
+            <w:tcW w:type="dxa" w:w="7965"/>
+            <w:vAlign w:val="top"/>
+            <w:tcMar>
+              <w:top w:w="70" w:type="dxa"/>
+              <w:start w:w="0" w:type="dxa"/>
+              <w:bottom w:w="70" w:type="dxa"/>
+              <w:end w:w="110" w:type="dxa"/>
+            </w:tcMar>
+          </w:tcPr>
+          <w:p>
+            <w:pPr>
+              <w:pStyle w:val="TabCell"/>
+            </w:pPr>
+            <w:r>
+              <w:rPr>
+                <w:sz w:val="19"/>
+              </w:rPr>
+              <w:t>The procedures the tray serves — useful for 'name three indications' questions.</w:t>
+            </w:r>
+          </w:p>
+        </w:tc>
+      </w:tr>
+      <w:tr>
+        <w:tc>
+          <w:tcPr>
+            <w:tcW w:type="dxa" w:w="2835"/>
+            <w:vAlign w:val="top"/>
+            <w:tcMar>
+              <w:top w:w="70" w:type="dxa"/>
+              <w:start w:w="0" w:type="dxa"/>
+              <w:bottom w:w="70" w:type="dxa"/>
+              <w:end w:w="110" w:type="dxa"/>
+            </w:tcMar>
+          </w:tcPr>
+          <w:p>
+            <w:pPr>
+              <w:pStyle w:val="TabHead"/>
+            </w:pPr>
+            <w:r>
+              <w:rPr>
+                <w:sz w:val="19"/>
+              </w:rPr>
+              <w:t>Figure</w:t>
+            </w:r>
+          </w:p>
+        </w:tc>
+        <w:tc>
+          <w:tcPr>
+            <w:tcW w:type="dxa" w:w="7965"/>
+            <w:vAlign w:val="top"/>
+            <w:tcMar>
+              <w:top w:w="70" w:type="dxa"/>
+              <w:start w:w="0" w:type="dxa"/>
+              <w:bottom w:w="70" w:type="dxa"/>
+              <w:end w:w="110" w:type="dxa"/>
+            </w:tcMar>
+          </w:tcPr>
+          <w:p>
+            <w:pPr>
+              <w:pStyle w:val="TabCell"/>
+            </w:pPr>
+            <w:r>
+              <w:rPr>
+                <w:sz w:val="19"/>
+              </w:rPr>
+              <w:t xml:space="preserve">An original line diagram of the tray's </w:t>
+            </w:r>
+            <w:r>
+              <w:rPr>
+                <w:b/>
+                <w:sz w:val="19"/>
+              </w:rPr>
+              <w:t>signature instruments</w:t>
+            </w:r>
+            <w:r>
+              <w:rPr>
+                <w:sz w:val="19"/>
+              </w:rPr>
+              <w:t xml:space="preserve"> — the items that identify it. Diagrams are schematic: they show the identifying feature (jaw pattern, bevel direction, footplate, curve) rather than a photographic likeness.</w:t>
+            </w:r>
+          </w:p>
+        </w:tc>
+      </w:tr>
+      <w:tr>
+        <w:tc>
+          <w:tcPr>
+            <w:tcW w:type="dxa" w:w="2835"/>
+            <w:vAlign w:val="top"/>
+            <w:tcMar>
+              <w:top w:w="70" w:type="dxa"/>
+              <w:start w:w="0" w:type="dxa"/>
+              <w:bottom w:w="70" w:type="dxa"/>
+              <w:end w:w="110" w:type="dxa"/>
+            </w:tcMar>
+          </w:tcPr>
+          <w:p>
+            <w:pPr>
+              <w:pStyle w:val="TabHead"/>
+            </w:pPr>
+            <w:r>
+              <w:rPr>
+                <w:sz w:val="19"/>
+              </w:rPr>
+              <w:t>Callout box</w:t>
+            </w:r>
+          </w:p>
+        </w:tc>
+        <w:tc>
+          <w:tcPr>
+            <w:tcW w:type="dxa" w:w="7965"/>
+            <w:vAlign w:val="top"/>
+            <w:tcMar>
+              <w:top w:w="70" w:type="dxa"/>
+              <w:start w:w="0" w:type="dxa"/>
+              <w:bottom w:w="70" w:type="dxa"/>
+              <w:end w:w="110" w:type="dxa"/>
+            </w:tcMar>
+          </w:tcPr>
+          <w:p>
+            <w:pPr>
+              <w:pStyle w:val="TabCell"/>
+            </w:pPr>
+            <w:r>
+              <w:rPr>
+                <w:sz w:val="19"/>
+              </w:rPr>
+              <w:t>The one concept, distinction or safety rule that examiners return to for that tray.</w:t>
+            </w:r>
+          </w:p>
+        </w:tc>
+      </w:tr>
+      <w:tr>
+        <w:tc>
+          <w:tcPr>
+            <w:tcW w:type="dxa" w:w="2835"/>
+            <w:vAlign w:val="top"/>
+            <w:tcMar>
+              <w:top w:w="70" w:type="dxa"/>
+              <w:start w:w="0" w:type="dxa"/>
+              <w:bottom w:w="70" w:type="dxa"/>
+              <w:end w:w="110" w:type="dxa"/>
+            </w:tcMar>
+          </w:tcPr>
+          <w:p>
+            <w:pPr>
+              <w:pStyle w:val="TabHead"/>
+            </w:pPr>
+            <w:r>
+              <w:rPr>
+                <w:sz w:val="19"/>
+              </w:rPr>
+              <w:t>Contents of the tray</w:t>
+            </w:r>
+          </w:p>
+        </w:tc>
+        <w:tc>
+          <w:tcPr>
+            <w:tcW w:type="dxa" w:w="7965"/>
+            <w:vAlign w:val="top"/>
+            <w:tcMar>
+              <w:top w:w="70" w:type="dxa"/>
+              <w:start w:w="0" w:type="dxa"/>
+              <w:bottom w:w="70" w:type="dxa"/>
+              <w:end w:w="110" w:type="dxa"/>
+            </w:tcMar>
+          </w:tcPr>
+          <w:p>
+            <w:pPr>
+              <w:pStyle w:val="TabCell"/>
+            </w:pPr>
+            <w:r>
+              <w:rPr>
+                <w:sz w:val="19"/>
+              </w:rPr>
+              <w:t xml:space="preserve">The full instrument list, grouped by </w:t>
+            </w:r>
+            <w:r>
+              <w:rPr>
+                <w:b/>
+                <w:sz w:val="19"/>
+              </w:rPr>
+              <w:t>function</w:t>
+            </w:r>
+            <w:r>
+              <w:rPr>
+                <w:sz w:val="19"/>
+              </w:rPr>
+              <w:t xml:space="preserve"> — cutting, grasping, clamping, retracting, suturing, suctioning — with quantities and the reason each item is present. Answer 'enumerate the contents' questions using these groups as headings.</w:t>
+            </w:r>
+          </w:p>
+        </w:tc>
+      </w:tr>
+      <w:tr>
+        <w:tc>
+          <w:tcPr>
+            <w:tcW w:type="dxa" w:w="2835"/>
+            <w:vAlign w:val="top"/>
+            <w:tcMar>
+              <w:top w:w="70" w:type="dxa"/>
+              <w:start w:w="0" w:type="dxa"/>
+              <w:bottom w:w="70" w:type="dxa"/>
+              <w:end w:w="110" w:type="dxa"/>
+            </w:tcMar>
+          </w:tcPr>
+          <w:p>
+            <w:pPr>
+              <w:pStyle w:val="TabHead"/>
+            </w:pPr>
+            <w:r>
+              <w:rPr>
+                <w:sz w:val="19"/>
+              </w:rPr>
+              <w:t>Additional supplies</w:t>
+            </w:r>
+          </w:p>
+        </w:tc>
+        <w:tc>
+          <w:tcPr>
+            <w:tcW w:type="dxa" w:w="7965"/>
+            <w:vAlign w:val="top"/>
+            <w:tcMar>
+              <w:top w:w="70" w:type="dxa"/>
+              <w:start w:w="0" w:type="dxa"/>
+              <w:bottom w:w="70" w:type="dxa"/>
+              <w:end w:w="110" w:type="dxa"/>
+            </w:tcMar>
+          </w:tcPr>
+          <w:p>
+            <w:pPr>
+              <w:pStyle w:val="TabCell"/>
+            </w:pPr>
+            <w:r>
+              <w:rPr>
+                <w:sz w:val="19"/>
+              </w:rPr>
+              <w:t>Position, draping, structures at risk and procedure-specific notes.</w:t>
+            </w:r>
+          </w:p>
+        </w:tc>
+      </w:tr>
+      <w:tr>
+        <w:tc>
+          <w:tcPr>
+            <w:tcW w:type="dxa" w:w="2835"/>
+            <w:vAlign w:val="top"/>
+            <w:tcMar>
+              <w:top w:w="70" w:type="dxa"/>
+              <w:start w:w="0" w:type="dxa"/>
+              <w:bottom w:w="70" w:type="dxa"/>
+              <w:end w:w="110" w:type="dxa"/>
+            </w:tcMar>
+          </w:tcPr>
+          <w:p>
+            <w:pPr>
+              <w:pStyle w:val="TabHead"/>
+            </w:pPr>
+            <w:r>
+              <w:rPr>
+                <w:sz w:val="19"/>
+              </w:rPr>
+              <w:t>Comparison table</w:t>
+            </w:r>
+          </w:p>
+        </w:tc>
+        <w:tc>
+          <w:tcPr>
+            <w:tcW w:type="dxa" w:w="7965"/>
+            <w:vAlign w:val="top"/>
+            <w:tcMar>
+              <w:top w:w="70" w:type="dxa"/>
+              <w:start w:w="0" w:type="dxa"/>
+              <w:bottom w:w="70" w:type="dxa"/>
+              <w:end w:w="110" w:type="dxa"/>
+            </w:tcMar>
+          </w:tcPr>
+          <w:p>
+            <w:pPr>
+              <w:pStyle w:val="TabCell"/>
+            </w:pPr>
+            <w:r>
+              <w:rPr>
+                <w:sz w:val="19"/>
+              </w:rPr>
+              <w:t>Where two trays or two instruments are easily confused, they are set side by side.</w:t>
+            </w:r>
+          </w:p>
+        </w:tc>
+      </w:tr>
+      <w:tr>
+        <w:tc>
+          <w:tcPr>
+            <w:tcW w:type="dxa" w:w="2835"/>
+            <w:vAlign w:val="top"/>
+            <w:tcMar>
+              <w:top w:w="70" w:type="dxa"/>
+              <w:start w:w="0" w:type="dxa"/>
+              <w:bottom w:w="70" w:type="dxa"/>
+              <w:end w:w="110" w:type="dxa"/>
+            </w:tcMar>
+          </w:tcPr>
+          <w:p>
+            <w:pPr>
+              <w:pStyle w:val="TabHead"/>
+            </w:pPr>
+            <w:r>
+              <w:rPr>
+                <w:sz w:val="19"/>
+              </w:rPr>
+              <w:t>Examination pointers</w:t>
+            </w:r>
+          </w:p>
+        </w:tc>
+        <w:tc>
+          <w:tcPr>
+            <w:tcW w:type="dxa" w:w="7965"/>
+            <w:vAlign w:val="top"/>
+            <w:tcMar>
+              <w:top w:w="70" w:type="dxa"/>
+              <w:start w:w="0" w:type="dxa"/>
+              <w:bottom w:w="70" w:type="dxa"/>
+              <w:end w:w="110" w:type="dxa"/>
+            </w:tcMar>
+          </w:tcPr>
+          <w:p>
+            <w:pPr>
+              <w:pStyle w:val="TabCell"/>
+            </w:pPr>
+            <w:r>
+              <w:rPr>
+                <w:sz w:val="19"/>
+              </w:rPr>
+              <w:t>The specific facts most often awarded marks — learn these last, as revision.</w:t>
+            </w:r>
+          </w:p>
+        </w:tc>
+      </w:tr>
+      <w:tr>
+        <w:tc>
+          <w:tcPr>
+            <w:tcW w:type="dxa" w:w="2835"/>
+            <w:vAlign w:val="top"/>
+            <w:tcMar>
+              <w:top w:w="70" w:type="dxa"/>
+              <w:start w:w="0" w:type="dxa"/>
+              <w:bottom w:w="70" w:type="dxa"/>
+              <w:end w:w="110" w:type="dxa"/>
+            </w:tcMar>
+          </w:tcPr>
+          <w:p>
+            <w:pPr>
+              <w:pStyle w:val="TabHead"/>
+            </w:pPr>
+            <w:r>
+              <w:rPr>
+                <w:sz w:val="19"/>
+              </w:rPr>
+              <w:t>Common mistakes</w:t>
+            </w:r>
+          </w:p>
+        </w:tc>
+        <w:tc>
+          <w:tcPr>
+            <w:tcW w:type="dxa" w:w="7965"/>
+            <w:vAlign w:val="top"/>
+            <w:tcMar>
+              <w:top w:w="70" w:type="dxa"/>
+              <w:start w:w="0" w:type="dxa"/>
+              <w:bottom w:w="70" w:type="dxa"/>
+              <w:end w:w="110" w:type="dxa"/>
+            </w:tcMar>
+          </w:tcPr>
+          <w:p>
+            <w:pPr>
+              <w:pStyle w:val="TabCell"/>
+            </w:pPr>
+            <w:r>
+              <w:rPr>
+                <w:sz w:val="19"/>
+              </w:rPr>
+              <w:t>Errors that lose marks, marked with ✗.</w:t>
+            </w:r>
+          </w:p>
+        </w:tc>
+      </w:tr>
+      <w:tr>
+        <w:tc>
+          <w:tcPr>
+            <w:tcW w:type="dxa" w:w="2835"/>
+            <w:vAlign w:val="top"/>
+            <w:tcMar>
+              <w:top w:w="70" w:type="dxa"/>
+              <w:start w:w="0" w:type="dxa"/>
+              <w:bottom w:w="70" w:type="dxa"/>
+              <w:end w:w="110" w:type="dxa"/>
+            </w:tcMar>
+          </w:tcPr>
+          <w:p>
+            <w:pPr>
+              <w:pStyle w:val="TabHead"/>
+            </w:pPr>
+            <w:r>
+              <w:rPr>
+                <w:sz w:val="19"/>
+              </w:rPr>
+              <w:t>Likely examination questions</w:t>
+            </w:r>
+          </w:p>
+        </w:tc>
+        <w:tc>
+          <w:tcPr>
+            <w:tcW w:type="dxa" w:w="7965"/>
+            <w:vAlign w:val="top"/>
+            <w:tcMar>
+              <w:top w:w="70" w:type="dxa"/>
+              <w:start w:w="0" w:type="dxa"/>
+              <w:bottom w:w="70" w:type="dxa"/>
+              <w:end w:w="110" w:type="dxa"/>
+            </w:tcMar>
+          </w:tcPr>
+          <w:p>
+            <w:pPr>
+              <w:pStyle w:val="TabCell"/>
+            </w:pPr>
+            <w:r>
+              <w:rPr>
+                <w:sz w:val="19"/>
+              </w:rPr>
+              <w:t>Questions with model answers written at the length an examiner expects.</w:t>
+            </w:r>
+          </w:p>
+        </w:tc>
+      </w:tr>
+      <w:tr>
+        <w:tc>
+          <w:tcPr>
+            <w:tcW w:type="dxa" w:w="2835"/>
+            <w:vAlign w:val="top"/>
+            <w:tcMar>
+              <w:top w:w="70" w:type="dxa"/>
+              <w:start w:w="0" w:type="dxa"/>
+              <w:bottom w:w="70" w:type="dxa"/>
+              <w:end w:w="110" w:type="dxa"/>
+            </w:tcMar>
+          </w:tcPr>
+          <w:p>
+            <w:pPr>
+              <w:pStyle w:val="TabHead"/>
+            </w:pPr>
+            <w:r>
+              <w:rPr>
+                <w:sz w:val="19"/>
+              </w:rPr>
+              <w:t>A note on quantities</w:t>
+            </w:r>
+          </w:p>
+        </w:tc>
+        <w:tc>
+          <w:tcPr>
+            <w:tcW w:type="dxa" w:w="7965"/>
+            <w:vAlign w:val="top"/>
+            <w:tcMar>
+              <w:top w:w="70" w:type="dxa"/>
+              <w:start w:w="0" w:type="dxa"/>
+              <w:bottom w:w="70" w:type="dxa"/>
+              <w:end w:w="110" w:type="dxa"/>
+            </w:tcMar>
+          </w:tcPr>
+          <w:p>
+            <w:pPr>
+              <w:pStyle w:val="TabCell"/>
+            </w:pPr>
+            <w:r>
+              <w:rPr>
+                <w:sz w:val="19"/>
+              </w:rPr>
+              <w:t xml:space="preserve">Instrument </w:t>
+            </w:r>
+            <w:r>
+              <w:rPr>
+                <w:b/>
+                <w:sz w:val="19"/>
+              </w:rPr>
+              <w:t>names, functions and groupings</w:t>
+            </w:r>
+            <w:r>
+              <w:rPr>
+                <w:sz w:val="19"/>
+              </w:rPr>
+              <w:t xml:space="preserve"> are standard. The </w:t>
+            </w:r>
+            <w:r>
+              <w:rPr>
+                <w:b/>
+                <w:sz w:val="19"/>
+              </w:rPr>
+              <w:t>numbers</w:t>
+            </w:r>
+            <w:r>
+              <w:rPr>
+                <w:sz w:val="19"/>
+              </w:rPr>
+              <w:t xml:space="preserve"> ("6 Allis clamps") vary between institutions — please cross-check them against your prescribed textbook.</w:t>
+            </w:r>
+          </w:p>
+        </w:tc>
+      </w:tr>
+      <w:tr>
+        <w:tc>
+          <w:tcPr>
+            <w:tcW w:type="dxa" w:w="2835"/>
+            <w:vAlign w:val="top"/>
+            <w:tcMar>
+              <w:top w:w="70" w:type="dxa"/>
+              <w:start w:w="0" w:type="dxa"/>
+              <w:bottom w:w="70" w:type="dxa"/>
+              <w:end w:w="110" w:type="dxa"/>
+            </w:tcMar>
+          </w:tcPr>
+          <w:p>
+            <w:pPr>
+              <w:pStyle w:val="TabHead"/>
+            </w:pPr>
+            <w:r>
+              <w:rPr>
+                <w:sz w:val="19"/>
+              </w:rPr>
+              <w:t>Printing</w:t>
+            </w:r>
+          </w:p>
+        </w:tc>
+        <w:tc>
+          <w:tcPr>
+            <w:tcW w:type="dxa" w:w="7965"/>
+            <w:vAlign w:val="top"/>
+            <w:tcMar>
+              <w:top w:w="70" w:type="dxa"/>
+              <w:start w:w="0" w:type="dxa"/>
+              <w:bottom w:w="70" w:type="dxa"/>
+              <w:end w:w="110" w:type="dxa"/>
+            </w:tcMar>
+          </w:tcPr>
+          <w:p>
+            <w:pPr>
+              <w:pStyle w:val="TabCell"/>
+            </w:pPr>
+            <w:r>
+              <w:rPr>
+                <w:sz w:val="19"/>
+              </w:rPr>
+              <w:t>Legal paper (8.5 × 14 in), 1.27 cm margins, monochrome throughout. No information depends on colour, so a black-and-white printer loses nothing.</w:t>
+            </w:r>
+          </w:p>
+        </w:tc>
+      </w:tr>
+    </w:tbl>
+    <w:p>
+      <w:pPr>
+        <w:spacing w:before="0" w:after="120" w:line="240" w:lineRule="auto"/>
+      </w:pPr>
     </w:p>
     <w:p>
       <w:r>
@@ -262,7 +1756,7 @@
             </w:r>
           </w:p>
           <w:p>
-            <w:bookmarkStart w:id="1013" w:name="part_I"/>
+            <w:bookmarkStart w:id="1015" w:name="part_I"/>
             <w:pPr>
               <w:pStyle w:val="Heading1"/>
               <w:jc w:val="left"/>
@@ -277,7 +1771,7 @@
               </w:rPr>
               <w:t>General Surgery Trays</w:t>
             </w:r>
-            <w:bookmarkEnd w:id="1013"/>
+            <w:bookmarkEnd w:id="1015"/>
           </w:p>
           <w:p>
             <w:pPr>
@@ -320,12 +1814,7 @@
       </w:r>
     </w:p>
     <w:p>
-      <w:r>
-        <w:br w:type="page"/>
-      </w:r>
-    </w:p>
-    <w:p>
-      <w:bookmarkStart w:id="1014" w:name="tray_1_1"/>
+      <w:bookmarkStart w:id="1016" w:name="tray_1_1"/>
       <w:pPr>
         <w:pStyle w:val="Heading2"/>
         <w:spacing w:before="320" w:after="40"/>
@@ -352,7 +1841,7 @@
         </w:rPr>
         <w:t>Major Procedures Tray</w:t>
       </w:r>
-      <w:bookmarkEnd w:id="1014"/>
+      <w:bookmarkEnd w:id="1016"/>
     </w:p>
     <w:p>
       <w:pPr>
@@ -612,101 +2101,106 @@
               <w:t>Fig 1.1 — Instruments that define the major tray</w:t>
             </w:r>
           </w:p>
-          <w:tbl>
-            <w:tblPr>
-              <w:tblW w:type="auto" w:w="0"/>
-              <w:tblLayout w:type="fixed"/>
-              <w:tblLook w:firstColumn="1" w:firstRow="1" w:lastColumn="0" w:lastRow="0" w:noHBand="0" w:noVBand="1" w:val="04A0"/>
-              <w:tblBorders>
-                <w:top w:val="single" w:sz="6" w:space="0" w:color="000000"/>
-                <w:left w:val="single" w:sz="20" w:space="0" w:color="000000"/>
-                <w:bottom w:val="single" w:sz="6" w:space="0" w:color="000000"/>
-                <w:right w:val="single" w:sz="6" w:space="0" w:color="000000"/>
-              </w:tblBorders>
-            </w:tblPr>
-            <w:tblGrid>
-              <w:gridCol w:w="3685"/>
-            </w:tblGrid>
-            <w:tr>
-              <w:tc>
-                <w:tcPr>
-                  <w:tcW w:type="dxa" w:w="3685"/>
-                  <w:shd w:val="clear" w:color="auto" w:fill="F0F0F0"/>
-                  <w:tcMar>
-                    <w:top w:w="90" w:type="dxa"/>
-                    <w:start w:w="120" w:type="dxa"/>
-                    <w:bottom w:w="90" w:type="dxa"/>
-                    <w:end w:w="120" w:type="dxa"/>
-                  </w:tcMar>
-                </w:tcPr>
-                <w:p>
-                  <w:pPr>
-                    <w:pStyle w:val="BoxHead"/>
-                    <w:spacing w:before="0" w:after="60"/>
-                  </w:pPr>
-                  <w:r>
-                    <w:t>Why it is 'major'</w:t>
-                  </w:r>
-                </w:p>
-                <w:p>
-                  <w:pPr>
-                    <w:pStyle w:val="BoxBody"/>
-                    <w:spacing w:before="20" w:after="40"/>
-                    <w:ind w:start="181" w:hanging="181"/>
-                  </w:pPr>
-                  <w:r>
-                    <w:rPr>
-                      <w:rFonts w:ascii="Calibri" w:hAnsi="Calibri"/>
-                      <w:b/>
-                    </w:rPr>
-                    <w:t xml:space="preserve">▪  </w:t>
-                  </w:r>
-                  <w:r>
-                    <w:t xml:space="preserve">Not because of the number of pieces but because it provides </w:t>
-                  </w:r>
-                  <w:r>
-                    <w:rPr>
-                      <w:b/>
-                    </w:rPr>
-                    <w:t>depth</w:t>
-                  </w:r>
-                  <w:r>
-                    <w:t xml:space="preserve"> — long instruments, deep retractors and a self-retaining retractor.</w:t>
-                  </w:r>
-                </w:p>
-                <w:p>
-                  <w:pPr>
-                    <w:pStyle w:val="BoxBody"/>
-                    <w:spacing w:before="20" w:after="40"/>
-                    <w:ind w:start="181" w:hanging="181"/>
-                  </w:pPr>
-                  <w:r>
-                    <w:rPr>
-                      <w:rFonts w:ascii="Calibri" w:hAnsi="Calibri"/>
-                      <w:b/>
-                    </w:rPr>
-                    <w:t xml:space="preserve">▪  </w:t>
-                  </w:r>
-                  <w:r>
-                    <w:t xml:space="preserve">It carries </w:t>
-                  </w:r>
-                  <w:r>
-                    <w:rPr>
-                      <w:b/>
-                    </w:rPr>
-                    <w:t>atraumatic</w:t>
-                  </w:r>
-                  <w:r>
-                    <w:t xml:space="preserve"> clamps (DeBakey, Babcock) as well as crushing clamps, because bowel and vessels must survive.</w:t>
-                  </w:r>
-                </w:p>
-              </w:tc>
-            </w:tr>
-          </w:tbl>
-          <w:p/>
         </w:tc>
       </w:tr>
     </w:tbl>
+    <w:tbl>
+      <w:tblPr>
+        <w:tblW w:type="auto" w:w="0"/>
+        <w:jc w:val="center"/>
+        <w:tblLayout w:type="fixed"/>
+        <w:tblLook w:firstColumn="1" w:firstRow="1" w:lastColumn="0" w:lastRow="0" w:noHBand="0" w:noVBand="1" w:val="04A0"/>
+        <w:tblBorders>
+          <w:top w:val="single" w:sz="6" w:space="0" w:color="000000"/>
+          <w:left w:val="single" w:sz="24" w:space="0" w:color="000000"/>
+          <w:bottom w:val="single" w:sz="6" w:space="0" w:color="000000"/>
+          <w:right w:val="single" w:sz="6" w:space="0" w:color="000000"/>
+        </w:tblBorders>
+      </w:tblPr>
+      <w:tblGrid>
+        <w:gridCol w:w="10800"/>
+      </w:tblGrid>
+      <w:tr>
+        <w:tc>
+          <w:tcPr>
+            <w:tcW w:type="dxa" w:w="10800"/>
+            <w:shd w:val="clear" w:color="auto" w:fill="E4E4E4"/>
+            <w:tcMar>
+              <w:top w:w="110" w:type="dxa"/>
+              <w:start w:w="150" w:type="dxa"/>
+              <w:bottom w:w="110" w:type="dxa"/>
+              <w:end w:w="150" w:type="dxa"/>
+            </w:tcMar>
+          </w:tcPr>
+          <w:p>
+            <w:pPr>
+              <w:pStyle w:val="BoxHead"/>
+              <w:spacing w:before="0" w:after="60"/>
+            </w:pPr>
+            <w:r>
+              <w:t>Why it is 'major'</w:t>
+            </w:r>
+          </w:p>
+          <w:p>
+            <w:pPr>
+              <w:pStyle w:val="BoxBody"/>
+              <w:spacing w:before="20" w:after="40"/>
+              <w:ind w:start="204" w:hanging="204"/>
+            </w:pPr>
+            <w:r>
+              <w:rPr>
+                <w:rFonts w:ascii="Calibri" w:hAnsi="Calibri"/>
+                <w:b/>
+              </w:rPr>
+              <w:t xml:space="preserve">▪  </w:t>
+            </w:r>
+            <w:r>
+              <w:t xml:space="preserve">Not because of the number of pieces but because it provides </w:t>
+            </w:r>
+            <w:r>
+              <w:rPr>
+                <w:b/>
+              </w:rPr>
+              <w:t>depth</w:t>
+            </w:r>
+            <w:r>
+              <w:t xml:space="preserve"> — long instruments, deep retractors and a self-retaining retractor.</w:t>
+            </w:r>
+          </w:p>
+          <w:p>
+            <w:pPr>
+              <w:pStyle w:val="BoxBody"/>
+              <w:spacing w:before="20" w:after="40"/>
+              <w:ind w:start="204" w:hanging="204"/>
+            </w:pPr>
+            <w:r>
+              <w:rPr>
+                <w:rFonts w:ascii="Calibri" w:hAnsi="Calibri"/>
+                <w:b/>
+              </w:rPr>
+              <w:t xml:space="preserve">▪  </w:t>
+            </w:r>
+            <w:r>
+              <w:t xml:space="preserve">It carries </w:t>
+            </w:r>
+            <w:r>
+              <w:rPr>
+                <w:b/>
+              </w:rPr>
+              <w:t>atraumatic</w:t>
+            </w:r>
+            <w:r>
+              <w:t xml:space="preserve"> clamps (DeBakey, Babcock) as well as crushing clamps, because bowel and vessels must survive.</w:t>
+            </w:r>
+          </w:p>
+        </w:tc>
+      </w:tr>
+    </w:tbl>
+    <w:p>
+      <w:pPr>
+        <w:spacing w:before="0" w:after="140" w:line="240" w:lineRule="auto"/>
+      </w:pPr>
+    </w:p>
     <w:p>
       <w:pPr>
         <w:pStyle w:val="Heading3"/>
@@ -5200,7 +6694,7 @@
       </w:r>
     </w:p>
     <w:p>
-      <w:bookmarkStart w:id="1015" w:name="tray_1_2"/>
+      <w:bookmarkStart w:id="1017" w:name="tray_1_2"/>
       <w:pPr>
         <w:pStyle w:val="Heading2"/>
         <w:spacing w:before="320" w:after="40"/>
@@ -5227,7 +6721,7 @@
         </w:rPr>
         <w:t>Basic / Minor Procedures Tray</w:t>
       </w:r>
-      <w:bookmarkEnd w:id="1015"/>
+      <w:bookmarkEnd w:id="1017"/>
     </w:p>
     <w:p>
       <w:pPr>
@@ -5503,110 +6997,115 @@
               <w:t>Fig 1.2 — The core of the basic/minor tray</w:t>
             </w:r>
           </w:p>
-          <w:tbl>
-            <w:tblPr>
-              <w:tblW w:type="auto" w:w="0"/>
-              <w:tblLayout w:type="fixed"/>
-              <w:tblLook w:firstColumn="1" w:firstRow="1" w:lastColumn="0" w:lastRow="0" w:noHBand="0" w:noVBand="1" w:val="04A0"/>
-              <w:tblBorders>
-                <w:top w:val="single" w:sz="6" w:space="0" w:color="000000"/>
-                <w:left w:val="single" w:sz="20" w:space="0" w:color="000000"/>
-                <w:bottom w:val="single" w:sz="6" w:space="0" w:color="000000"/>
-                <w:right w:val="single" w:sz="6" w:space="0" w:color="000000"/>
-              </w:tblBorders>
-            </w:tblPr>
-            <w:tblGrid>
-              <w:gridCol w:w="3685"/>
-            </w:tblGrid>
-            <w:tr>
-              <w:tc>
-                <w:tcPr>
-                  <w:tcW w:type="dxa" w:w="3685"/>
-                  <w:shd w:val="clear" w:color="auto" w:fill="F0F0F0"/>
-                  <w:tcMar>
-                    <w:top w:w="90" w:type="dxa"/>
-                    <w:start w:w="120" w:type="dxa"/>
-                    <w:bottom w:w="90" w:type="dxa"/>
-                    <w:end w:w="120" w:type="dxa"/>
-                  </w:tcMar>
-                </w:tcPr>
-                <w:p>
-                  <w:pPr>
-                    <w:pStyle w:val="BoxHead"/>
-                    <w:spacing w:before="0" w:after="60"/>
-                  </w:pPr>
-                  <w:r>
-                    <w:t>Why this tray matters most</w:t>
-                  </w:r>
-                </w:p>
-                <w:p>
-                  <w:pPr>
-                    <w:pStyle w:val="BoxBody"/>
-                    <w:spacing w:before="20" w:after="40"/>
-                    <w:ind w:start="181" w:hanging="181"/>
-                  </w:pPr>
-                  <w:r>
-                    <w:rPr>
-                      <w:rFonts w:ascii="Calibri" w:hAnsi="Calibri"/>
-                      <w:b/>
-                    </w:rPr>
-                    <w:t xml:space="preserve">▪  </w:t>
-                  </w:r>
-                  <w:r>
-                    <w:t xml:space="preserve">It is the </w:t>
-                  </w:r>
-                  <w:r>
-                    <w:rPr>
-                      <w:b/>
-                    </w:rPr>
-                    <w:t>commonest tray in the hospital</w:t>
-                  </w:r>
-                  <w:r>
-                    <w:t xml:space="preserve">, and the </w:t>
-                  </w:r>
-                  <w:r>
-                    <w:rPr>
-                      <w:b/>
-                    </w:rPr>
-                    <w:t>reference set</w:t>
-                  </w:r>
-                  <w:r>
-                    <w:t xml:space="preserve"> for the majority of speciality trays.</w:t>
-                  </w:r>
-                </w:p>
-                <w:p>
-                  <w:pPr>
-                    <w:pStyle w:val="BoxBody"/>
-                    <w:spacing w:before="20" w:after="40"/>
-                    <w:ind w:start="181" w:hanging="181"/>
-                  </w:pPr>
-                  <w:r>
-                    <w:rPr>
-                      <w:rFonts w:ascii="Calibri" w:hAnsi="Calibri"/>
-                      <w:b/>
-                    </w:rPr>
-                    <w:t xml:space="preserve">▪  </w:t>
-                  </w:r>
-                  <w:r>
-                    <w:t xml:space="preserve">Examiners often ask you to </w:t>
-                  </w:r>
-                  <w:r>
-                    <w:rPr>
-                      <w:i/>
-                    </w:rPr>
-                    <w:t>convert</w:t>
-                  </w:r>
-                  <w:r>
-                    <w:t xml:space="preserve"> it: 'what would you add to a minor tray for a thyroidectomy / a D&amp;C / a tracheostomy?'</w:t>
-                  </w:r>
-                </w:p>
-              </w:tc>
-            </w:tr>
-          </w:tbl>
-          <w:p/>
         </w:tc>
       </w:tr>
     </w:tbl>
+    <w:tbl>
+      <w:tblPr>
+        <w:tblW w:type="auto" w:w="0"/>
+        <w:jc w:val="center"/>
+        <w:tblLayout w:type="fixed"/>
+        <w:tblLook w:firstColumn="1" w:firstRow="1" w:lastColumn="0" w:lastRow="0" w:noHBand="0" w:noVBand="1" w:val="04A0"/>
+        <w:tblBorders>
+          <w:top w:val="single" w:sz="6" w:space="0" w:color="000000"/>
+          <w:left w:val="single" w:sz="24" w:space="0" w:color="000000"/>
+          <w:bottom w:val="single" w:sz="6" w:space="0" w:color="000000"/>
+          <w:right w:val="single" w:sz="6" w:space="0" w:color="000000"/>
+        </w:tblBorders>
+      </w:tblPr>
+      <w:tblGrid>
+        <w:gridCol w:w="10800"/>
+      </w:tblGrid>
+      <w:tr>
+        <w:tc>
+          <w:tcPr>
+            <w:tcW w:type="dxa" w:w="10800"/>
+            <w:shd w:val="clear" w:color="auto" w:fill="E4E4E4"/>
+            <w:tcMar>
+              <w:top w:w="110" w:type="dxa"/>
+              <w:start w:w="150" w:type="dxa"/>
+              <w:bottom w:w="110" w:type="dxa"/>
+              <w:end w:w="150" w:type="dxa"/>
+            </w:tcMar>
+          </w:tcPr>
+          <w:p>
+            <w:pPr>
+              <w:pStyle w:val="BoxHead"/>
+              <w:spacing w:before="0" w:after="60"/>
+            </w:pPr>
+            <w:r>
+              <w:t>Why this tray matters most</w:t>
+            </w:r>
+          </w:p>
+          <w:p>
+            <w:pPr>
+              <w:pStyle w:val="BoxBody"/>
+              <w:spacing w:before="20" w:after="40"/>
+              <w:ind w:start="204" w:hanging="204"/>
+            </w:pPr>
+            <w:r>
+              <w:rPr>
+                <w:rFonts w:ascii="Calibri" w:hAnsi="Calibri"/>
+                <w:b/>
+              </w:rPr>
+              <w:t xml:space="preserve">▪  </w:t>
+            </w:r>
+            <w:r>
+              <w:t xml:space="preserve">It is the </w:t>
+            </w:r>
+            <w:r>
+              <w:rPr>
+                <w:b/>
+              </w:rPr>
+              <w:t>commonest tray in the hospital</w:t>
+            </w:r>
+            <w:r>
+              <w:t xml:space="preserve">, and the </w:t>
+            </w:r>
+            <w:r>
+              <w:rPr>
+                <w:b/>
+              </w:rPr>
+              <w:t>reference set</w:t>
+            </w:r>
+            <w:r>
+              <w:t xml:space="preserve"> for the majority of speciality trays.</w:t>
+            </w:r>
+          </w:p>
+          <w:p>
+            <w:pPr>
+              <w:pStyle w:val="BoxBody"/>
+              <w:spacing w:before="20" w:after="40"/>
+              <w:ind w:start="204" w:hanging="204"/>
+            </w:pPr>
+            <w:r>
+              <w:rPr>
+                <w:rFonts w:ascii="Calibri" w:hAnsi="Calibri"/>
+                <w:b/>
+              </w:rPr>
+              <w:t xml:space="preserve">▪  </w:t>
+            </w:r>
+            <w:r>
+              <w:t xml:space="preserve">Examiners often ask you to </w:t>
+            </w:r>
+            <w:r>
+              <w:rPr>
+                <w:i/>
+              </w:rPr>
+              <w:t>convert</w:t>
+            </w:r>
+            <w:r>
+              <w:t xml:space="preserve"> it: 'what would you add to a minor tray for a thyroidectomy / a D&amp;C / a tracheostomy?'</w:t>
+            </w:r>
+          </w:p>
+        </w:tc>
+      </w:tr>
+    </w:tbl>
+    <w:p>
+      <w:pPr>
+        <w:spacing w:before="0" w:after="140" w:line="240" w:lineRule="auto"/>
+      </w:pPr>
+    </w:p>
     <w:p>
       <w:pPr>
         <w:pStyle w:val="Heading3"/>
@@ -8590,7 +10089,7 @@
       </w:r>
     </w:p>
     <w:p>
-      <w:bookmarkStart w:id="1016" w:name="tray_1_3"/>
+      <w:bookmarkStart w:id="1018" w:name="tray_1_3"/>
       <w:pPr>
         <w:pStyle w:val="Heading2"/>
         <w:spacing w:before="320" w:after="40"/>
@@ -8617,7 +10116,7 @@
         </w:rPr>
         <w:t>Limited Procedures Tray</w:t>
       </w:r>
-      <w:bookmarkEnd w:id="1016"/>
+      <w:bookmarkEnd w:id="1018"/>
     </w:p>
     <w:p>
       <w:pPr>
@@ -8877,98 +10376,103 @@
               <w:t>Fig 1.3 — Everything the limited tray really needs</w:t>
             </w:r>
           </w:p>
-          <w:tbl>
-            <w:tblPr>
-              <w:tblW w:type="auto" w:w="0"/>
-              <w:tblLayout w:type="fixed"/>
-              <w:tblLook w:firstColumn="1" w:firstRow="1" w:lastColumn="0" w:lastRow="0" w:noHBand="0" w:noVBand="1" w:val="04A0"/>
-              <w:tblBorders>
-                <w:top w:val="single" w:sz="6" w:space="0" w:color="000000"/>
-                <w:left w:val="single" w:sz="20" w:space="0" w:color="000000"/>
-                <w:bottom w:val="single" w:sz="6" w:space="0" w:color="000000"/>
-                <w:right w:val="single" w:sz="6" w:space="0" w:color="000000"/>
-              </w:tblBorders>
-            </w:tblPr>
-            <w:tblGrid>
-              <w:gridCol w:w="3685"/>
-            </w:tblGrid>
-            <w:tr>
-              <w:tc>
-                <w:tcPr>
-                  <w:tcW w:type="dxa" w:w="3685"/>
-                  <w:shd w:val="clear" w:color="auto" w:fill="F0F0F0"/>
-                  <w:tcMar>
-                    <w:top w:w="90" w:type="dxa"/>
-                    <w:start w:w="120" w:type="dxa"/>
-                    <w:bottom w:w="90" w:type="dxa"/>
-                    <w:end w:w="120" w:type="dxa"/>
-                  </w:tcMar>
-                </w:tcPr>
-                <w:p>
-                  <w:pPr>
-                    <w:pStyle w:val="BoxHead"/>
-                    <w:spacing w:before="0" w:after="60"/>
-                  </w:pPr>
-                  <w:r>
-                    <w:t>Defining feature</w:t>
-                  </w:r>
-                </w:p>
-                <w:p>
-                  <w:pPr>
-                    <w:pStyle w:val="BoxBody"/>
-                    <w:spacing w:before="20" w:after="40"/>
-                    <w:ind w:start="181" w:hanging="181"/>
-                  </w:pPr>
-                  <w:r>
-                    <w:rPr>
-                      <w:rFonts w:ascii="Calibri" w:hAnsi="Calibri"/>
-                      <w:b/>
-                    </w:rPr>
-                    <w:t xml:space="preserve">▪  </w:t>
-                  </w:r>
-                  <w:r>
-                    <w:rPr>
-                      <w:b/>
-                    </w:rPr>
-                    <w:t>No cavity is entered.</w:t>
-                  </w:r>
-                  <w:r>
-                    <w:t xml:space="preserve"> The tray has no deep retractor, no long instrument and usually no suction.</w:t>
-                  </w:r>
-                </w:p>
-                <w:p>
-                  <w:pPr>
-                    <w:pStyle w:val="BoxBody"/>
-                    <w:spacing w:before="20" w:after="40"/>
-                    <w:ind w:start="181" w:hanging="181"/>
-                  </w:pPr>
-                  <w:r>
-                    <w:rPr>
-                      <w:rFonts w:ascii="Calibri" w:hAnsi="Calibri"/>
-                      <w:b/>
-                    </w:rPr>
-                    <w:t xml:space="preserve">▪  </w:t>
-                  </w:r>
-                  <w:r>
-                    <w:t xml:space="preserve">If suction, self-retaining retraction or instruments longer than ≈14 cm are needed, the correct choice is a </w:t>
-                  </w:r>
-                  <w:r>
-                    <w:rPr>
-                      <w:b/>
-                    </w:rPr>
-                    <w:t>minor tray</w:t>
-                  </w:r>
-                  <w:r>
-                    <w:t>, not a limited tray.</w:t>
-                  </w:r>
-                </w:p>
-              </w:tc>
-            </w:tr>
-          </w:tbl>
-          <w:p/>
         </w:tc>
       </w:tr>
     </w:tbl>
+    <w:tbl>
+      <w:tblPr>
+        <w:tblW w:type="auto" w:w="0"/>
+        <w:jc w:val="center"/>
+        <w:tblLayout w:type="fixed"/>
+        <w:tblLook w:firstColumn="1" w:firstRow="1" w:lastColumn="0" w:lastRow="0" w:noHBand="0" w:noVBand="1" w:val="04A0"/>
+        <w:tblBorders>
+          <w:top w:val="single" w:sz="6" w:space="0" w:color="000000"/>
+          <w:left w:val="single" w:sz="24" w:space="0" w:color="000000"/>
+          <w:bottom w:val="single" w:sz="6" w:space="0" w:color="000000"/>
+          <w:right w:val="single" w:sz="6" w:space="0" w:color="000000"/>
+        </w:tblBorders>
+      </w:tblPr>
+      <w:tblGrid>
+        <w:gridCol w:w="10800"/>
+      </w:tblGrid>
+      <w:tr>
+        <w:tc>
+          <w:tcPr>
+            <w:tcW w:type="dxa" w:w="10800"/>
+            <w:shd w:val="clear" w:color="auto" w:fill="E4E4E4"/>
+            <w:tcMar>
+              <w:top w:w="110" w:type="dxa"/>
+              <w:start w:w="150" w:type="dxa"/>
+              <w:bottom w:w="110" w:type="dxa"/>
+              <w:end w:w="150" w:type="dxa"/>
+            </w:tcMar>
+          </w:tcPr>
+          <w:p>
+            <w:pPr>
+              <w:pStyle w:val="BoxHead"/>
+              <w:spacing w:before="0" w:after="60"/>
+            </w:pPr>
+            <w:r>
+              <w:t>Defining feature</w:t>
+            </w:r>
+          </w:p>
+          <w:p>
+            <w:pPr>
+              <w:pStyle w:val="BoxBody"/>
+              <w:spacing w:before="20" w:after="40"/>
+              <w:ind w:start="204" w:hanging="204"/>
+            </w:pPr>
+            <w:r>
+              <w:rPr>
+                <w:rFonts w:ascii="Calibri" w:hAnsi="Calibri"/>
+                <w:b/>
+              </w:rPr>
+              <w:t xml:space="preserve">▪  </w:t>
+            </w:r>
+            <w:r>
+              <w:rPr>
+                <w:b/>
+              </w:rPr>
+              <w:t>No cavity is entered.</w:t>
+            </w:r>
+            <w:r>
+              <w:t xml:space="preserve"> The tray has no deep retractor, no long instrument and usually no suction.</w:t>
+            </w:r>
+          </w:p>
+          <w:p>
+            <w:pPr>
+              <w:pStyle w:val="BoxBody"/>
+              <w:spacing w:before="20" w:after="40"/>
+              <w:ind w:start="204" w:hanging="204"/>
+            </w:pPr>
+            <w:r>
+              <w:rPr>
+                <w:rFonts w:ascii="Calibri" w:hAnsi="Calibri"/>
+                <w:b/>
+              </w:rPr>
+              <w:t xml:space="preserve">▪  </w:t>
+            </w:r>
+            <w:r>
+              <w:t xml:space="preserve">If suction, self-retaining retraction or instruments longer than ≈14 cm are needed, the correct choice is a </w:t>
+            </w:r>
+            <w:r>
+              <w:rPr>
+                <w:b/>
+              </w:rPr>
+              <w:t>minor tray</w:t>
+            </w:r>
+            <w:r>
+              <w:t>, not a limited tray.</w:t>
+            </w:r>
+          </w:p>
+        </w:tc>
+      </w:tr>
+    </w:tbl>
+    <w:p>
+      <w:pPr>
+        <w:spacing w:before="0" w:after="140" w:line="240" w:lineRule="auto"/>
+      </w:pPr>
+    </w:p>
     <w:p>
       <w:pPr>
         <w:pStyle w:val="Heading3"/>
@@ -10725,7 +12229,7 @@
       </w:r>
     </w:p>
     <w:p>
-      <w:bookmarkStart w:id="1017" w:name="tray_1_4"/>
+      <w:bookmarkStart w:id="1019" w:name="tray_1_4"/>
       <w:pPr>
         <w:pStyle w:val="Heading2"/>
         <w:spacing w:before="320" w:after="40"/>
@@ -10752,7 +12256,7 @@
         </w:rPr>
         <w:t>Thyroid Tray</w:t>
       </w:r>
-      <w:bookmarkEnd w:id="1017"/>
+      <w:bookmarkEnd w:id="1019"/>
     </w:p>
     <w:p>
       <w:pPr>
@@ -11021,101 +12525,106 @@
               <w:t>Fig 1.4 — Fine haemostasis and gland traction define this tray</w:t>
             </w:r>
           </w:p>
-          <w:tbl>
-            <w:tblPr>
-              <w:tblW w:type="auto" w:w="0"/>
-              <w:tblLayout w:type="fixed"/>
-              <w:tblLook w:firstColumn="1" w:firstRow="1" w:lastColumn="0" w:lastRow="0" w:noHBand="0" w:noVBand="1" w:val="04A0"/>
-              <w:tblBorders>
-                <w:top w:val="single" w:sz="6" w:space="0" w:color="000000"/>
-                <w:left w:val="single" w:sz="20" w:space="0" w:color="000000"/>
-                <w:bottom w:val="single" w:sz="6" w:space="0" w:color="000000"/>
-                <w:right w:val="single" w:sz="6" w:space="0" w:color="000000"/>
-              </w:tblBorders>
-            </w:tblPr>
-            <w:tblGrid>
-              <w:gridCol w:w="3685"/>
-            </w:tblGrid>
-            <w:tr>
-              <w:tc>
-                <w:tcPr>
-                  <w:tcW w:type="dxa" w:w="3685"/>
-                  <w:shd w:val="clear" w:color="auto" w:fill="F0F0F0"/>
-                  <w:tcMar>
-                    <w:top w:w="90" w:type="dxa"/>
-                    <w:start w:w="120" w:type="dxa"/>
-                    <w:bottom w:w="90" w:type="dxa"/>
-                    <w:end w:w="120" w:type="dxa"/>
-                  </w:tcMar>
-                </w:tcPr>
-                <w:p>
-                  <w:pPr>
-                    <w:pStyle w:val="BoxHead"/>
-                    <w:spacing w:before="0" w:after="60"/>
-                  </w:pPr>
-                  <w:r>
-                    <w:t>Bedside emergency set</w:t>
-                  </w:r>
-                </w:p>
-                <w:p>
-                  <w:pPr>
-                    <w:pStyle w:val="BoxBody"/>
-                    <w:spacing w:before="20" w:after="40"/>
-                    <w:ind w:start="181" w:hanging="181"/>
-                  </w:pPr>
-                  <w:r>
-                    <w:rPr>
-                      <w:rFonts w:ascii="Calibri" w:hAnsi="Calibri"/>
-                      <w:b/>
-                    </w:rPr>
-                    <w:t xml:space="preserve">▪  </w:t>
-                  </w:r>
-                  <w:r>
-                    <w:t xml:space="preserve">Post-thyroidectomy </w:t>
-                  </w:r>
-                  <w:r>
-                    <w:rPr>
-                      <w:b/>
-                    </w:rPr>
-                    <w:t>haematoma</w:t>
-                  </w:r>
-                  <w:r>
-                    <w:t xml:space="preserve"> causes rapid airway obstruction.</w:t>
-                  </w:r>
-                </w:p>
-                <w:p>
-                  <w:pPr>
-                    <w:pStyle w:val="BoxBody"/>
-                    <w:spacing w:before="20" w:after="40"/>
-                    <w:ind w:start="181" w:hanging="181"/>
-                  </w:pPr>
-                  <w:r>
-                    <w:rPr>
-                      <w:rFonts w:ascii="Calibri" w:hAnsi="Calibri"/>
-                      <w:b/>
-                    </w:rPr>
-                    <w:t xml:space="preserve">▪  </w:t>
-                  </w:r>
-                  <w:r>
-                    <w:t xml:space="preserve">A </w:t>
-                  </w:r>
-                  <w:r>
-                    <w:rPr>
-                      <w:b/>
-                    </w:rPr>
-                    <w:t>clip/suture removal set and a tracheostomy set</w:t>
-                  </w:r>
-                  <w:r>
-                    <w:t xml:space="preserve"> must stay at the bedside — a very commonly examined point.</w:t>
-                  </w:r>
-                </w:p>
-              </w:tc>
-            </w:tr>
-          </w:tbl>
-          <w:p/>
         </w:tc>
       </w:tr>
     </w:tbl>
+    <w:tbl>
+      <w:tblPr>
+        <w:tblW w:type="auto" w:w="0"/>
+        <w:jc w:val="center"/>
+        <w:tblLayout w:type="fixed"/>
+        <w:tblLook w:firstColumn="1" w:firstRow="1" w:lastColumn="0" w:lastRow="0" w:noHBand="0" w:noVBand="1" w:val="04A0"/>
+        <w:tblBorders>
+          <w:top w:val="single" w:sz="6" w:space="0" w:color="000000"/>
+          <w:left w:val="single" w:sz="24" w:space="0" w:color="000000"/>
+          <w:bottom w:val="single" w:sz="6" w:space="0" w:color="000000"/>
+          <w:right w:val="single" w:sz="6" w:space="0" w:color="000000"/>
+        </w:tblBorders>
+      </w:tblPr>
+      <w:tblGrid>
+        <w:gridCol w:w="10800"/>
+      </w:tblGrid>
+      <w:tr>
+        <w:tc>
+          <w:tcPr>
+            <w:tcW w:type="dxa" w:w="10800"/>
+            <w:shd w:val="clear" w:color="auto" w:fill="E4E4E4"/>
+            <w:tcMar>
+              <w:top w:w="110" w:type="dxa"/>
+              <w:start w:w="150" w:type="dxa"/>
+              <w:bottom w:w="110" w:type="dxa"/>
+              <w:end w:w="150" w:type="dxa"/>
+            </w:tcMar>
+          </w:tcPr>
+          <w:p>
+            <w:pPr>
+              <w:pStyle w:val="BoxHead"/>
+              <w:spacing w:before="0" w:after="60"/>
+            </w:pPr>
+            <w:r>
+              <w:t>Bedside emergency set</w:t>
+            </w:r>
+          </w:p>
+          <w:p>
+            <w:pPr>
+              <w:pStyle w:val="BoxBody"/>
+              <w:spacing w:before="20" w:after="40"/>
+              <w:ind w:start="204" w:hanging="204"/>
+            </w:pPr>
+            <w:r>
+              <w:rPr>
+                <w:rFonts w:ascii="Calibri" w:hAnsi="Calibri"/>
+                <w:b/>
+              </w:rPr>
+              <w:t xml:space="preserve">▪  </w:t>
+            </w:r>
+            <w:r>
+              <w:t xml:space="preserve">Post-thyroidectomy </w:t>
+            </w:r>
+            <w:r>
+              <w:rPr>
+                <w:b/>
+              </w:rPr>
+              <w:t>haematoma</w:t>
+            </w:r>
+            <w:r>
+              <w:t xml:space="preserve"> causes rapid airway obstruction.</w:t>
+            </w:r>
+          </w:p>
+          <w:p>
+            <w:pPr>
+              <w:pStyle w:val="BoxBody"/>
+              <w:spacing w:before="20" w:after="40"/>
+              <w:ind w:start="204" w:hanging="204"/>
+            </w:pPr>
+            <w:r>
+              <w:rPr>
+                <w:rFonts w:ascii="Calibri" w:hAnsi="Calibri"/>
+                <w:b/>
+              </w:rPr>
+              <w:t xml:space="preserve">▪  </w:t>
+            </w:r>
+            <w:r>
+              <w:t xml:space="preserve">A </w:t>
+            </w:r>
+            <w:r>
+              <w:rPr>
+                <w:b/>
+              </w:rPr>
+              <w:t>clip/suture removal set and a tracheostomy set</w:t>
+            </w:r>
+            <w:r>
+              <w:t xml:space="preserve"> must stay at the bedside — a very commonly examined point.</w:t>
+            </w:r>
+          </w:p>
+        </w:tc>
+      </w:tr>
+    </w:tbl>
+    <w:p>
+      <w:pPr>
+        <w:spacing w:before="0" w:after="140" w:line="240" w:lineRule="auto"/>
+      </w:pPr>
+    </w:p>
     <w:p>
       <w:pPr>
         <w:pStyle w:val="Heading3"/>
@@ -13911,7 +15420,7 @@
       </w:r>
     </w:p>
     <w:p>
-      <w:bookmarkStart w:id="1018" w:name="tray_1_5"/>
+      <w:bookmarkStart w:id="1020" w:name="tray_1_5"/>
       <w:pPr>
         <w:pStyle w:val="Heading2"/>
         <w:spacing w:before="320" w:after="40"/>
@@ -13938,7 +15447,7 @@
         </w:rPr>
         <w:t>Long Instruments Tray</w:t>
       </w:r>
-      <w:bookmarkEnd w:id="1018"/>
+      <w:bookmarkEnd w:id="1020"/>
     </w:p>
     <w:p>
       <w:pPr>
@@ -14207,115 +15716,120 @@
               <w:t>Fig 1.5 — The same instruments, in longer patterns</w:t>
             </w:r>
           </w:p>
-          <w:tbl>
-            <w:tblPr>
-              <w:tblW w:type="auto" w:w="0"/>
-              <w:tblLayout w:type="fixed"/>
-              <w:tblLook w:firstColumn="1" w:firstRow="1" w:lastColumn="0" w:lastRow="0" w:noHBand="0" w:noVBand="1" w:val="04A0"/>
-              <w:tblBorders>
-                <w:top w:val="single" w:sz="6" w:space="0" w:color="000000"/>
-                <w:left w:val="single" w:sz="20" w:space="0" w:color="000000"/>
-                <w:bottom w:val="single" w:sz="6" w:space="0" w:color="000000"/>
-                <w:right w:val="single" w:sz="6" w:space="0" w:color="000000"/>
-              </w:tblBorders>
-            </w:tblPr>
-            <w:tblGrid>
-              <w:gridCol w:w="3685"/>
-            </w:tblGrid>
-            <w:tr>
-              <w:tc>
-                <w:tcPr>
-                  <w:tcW w:type="dxa" w:w="3685"/>
-                  <w:shd w:val="clear" w:color="auto" w:fill="F0F0F0"/>
-                  <w:tcMar>
-                    <w:top w:w="90" w:type="dxa"/>
-                    <w:start w:w="120" w:type="dxa"/>
-                    <w:bottom w:w="90" w:type="dxa"/>
-                    <w:end w:w="120" w:type="dxa"/>
-                  </w:tcMar>
-                </w:tcPr>
-                <w:p>
-                  <w:pPr>
-                    <w:pStyle w:val="BoxHead"/>
-                    <w:spacing w:before="0" w:after="60"/>
-                  </w:pPr>
-                  <w:r>
-                    <w:t>The rule of reach</w:t>
-                  </w:r>
-                </w:p>
-                <w:p>
-                  <w:pPr>
-                    <w:pStyle w:val="BoxBody"/>
-                    <w:spacing w:before="20" w:after="40"/>
-                    <w:ind w:start="181" w:hanging="181"/>
-                  </w:pPr>
-                  <w:r>
-                    <w:rPr>
-                      <w:rFonts w:ascii="Calibri" w:hAnsi="Calibri"/>
-                      <w:b/>
-                    </w:rPr>
-                    <w:t xml:space="preserve">▪  </w:t>
-                  </w:r>
-                  <w:r>
-                    <w:t xml:space="preserve">An instrument must be long enough that the </w:t>
-                  </w:r>
-                  <w:r>
-                    <w:rPr>
-                      <w:b/>
-                    </w:rPr>
-                    <w:t>operator's hand stays outside the wound</w:t>
-                  </w:r>
-                  <w:r>
-                    <w:t>.</w:t>
-                  </w:r>
-                </w:p>
-                <w:p>
-                  <w:pPr>
-                    <w:pStyle w:val="BoxBody"/>
-                    <w:spacing w:before="20" w:after="40"/>
-                    <w:ind w:start="181" w:hanging="181"/>
-                  </w:pPr>
-                  <w:r>
-                    <w:rPr>
-                      <w:rFonts w:ascii="Calibri" w:hAnsi="Calibri"/>
-                      <w:b/>
-                    </w:rPr>
-                    <w:t xml:space="preserve">▪  </w:t>
-                  </w:r>
-                  <w:r>
-                    <w:t>Working with a short instrument at depth obstructs the view, tires the hand and causes tissue injury.</w:t>
-                  </w:r>
-                </w:p>
-                <w:p>
-                  <w:pPr>
-                    <w:pStyle w:val="BoxBody"/>
-                    <w:spacing w:before="20" w:after="40"/>
-                    <w:ind w:start="181" w:hanging="181"/>
-                  </w:pPr>
-                  <w:r>
-                    <w:rPr>
-                      <w:rFonts w:ascii="Calibri" w:hAnsi="Calibri"/>
-                      <w:b/>
-                    </w:rPr>
-                    <w:t xml:space="preserve">▪  </w:t>
-                  </w:r>
-                  <w:r>
-                    <w:rPr>
-                      <w:b/>
-                    </w:rPr>
-                    <w:t>Illumination</w:t>
-                  </w:r>
-                  <w:r>
-                    <w:t xml:space="preserve"> must be extended with the instruments — a lighted retractor or head-light.</w:t>
-                  </w:r>
-                </w:p>
-              </w:tc>
-            </w:tr>
-          </w:tbl>
-          <w:p/>
         </w:tc>
       </w:tr>
     </w:tbl>
+    <w:tbl>
+      <w:tblPr>
+        <w:tblW w:type="auto" w:w="0"/>
+        <w:jc w:val="center"/>
+        <w:tblLayout w:type="fixed"/>
+        <w:tblLook w:firstColumn="1" w:firstRow="1" w:lastColumn="0" w:lastRow="0" w:noHBand="0" w:noVBand="1" w:val="04A0"/>
+        <w:tblBorders>
+          <w:top w:val="single" w:sz="6" w:space="0" w:color="000000"/>
+          <w:left w:val="single" w:sz="24" w:space="0" w:color="000000"/>
+          <w:bottom w:val="single" w:sz="6" w:space="0" w:color="000000"/>
+          <w:right w:val="single" w:sz="6" w:space="0" w:color="000000"/>
+        </w:tblBorders>
+      </w:tblPr>
+      <w:tblGrid>
+        <w:gridCol w:w="10800"/>
+      </w:tblGrid>
+      <w:tr>
+        <w:tc>
+          <w:tcPr>
+            <w:tcW w:type="dxa" w:w="10800"/>
+            <w:shd w:val="clear" w:color="auto" w:fill="E4E4E4"/>
+            <w:tcMar>
+              <w:top w:w="110" w:type="dxa"/>
+              <w:start w:w="150" w:type="dxa"/>
+              <w:bottom w:w="110" w:type="dxa"/>
+              <w:end w:w="150" w:type="dxa"/>
+            </w:tcMar>
+          </w:tcPr>
+          <w:p>
+            <w:pPr>
+              <w:pStyle w:val="BoxHead"/>
+              <w:spacing w:before="0" w:after="60"/>
+            </w:pPr>
+            <w:r>
+              <w:t>The rule of reach</w:t>
+            </w:r>
+          </w:p>
+          <w:p>
+            <w:pPr>
+              <w:pStyle w:val="BoxBody"/>
+              <w:spacing w:before="20" w:after="40"/>
+              <w:ind w:start="204" w:hanging="204"/>
+            </w:pPr>
+            <w:r>
+              <w:rPr>
+                <w:rFonts w:ascii="Calibri" w:hAnsi="Calibri"/>
+                <w:b/>
+              </w:rPr>
+              <w:t xml:space="preserve">▪  </w:t>
+            </w:r>
+            <w:r>
+              <w:t xml:space="preserve">An instrument must be long enough that the </w:t>
+            </w:r>
+            <w:r>
+              <w:rPr>
+                <w:b/>
+              </w:rPr>
+              <w:t>operator's hand stays outside the wound</w:t>
+            </w:r>
+            <w:r>
+              <w:t>.</w:t>
+            </w:r>
+          </w:p>
+          <w:p>
+            <w:pPr>
+              <w:pStyle w:val="BoxBody"/>
+              <w:spacing w:before="20" w:after="40"/>
+              <w:ind w:start="204" w:hanging="204"/>
+            </w:pPr>
+            <w:r>
+              <w:rPr>
+                <w:rFonts w:ascii="Calibri" w:hAnsi="Calibri"/>
+                <w:b/>
+              </w:rPr>
+              <w:t xml:space="preserve">▪  </w:t>
+            </w:r>
+            <w:r>
+              <w:t>Working with a short instrument at depth obstructs the view, tires the hand and causes tissue injury.</w:t>
+            </w:r>
+          </w:p>
+          <w:p>
+            <w:pPr>
+              <w:pStyle w:val="BoxBody"/>
+              <w:spacing w:before="20" w:after="40"/>
+              <w:ind w:start="204" w:hanging="204"/>
+            </w:pPr>
+            <w:r>
+              <w:rPr>
+                <w:rFonts w:ascii="Calibri" w:hAnsi="Calibri"/>
+                <w:b/>
+              </w:rPr>
+              <w:t xml:space="preserve">▪  </w:t>
+            </w:r>
+            <w:r>
+              <w:rPr>
+                <w:b/>
+              </w:rPr>
+              <w:t>Illumination</w:t>
+            </w:r>
+            <w:r>
+              <w:t xml:space="preserve"> must be extended with the instruments — a lighted retractor or head-light.</w:t>
+            </w:r>
+          </w:p>
+        </w:tc>
+      </w:tr>
+    </w:tbl>
+    <w:p>
+      <w:pPr>
+        <w:spacing w:before="0" w:after="140" w:line="240" w:lineRule="auto"/>
+      </w:pPr>
+    </w:p>
     <w:p>
       <w:pPr>
         <w:pStyle w:val="Heading3"/>
@@ -16737,7 +18251,7 @@
       </w:r>
     </w:p>
     <w:p>
-      <w:bookmarkStart w:id="1019" w:name="tray_1_6"/>
+      <w:bookmarkStart w:id="1021" w:name="tray_1_6"/>
       <w:pPr>
         <w:pStyle w:val="Heading2"/>
         <w:spacing w:before="320" w:after="40"/>
@@ -16764,7 +18278,7 @@
         </w:rPr>
         <w:t>Biliary Tract Procedures Tray</w:t>
       </w:r>
-      <w:bookmarkEnd w:id="1019"/>
+      <w:bookmarkEnd w:id="1021"/>
     </w:p>
     <w:p>
       <w:pPr>
@@ -17051,130 +18565,135 @@
               <w:t>Fig 1.6 — Stone extraction and duct calibration</w:t>
             </w:r>
           </w:p>
-          <w:tbl>
-            <w:tblPr>
-              <w:tblW w:type="auto" w:w="0"/>
-              <w:tblLayout w:type="fixed"/>
-              <w:tblLook w:firstColumn="1" w:firstRow="1" w:lastColumn="0" w:lastRow="0" w:noHBand="0" w:noVBand="1" w:val="04A0"/>
-              <w:tblBorders>
-                <w:top w:val="single" w:sz="6" w:space="0" w:color="000000"/>
-                <w:left w:val="single" w:sz="20" w:space="0" w:color="000000"/>
-                <w:bottom w:val="single" w:sz="6" w:space="0" w:color="000000"/>
-                <w:right w:val="single" w:sz="6" w:space="0" w:color="000000"/>
-              </w:tblBorders>
-            </w:tblPr>
-            <w:tblGrid>
-              <w:gridCol w:w="3685"/>
-            </w:tblGrid>
-            <w:tr>
-              <w:tc>
-                <w:tcPr>
-                  <w:tcW w:type="dxa" w:w="3685"/>
-                  <w:shd w:val="clear" w:color="auto" w:fill="F0F0F0"/>
-                  <w:tcMar>
-                    <w:top w:w="90" w:type="dxa"/>
-                    <w:start w:w="120" w:type="dxa"/>
-                    <w:bottom w:w="90" w:type="dxa"/>
-                    <w:end w:w="120" w:type="dxa"/>
-                  </w:tcMar>
-                </w:tcPr>
-                <w:p>
-                  <w:pPr>
-                    <w:pStyle w:val="BoxHead"/>
-                    <w:spacing w:before="0" w:after="60"/>
-                  </w:pPr>
-                  <w:r>
-                    <w:t>Two names to never confuse</w:t>
-                  </w:r>
-                </w:p>
-                <w:p>
-                  <w:pPr>
-                    <w:pStyle w:val="BoxBody"/>
-                    <w:spacing w:before="20" w:after="40"/>
-                    <w:ind w:start="181" w:hanging="181"/>
-                  </w:pPr>
-                  <w:r>
-                    <w:rPr>
-                      <w:rFonts w:ascii="Calibri" w:hAnsi="Calibri"/>
-                      <w:b/>
-                    </w:rPr>
-                    <w:t xml:space="preserve">▪  </w:t>
-                  </w:r>
-                  <w:r>
-                    <w:rPr>
-                      <w:b/>
-                    </w:rPr>
-                    <w:t>Randall forceps</w:t>
-                  </w:r>
-                  <w:r>
-                    <w:t xml:space="preserve"> = curved forceps to </w:t>
-                  </w:r>
-                  <w:r>
-                    <w:rPr>
-                      <w:b/>
-                    </w:rPr>
-                    <w:t>grasp stones</w:t>
-                  </w:r>
-                  <w:r>
-                    <w:t>.</w:t>
-                  </w:r>
-                </w:p>
-                <w:p>
-                  <w:pPr>
-                    <w:pStyle w:val="BoxBody"/>
-                    <w:spacing w:before="20" w:after="40"/>
-                    <w:ind w:start="181" w:hanging="181"/>
-                  </w:pPr>
-                  <w:r>
-                    <w:rPr>
-                      <w:rFonts w:ascii="Calibri" w:hAnsi="Calibri"/>
-                      <w:b/>
-                    </w:rPr>
-                    <w:t xml:space="preserve">▪  </w:t>
-                  </w:r>
-                  <w:r>
-                    <w:rPr>
-                      <w:b/>
-                    </w:rPr>
-                    <w:t>Bakes dilators</w:t>
-                  </w:r>
-                  <w:r>
-                    <w:t xml:space="preserve"> = graduated olive-tipped rods to </w:t>
-                  </w:r>
-                  <w:r>
-                    <w:rPr>
-                      <w:b/>
-                    </w:rPr>
-                    <w:t>calibrate and dilate the duct</w:t>
-                  </w:r>
-                  <w:r>
-                    <w:t>.</w:t>
-                  </w:r>
-                </w:p>
-                <w:p>
-                  <w:pPr>
-                    <w:pStyle w:val="BoxBody"/>
-                    <w:spacing w:before="20" w:after="40"/>
-                    <w:ind w:start="181" w:hanging="181"/>
-                  </w:pPr>
-                  <w:r>
-                    <w:rPr>
-                      <w:rFonts w:ascii="Calibri" w:hAnsi="Calibri"/>
-                      <w:b/>
-                    </w:rPr>
-                    <w:t xml:space="preserve">▪  </w:t>
-                  </w:r>
-                  <w:r>
-                    <w:t>Both are 'biliary', but one grasps and one dilates.</w:t>
-                  </w:r>
-                </w:p>
-              </w:tc>
-            </w:tr>
-          </w:tbl>
-          <w:p/>
         </w:tc>
       </w:tr>
     </w:tbl>
+    <w:tbl>
+      <w:tblPr>
+        <w:tblW w:type="auto" w:w="0"/>
+        <w:jc w:val="center"/>
+        <w:tblLayout w:type="fixed"/>
+        <w:tblLook w:firstColumn="1" w:firstRow="1" w:lastColumn="0" w:lastRow="0" w:noHBand="0" w:noVBand="1" w:val="04A0"/>
+        <w:tblBorders>
+          <w:top w:val="single" w:sz="6" w:space="0" w:color="000000"/>
+          <w:left w:val="single" w:sz="24" w:space="0" w:color="000000"/>
+          <w:bottom w:val="single" w:sz="6" w:space="0" w:color="000000"/>
+          <w:right w:val="single" w:sz="6" w:space="0" w:color="000000"/>
+        </w:tblBorders>
+      </w:tblPr>
+      <w:tblGrid>
+        <w:gridCol w:w="10800"/>
+      </w:tblGrid>
+      <w:tr>
+        <w:tc>
+          <w:tcPr>
+            <w:tcW w:type="dxa" w:w="10800"/>
+            <w:shd w:val="clear" w:color="auto" w:fill="E4E4E4"/>
+            <w:tcMar>
+              <w:top w:w="110" w:type="dxa"/>
+              <w:start w:w="150" w:type="dxa"/>
+              <w:bottom w:w="110" w:type="dxa"/>
+              <w:end w:w="150" w:type="dxa"/>
+            </w:tcMar>
+          </w:tcPr>
+          <w:p>
+            <w:pPr>
+              <w:pStyle w:val="BoxHead"/>
+              <w:spacing w:before="0" w:after="60"/>
+            </w:pPr>
+            <w:r>
+              <w:t>Two names to never confuse</w:t>
+            </w:r>
+          </w:p>
+          <w:p>
+            <w:pPr>
+              <w:pStyle w:val="BoxBody"/>
+              <w:spacing w:before="20" w:after="40"/>
+              <w:ind w:start="204" w:hanging="204"/>
+            </w:pPr>
+            <w:r>
+              <w:rPr>
+                <w:rFonts w:ascii="Calibri" w:hAnsi="Calibri"/>
+                <w:b/>
+              </w:rPr>
+              <w:t xml:space="preserve">▪  </w:t>
+            </w:r>
+            <w:r>
+              <w:rPr>
+                <w:b/>
+              </w:rPr>
+              <w:t>Randall forceps</w:t>
+            </w:r>
+            <w:r>
+              <w:t xml:space="preserve"> = curved forceps to </w:t>
+            </w:r>
+            <w:r>
+              <w:rPr>
+                <w:b/>
+              </w:rPr>
+              <w:t>grasp stones</w:t>
+            </w:r>
+            <w:r>
+              <w:t>.</w:t>
+            </w:r>
+          </w:p>
+          <w:p>
+            <w:pPr>
+              <w:pStyle w:val="BoxBody"/>
+              <w:spacing w:before="20" w:after="40"/>
+              <w:ind w:start="204" w:hanging="204"/>
+            </w:pPr>
+            <w:r>
+              <w:rPr>
+                <w:rFonts w:ascii="Calibri" w:hAnsi="Calibri"/>
+                <w:b/>
+              </w:rPr>
+              <w:t xml:space="preserve">▪  </w:t>
+            </w:r>
+            <w:r>
+              <w:rPr>
+                <w:b/>
+              </w:rPr>
+              <w:t>Bakes dilators</w:t>
+            </w:r>
+            <w:r>
+              <w:t xml:space="preserve"> = graduated olive-tipped rods to </w:t>
+            </w:r>
+            <w:r>
+              <w:rPr>
+                <w:b/>
+              </w:rPr>
+              <w:t>calibrate and dilate the duct</w:t>
+            </w:r>
+            <w:r>
+              <w:t>.</w:t>
+            </w:r>
+          </w:p>
+          <w:p>
+            <w:pPr>
+              <w:pStyle w:val="BoxBody"/>
+              <w:spacing w:before="20" w:after="40"/>
+              <w:ind w:start="204" w:hanging="204"/>
+            </w:pPr>
+            <w:r>
+              <w:rPr>
+                <w:rFonts w:ascii="Calibri" w:hAnsi="Calibri"/>
+                <w:b/>
+              </w:rPr>
+              <w:t xml:space="preserve">▪  </w:t>
+            </w:r>
+            <w:r>
+              <w:t>Both are 'biliary', but one grasps and one dilates.</w:t>
+            </w:r>
+          </w:p>
+        </w:tc>
+      </w:tr>
+    </w:tbl>
+    <w:p>
+      <w:pPr>
+        <w:spacing w:before="0" w:after="140" w:line="240" w:lineRule="auto"/>
+      </w:pPr>
+    </w:p>
     <w:p>
       <w:pPr>
         <w:pStyle w:val="Heading3"/>
@@ -19431,7 +20950,7 @@
       </w:r>
     </w:p>
     <w:p>
-      <w:bookmarkStart w:id="1020" w:name="tray_1_7"/>
+      <w:bookmarkStart w:id="1022" w:name="tray_1_7"/>
       <w:pPr>
         <w:pStyle w:val="Heading2"/>
         <w:spacing w:before="320" w:after="40"/>
@@ -19458,7 +20977,7 @@
         </w:rPr>
         <w:t>Choledochoscopy Tray</w:t>
       </w:r>
-      <w:bookmarkEnd w:id="1020"/>
+      <w:bookmarkEnd w:id="1022"/>
     </w:p>
     <w:p>
       <w:pPr>
@@ -19708,92 +21227,97 @@
               <w:t>Fig 1.7 — Endoscopic vision added to the biliary set</w:t>
             </w:r>
           </w:p>
-          <w:tbl>
-            <w:tblPr>
-              <w:tblW w:type="auto" w:w="0"/>
-              <w:tblLayout w:type="fixed"/>
-              <w:tblLook w:firstColumn="1" w:firstRow="1" w:lastColumn="0" w:lastRow="0" w:noHBand="0" w:noVBand="1" w:val="04A0"/>
-              <w:tblBorders>
-                <w:top w:val="single" w:sz="6" w:space="0" w:color="000000"/>
-                <w:left w:val="single" w:sz="20" w:space="0" w:color="000000"/>
-                <w:bottom w:val="single" w:sz="6" w:space="0" w:color="000000"/>
-                <w:right w:val="single" w:sz="6" w:space="0" w:color="000000"/>
-              </w:tblBorders>
-            </w:tblPr>
-            <w:tblGrid>
-              <w:gridCol w:w="3685"/>
-            </w:tblGrid>
-            <w:tr>
-              <w:tc>
-                <w:tcPr>
-                  <w:tcW w:type="dxa" w:w="3685"/>
-                  <w:shd w:val="clear" w:color="auto" w:fill="F0F0F0"/>
-                  <w:tcMar>
-                    <w:top w:w="90" w:type="dxa"/>
-                    <w:start w:w="120" w:type="dxa"/>
-                    <w:bottom w:w="90" w:type="dxa"/>
-                    <w:end w:w="120" w:type="dxa"/>
-                  </w:tcMar>
-                </w:tcPr>
-                <w:p>
-                  <w:pPr>
-                    <w:pStyle w:val="BoxHead"/>
-                    <w:spacing w:before="0" w:after="60"/>
-                  </w:pPr>
-                  <w:r>
-                    <w:t>Why irrigation is 'signature'</w:t>
-                  </w:r>
-                </w:p>
-                <w:p>
-                  <w:pPr>
-                    <w:pStyle w:val="BoxBody"/>
-                    <w:spacing w:before="20" w:after="40"/>
-                    <w:ind w:start="181" w:hanging="181"/>
-                  </w:pPr>
-                  <w:r>
-                    <w:rPr>
-                      <w:rFonts w:ascii="Calibri" w:hAnsi="Calibri"/>
-                      <w:b/>
-                    </w:rPr>
-                    <w:t xml:space="preserve">▪  </w:t>
-                  </w:r>
-                  <w:r>
-                    <w:t xml:space="preserve">A bile duct is a </w:t>
-                  </w:r>
-                  <w:r>
-                    <w:rPr>
-                      <w:b/>
-                    </w:rPr>
-                    <w:t>collapsed tube</w:t>
-                  </w:r>
-                  <w:r>
-                    <w:t>. Without continuous saline distension there is nothing to see.</w:t>
-                  </w:r>
-                </w:p>
-                <w:p>
-                  <w:pPr>
-                    <w:pStyle w:val="BoxBody"/>
-                    <w:spacing w:before="20" w:after="40"/>
-                    <w:ind w:start="181" w:hanging="181"/>
-                  </w:pPr>
-                  <w:r>
-                    <w:rPr>
-                      <w:rFonts w:ascii="Calibri" w:hAnsi="Calibri"/>
-                      <w:b/>
-                    </w:rPr>
-                    <w:t xml:space="preserve">▪  </w:t>
-                  </w:r>
-                  <w:r>
-                    <w:t>So the irrigation set is as much a defining part of this tray as the scope itself.</w:t>
-                  </w:r>
-                </w:p>
-              </w:tc>
-            </w:tr>
-          </w:tbl>
-          <w:p/>
         </w:tc>
       </w:tr>
     </w:tbl>
+    <w:tbl>
+      <w:tblPr>
+        <w:tblW w:type="auto" w:w="0"/>
+        <w:jc w:val="center"/>
+        <w:tblLayout w:type="fixed"/>
+        <w:tblLook w:firstColumn="1" w:firstRow="1" w:lastColumn="0" w:lastRow="0" w:noHBand="0" w:noVBand="1" w:val="04A0"/>
+        <w:tblBorders>
+          <w:top w:val="single" w:sz="6" w:space="0" w:color="000000"/>
+          <w:left w:val="single" w:sz="24" w:space="0" w:color="000000"/>
+          <w:bottom w:val="single" w:sz="6" w:space="0" w:color="000000"/>
+          <w:right w:val="single" w:sz="6" w:space="0" w:color="000000"/>
+        </w:tblBorders>
+      </w:tblPr>
+      <w:tblGrid>
+        <w:gridCol w:w="10800"/>
+      </w:tblGrid>
+      <w:tr>
+        <w:tc>
+          <w:tcPr>
+            <w:tcW w:type="dxa" w:w="10800"/>
+            <w:shd w:val="clear" w:color="auto" w:fill="E4E4E4"/>
+            <w:tcMar>
+              <w:top w:w="110" w:type="dxa"/>
+              <w:start w:w="150" w:type="dxa"/>
+              <w:bottom w:w="110" w:type="dxa"/>
+              <w:end w:w="150" w:type="dxa"/>
+            </w:tcMar>
+          </w:tcPr>
+          <w:p>
+            <w:pPr>
+              <w:pStyle w:val="BoxHead"/>
+              <w:spacing w:before="0" w:after="60"/>
+            </w:pPr>
+            <w:r>
+              <w:t>Why irrigation is 'signature'</w:t>
+            </w:r>
+          </w:p>
+          <w:p>
+            <w:pPr>
+              <w:pStyle w:val="BoxBody"/>
+              <w:spacing w:before="20" w:after="40"/>
+              <w:ind w:start="204" w:hanging="204"/>
+            </w:pPr>
+            <w:r>
+              <w:rPr>
+                <w:rFonts w:ascii="Calibri" w:hAnsi="Calibri"/>
+                <w:b/>
+              </w:rPr>
+              <w:t xml:space="preserve">▪  </w:t>
+            </w:r>
+            <w:r>
+              <w:t xml:space="preserve">A bile duct is a </w:t>
+            </w:r>
+            <w:r>
+              <w:rPr>
+                <w:b/>
+              </w:rPr>
+              <w:t>collapsed tube</w:t>
+            </w:r>
+            <w:r>
+              <w:t>. Without continuous saline distension there is nothing to see.</w:t>
+            </w:r>
+          </w:p>
+          <w:p>
+            <w:pPr>
+              <w:pStyle w:val="BoxBody"/>
+              <w:spacing w:before="20" w:after="40"/>
+              <w:ind w:start="204" w:hanging="204"/>
+            </w:pPr>
+            <w:r>
+              <w:rPr>
+                <w:rFonts w:ascii="Calibri" w:hAnsi="Calibri"/>
+                <w:b/>
+              </w:rPr>
+              <w:t xml:space="preserve">▪  </w:t>
+            </w:r>
+            <w:r>
+              <w:t>So the irrigation set is as much a defining part of this tray as the scope itself.</w:t>
+            </w:r>
+          </w:p>
+        </w:tc>
+      </w:tr>
+    </w:tbl>
+    <w:p>
+      <w:pPr>
+        <w:spacing w:before="0" w:after="140" w:line="240" w:lineRule="auto"/>
+      </w:pPr>
+    </w:p>
     <w:p>
       <w:pPr>
         <w:pStyle w:val="Heading3"/>
@@ -21548,7 +23072,7 @@
       </w:r>
     </w:p>
     <w:p>
-      <w:bookmarkStart w:id="1021" w:name="tray_1_8"/>
+      <w:bookmarkStart w:id="1023" w:name="tray_1_8"/>
       <w:pPr>
         <w:pStyle w:val="Heading2"/>
         <w:spacing w:before="320" w:after="40"/>
@@ -21575,7 +23099,7 @@
         </w:rPr>
         <w:t>Basic Rigid Sigmoidoscopy Tray</w:t>
       </w:r>
-      <w:bookmarkEnd w:id="1021"/>
+      <w:bookmarkEnd w:id="1023"/>
     </w:p>
     <w:p>
       <w:pPr>
@@ -21841,118 +23365,123 @@
               <w:t>Fig 1.8 — The scope, obturator, light and insufflator form one unit</w:t>
             </w:r>
           </w:p>
-          <w:tbl>
-            <w:tblPr>
-              <w:tblW w:type="auto" w:w="0"/>
-              <w:tblLayout w:type="fixed"/>
-              <w:tblLook w:firstColumn="1" w:firstRow="1" w:lastColumn="0" w:lastRow="0" w:noHBand="0" w:noVBand="1" w:val="04A0"/>
-              <w:tblBorders>
-                <w:top w:val="single" w:sz="6" w:space="0" w:color="000000"/>
-                <w:left w:val="single" w:sz="20" w:space="0" w:color="000000"/>
-                <w:bottom w:val="single" w:sz="6" w:space="0" w:color="000000"/>
-                <w:right w:val="single" w:sz="6" w:space="0" w:color="000000"/>
-              </w:tblBorders>
-            </w:tblPr>
-            <w:tblGrid>
-              <w:gridCol w:w="3685"/>
-            </w:tblGrid>
-            <w:tr>
-              <w:tc>
-                <w:tcPr>
-                  <w:tcW w:type="dxa" w:w="3685"/>
-                  <w:shd w:val="clear" w:color="auto" w:fill="F0F0F0"/>
-                  <w:tcMar>
-                    <w:top w:w="90" w:type="dxa"/>
-                    <w:start w:w="120" w:type="dxa"/>
-                    <w:bottom w:w="90" w:type="dxa"/>
-                    <w:end w:w="120" w:type="dxa"/>
-                  </w:tcMar>
-                </w:tcPr>
-                <w:p>
-                  <w:pPr>
-                    <w:pStyle w:val="BoxHead"/>
-                    <w:spacing w:before="0" w:after="60"/>
-                  </w:pPr>
-                  <w:r>
-                    <w:t>Obturator rule</w:t>
-                  </w:r>
-                </w:p>
-                <w:p>
-                  <w:pPr>
-                    <w:pStyle w:val="BoxBody"/>
-                    <w:spacing w:before="20" w:after="40"/>
-                    <w:ind w:start="181" w:hanging="181"/>
-                  </w:pPr>
-                  <w:r>
-                    <w:rPr>
-                      <w:rFonts w:ascii="Calibri" w:hAnsi="Calibri"/>
-                      <w:b/>
-                    </w:rPr>
-                    <w:t xml:space="preserve">▪  </w:t>
-                  </w:r>
-                  <w:r>
-                    <w:t xml:space="preserve">The </w:t>
-                  </w:r>
-                  <w:r>
-                    <w:rPr>
-                      <w:b/>
-                    </w:rPr>
-                    <w:t>obturator is used only to pass the anal canal</w:t>
-                  </w:r>
-                  <w:r>
-                    <w:t>.</w:t>
-                  </w:r>
-                </w:p>
-                <w:p>
-                  <w:pPr>
-                    <w:pStyle w:val="BoxBody"/>
-                    <w:spacing w:before="20" w:after="40"/>
-                    <w:ind w:start="181" w:hanging="181"/>
-                  </w:pPr>
-                  <w:r>
-                    <w:rPr>
-                      <w:rFonts w:ascii="Calibri" w:hAnsi="Calibri"/>
-                      <w:b/>
-                    </w:rPr>
-                    <w:t xml:space="preserve">▪  </w:t>
-                  </w:r>
-                  <w:r>
-                    <w:t xml:space="preserve">It is removed at about 5 cm, after which the scope is advanced </w:t>
-                  </w:r>
-                  <w:r>
-                    <w:rPr>
-                      <w:b/>
-                    </w:rPr>
-                    <w:t>only under direct vision</w:t>
-                  </w:r>
-                  <w:r>
-                    <w:t>.</w:t>
-                  </w:r>
-                </w:p>
-                <w:p>
-                  <w:pPr>
-                    <w:pStyle w:val="BoxBody"/>
-                    <w:spacing w:before="20" w:after="40"/>
-                    <w:ind w:start="181" w:hanging="181"/>
-                  </w:pPr>
-                  <w:r>
-                    <w:rPr>
-                      <w:rFonts w:ascii="Calibri" w:hAnsi="Calibri"/>
-                      <w:b/>
-                    </w:rPr>
-                    <w:t xml:space="preserve">▪  </w:t>
-                  </w:r>
-                  <w:r>
-                    <w:t>Advancing with the obturator in place risks perforation.</w:t>
-                  </w:r>
-                </w:p>
-              </w:tc>
-            </w:tr>
-          </w:tbl>
-          <w:p/>
         </w:tc>
       </w:tr>
     </w:tbl>
+    <w:tbl>
+      <w:tblPr>
+        <w:tblW w:type="auto" w:w="0"/>
+        <w:jc w:val="center"/>
+        <w:tblLayout w:type="fixed"/>
+        <w:tblLook w:firstColumn="1" w:firstRow="1" w:lastColumn="0" w:lastRow="0" w:noHBand="0" w:noVBand="1" w:val="04A0"/>
+        <w:tblBorders>
+          <w:top w:val="single" w:sz="6" w:space="0" w:color="000000"/>
+          <w:left w:val="single" w:sz="24" w:space="0" w:color="000000"/>
+          <w:bottom w:val="single" w:sz="6" w:space="0" w:color="000000"/>
+          <w:right w:val="single" w:sz="6" w:space="0" w:color="000000"/>
+        </w:tblBorders>
+      </w:tblPr>
+      <w:tblGrid>
+        <w:gridCol w:w="10800"/>
+      </w:tblGrid>
+      <w:tr>
+        <w:tc>
+          <w:tcPr>
+            <w:tcW w:type="dxa" w:w="10800"/>
+            <w:shd w:val="clear" w:color="auto" w:fill="E4E4E4"/>
+            <w:tcMar>
+              <w:top w:w="110" w:type="dxa"/>
+              <w:start w:w="150" w:type="dxa"/>
+              <w:bottom w:w="110" w:type="dxa"/>
+              <w:end w:w="150" w:type="dxa"/>
+            </w:tcMar>
+          </w:tcPr>
+          <w:p>
+            <w:pPr>
+              <w:pStyle w:val="BoxHead"/>
+              <w:spacing w:before="0" w:after="60"/>
+            </w:pPr>
+            <w:r>
+              <w:t>Obturator rule</w:t>
+            </w:r>
+          </w:p>
+          <w:p>
+            <w:pPr>
+              <w:pStyle w:val="BoxBody"/>
+              <w:spacing w:before="20" w:after="40"/>
+              <w:ind w:start="204" w:hanging="204"/>
+            </w:pPr>
+            <w:r>
+              <w:rPr>
+                <w:rFonts w:ascii="Calibri" w:hAnsi="Calibri"/>
+                <w:b/>
+              </w:rPr>
+              <w:t xml:space="preserve">▪  </w:t>
+            </w:r>
+            <w:r>
+              <w:t xml:space="preserve">The </w:t>
+            </w:r>
+            <w:r>
+              <w:rPr>
+                <w:b/>
+              </w:rPr>
+              <w:t>obturator is used only to pass the anal canal</w:t>
+            </w:r>
+            <w:r>
+              <w:t>.</w:t>
+            </w:r>
+          </w:p>
+          <w:p>
+            <w:pPr>
+              <w:pStyle w:val="BoxBody"/>
+              <w:spacing w:before="20" w:after="40"/>
+              <w:ind w:start="204" w:hanging="204"/>
+            </w:pPr>
+            <w:r>
+              <w:rPr>
+                <w:rFonts w:ascii="Calibri" w:hAnsi="Calibri"/>
+                <w:b/>
+              </w:rPr>
+              <w:t xml:space="preserve">▪  </w:t>
+            </w:r>
+            <w:r>
+              <w:t xml:space="preserve">It is removed at about 5 cm, after which the scope is advanced </w:t>
+            </w:r>
+            <w:r>
+              <w:rPr>
+                <w:b/>
+              </w:rPr>
+              <w:t>only under direct vision</w:t>
+            </w:r>
+            <w:r>
+              <w:t>.</w:t>
+            </w:r>
+          </w:p>
+          <w:p>
+            <w:pPr>
+              <w:pStyle w:val="BoxBody"/>
+              <w:spacing w:before="20" w:after="40"/>
+              <w:ind w:start="204" w:hanging="204"/>
+            </w:pPr>
+            <w:r>
+              <w:rPr>
+                <w:rFonts w:ascii="Calibri" w:hAnsi="Calibri"/>
+                <w:b/>
+              </w:rPr>
+              <w:t xml:space="preserve">▪  </w:t>
+            </w:r>
+            <w:r>
+              <w:t>Advancing with the obturator in place risks perforation.</w:t>
+            </w:r>
+          </w:p>
+        </w:tc>
+      </w:tr>
+    </w:tbl>
+    <w:p>
+      <w:pPr>
+        <w:spacing w:before="0" w:after="140" w:line="240" w:lineRule="auto"/>
+      </w:pPr>
+    </w:p>
     <w:p>
       <w:pPr>
         <w:pStyle w:val="Heading3"/>
@@ -23839,7 +25368,7 @@
       </w:r>
     </w:p>
     <w:p>
-      <w:bookmarkStart w:id="1022" w:name="tray_1_9"/>
+      <w:bookmarkStart w:id="1024" w:name="tray_1_9"/>
       <w:pPr>
         <w:pStyle w:val="Heading2"/>
         <w:spacing w:before="320" w:after="40"/>
@@ -23866,7 +25395,7 @@
         </w:rPr>
         <w:t>Gastrointestinal Procedures Tray</w:t>
       </w:r>
-      <w:bookmarkEnd w:id="1022"/>
+      <w:bookmarkEnd w:id="1024"/>
     </w:p>
     <w:p>
       <w:pPr>
@@ -24171,112 +25700,117 @@
               <w:t>Fig 1.9 — Crushing versus non-crushing is the central idea</w:t>
             </w:r>
           </w:p>
-          <w:tbl>
-            <w:tblPr>
-              <w:tblW w:type="auto" w:w="0"/>
-              <w:tblLayout w:type="fixed"/>
-              <w:tblLook w:firstColumn="1" w:firstRow="1" w:lastColumn="0" w:lastRow="0" w:noHBand="0" w:noVBand="1" w:val="04A0"/>
-              <w:tblBorders>
-                <w:top w:val="single" w:sz="6" w:space="0" w:color="000000"/>
-                <w:left w:val="single" w:sz="20" w:space="0" w:color="000000"/>
-                <w:bottom w:val="single" w:sz="6" w:space="0" w:color="000000"/>
-                <w:right w:val="single" w:sz="6" w:space="0" w:color="000000"/>
-              </w:tblBorders>
-            </w:tblPr>
-            <w:tblGrid>
-              <w:gridCol w:w="3685"/>
-            </w:tblGrid>
-            <w:tr>
-              <w:tc>
-                <w:tcPr>
-                  <w:tcW w:type="dxa" w:w="3685"/>
-                  <w:shd w:val="clear" w:color="auto" w:fill="F0F0F0"/>
-                  <w:tcMar>
-                    <w:top w:w="90" w:type="dxa"/>
-                    <w:start w:w="120" w:type="dxa"/>
-                    <w:bottom w:w="90" w:type="dxa"/>
-                    <w:end w:w="120" w:type="dxa"/>
-                  </w:tcMar>
-                </w:tcPr>
-                <w:p>
-                  <w:pPr>
-                    <w:pStyle w:val="BoxHead"/>
-                    <w:spacing w:before="0" w:after="60"/>
-                  </w:pPr>
-                  <w:r>
-                    <w:t>Crushing or not?</w:t>
-                  </w:r>
-                </w:p>
-                <w:p>
-                  <w:pPr>
-                    <w:pStyle w:val="BoxBody"/>
-                    <w:spacing w:before="20" w:after="40"/>
-                    <w:ind w:start="181" w:hanging="181"/>
-                  </w:pPr>
-                  <w:r>
-                    <w:rPr>
-                      <w:rFonts w:ascii="Calibri" w:hAnsi="Calibri"/>
-                      <w:b/>
-                    </w:rPr>
-                    <w:t xml:space="preserve">▪  </w:t>
-                  </w:r>
-                  <w:r>
-                    <w:rPr>
-                      <w:b/>
-                    </w:rPr>
-                    <w:t>Retained bowel</w:t>
-                  </w:r>
-                  <w:r>
-                    <w:t xml:space="preserve"> → non-crushing (Doyen, rubber-shod, Babcock).</w:t>
-                  </w:r>
-                </w:p>
-                <w:p>
-                  <w:pPr>
-                    <w:pStyle w:val="BoxBody"/>
-                    <w:spacing w:before="20" w:after="40"/>
-                    <w:ind w:start="181" w:hanging="181"/>
-                  </w:pPr>
-                  <w:r>
-                    <w:rPr>
-                      <w:rFonts w:ascii="Calibri" w:hAnsi="Calibri"/>
-                      <w:b/>
-                    </w:rPr>
-                    <w:t xml:space="preserve">▪  </w:t>
-                  </w:r>
-                  <w:r>
-                    <w:rPr>
-                      <w:b/>
-                    </w:rPr>
-                    <w:t>Specimen side</w:t>
-                  </w:r>
-                  <w:r>
-                    <w:t xml:space="preserve"> → crushing (Payr, Kocher).</w:t>
-                  </w:r>
-                </w:p>
-                <w:p>
-                  <w:pPr>
-                    <w:pStyle w:val="BoxBody"/>
-                    <w:spacing w:before="20" w:after="40"/>
-                    <w:ind w:start="181" w:hanging="181"/>
-                  </w:pPr>
-                  <w:r>
-                    <w:rPr>
-                      <w:rFonts w:ascii="Calibri" w:hAnsi="Calibri"/>
-                      <w:b/>
-                    </w:rPr>
-                    <w:t xml:space="preserve">▪  </w:t>
-                  </w:r>
-                  <w:r>
-                    <w:t>Reversing this causes necrosis and anastomotic leak — the classic examination trap.</w:t>
-                  </w:r>
-                </w:p>
-              </w:tc>
-            </w:tr>
-          </w:tbl>
-          <w:p/>
         </w:tc>
       </w:tr>
     </w:tbl>
+    <w:tbl>
+      <w:tblPr>
+        <w:tblW w:type="auto" w:w="0"/>
+        <w:jc w:val="center"/>
+        <w:tblLayout w:type="fixed"/>
+        <w:tblLook w:firstColumn="1" w:firstRow="1" w:lastColumn="0" w:lastRow="0" w:noHBand="0" w:noVBand="1" w:val="04A0"/>
+        <w:tblBorders>
+          <w:top w:val="single" w:sz="6" w:space="0" w:color="000000"/>
+          <w:left w:val="single" w:sz="24" w:space="0" w:color="000000"/>
+          <w:bottom w:val="single" w:sz="6" w:space="0" w:color="000000"/>
+          <w:right w:val="single" w:sz="6" w:space="0" w:color="000000"/>
+        </w:tblBorders>
+      </w:tblPr>
+      <w:tblGrid>
+        <w:gridCol w:w="10800"/>
+      </w:tblGrid>
+      <w:tr>
+        <w:tc>
+          <w:tcPr>
+            <w:tcW w:type="dxa" w:w="10800"/>
+            <w:shd w:val="clear" w:color="auto" w:fill="E4E4E4"/>
+            <w:tcMar>
+              <w:top w:w="110" w:type="dxa"/>
+              <w:start w:w="150" w:type="dxa"/>
+              <w:bottom w:w="110" w:type="dxa"/>
+              <w:end w:w="150" w:type="dxa"/>
+            </w:tcMar>
+          </w:tcPr>
+          <w:p>
+            <w:pPr>
+              <w:pStyle w:val="BoxHead"/>
+              <w:spacing w:before="0" w:after="60"/>
+            </w:pPr>
+            <w:r>
+              <w:t>Crushing or not?</w:t>
+            </w:r>
+          </w:p>
+          <w:p>
+            <w:pPr>
+              <w:pStyle w:val="BoxBody"/>
+              <w:spacing w:before="20" w:after="40"/>
+              <w:ind w:start="204" w:hanging="204"/>
+            </w:pPr>
+            <w:r>
+              <w:rPr>
+                <w:rFonts w:ascii="Calibri" w:hAnsi="Calibri"/>
+                <w:b/>
+              </w:rPr>
+              <w:t xml:space="preserve">▪  </w:t>
+            </w:r>
+            <w:r>
+              <w:rPr>
+                <w:b/>
+              </w:rPr>
+              <w:t>Retained bowel</w:t>
+            </w:r>
+            <w:r>
+              <w:t xml:space="preserve"> → non-crushing (Doyen, rubber-shod, Babcock).</w:t>
+            </w:r>
+          </w:p>
+          <w:p>
+            <w:pPr>
+              <w:pStyle w:val="BoxBody"/>
+              <w:spacing w:before="20" w:after="40"/>
+              <w:ind w:start="204" w:hanging="204"/>
+            </w:pPr>
+            <w:r>
+              <w:rPr>
+                <w:rFonts w:ascii="Calibri" w:hAnsi="Calibri"/>
+                <w:b/>
+              </w:rPr>
+              <w:t xml:space="preserve">▪  </w:t>
+            </w:r>
+            <w:r>
+              <w:rPr>
+                <w:b/>
+              </w:rPr>
+              <w:t>Specimen side</w:t>
+            </w:r>
+            <w:r>
+              <w:t xml:space="preserve"> → crushing (Payr, Kocher).</w:t>
+            </w:r>
+          </w:p>
+          <w:p>
+            <w:pPr>
+              <w:pStyle w:val="BoxBody"/>
+              <w:spacing w:before="20" w:after="40"/>
+              <w:ind w:start="204" w:hanging="204"/>
+            </w:pPr>
+            <w:r>
+              <w:rPr>
+                <w:rFonts w:ascii="Calibri" w:hAnsi="Calibri"/>
+                <w:b/>
+              </w:rPr>
+              <w:t xml:space="preserve">▪  </w:t>
+            </w:r>
+            <w:r>
+              <w:t>Reversing this causes necrosis and anastomotic leak — the classic examination trap.</w:t>
+            </w:r>
+          </w:p>
+        </w:tc>
+      </w:tr>
+    </w:tbl>
+    <w:p>
+      <w:pPr>
+        <w:spacing w:before="0" w:after="140" w:line="240" w:lineRule="auto"/>
+      </w:pPr>
+    </w:p>
     <w:p>
       <w:pPr>
         <w:pStyle w:val="Heading3"/>
@@ -26927,7 +28461,7 @@
       </w:r>
     </w:p>
     <w:p>
-      <w:bookmarkStart w:id="1023" w:name="tray_1_10"/>
+      <w:bookmarkStart w:id="1025" w:name="tray_1_10"/>
       <w:pPr>
         <w:pStyle w:val="Heading2"/>
         <w:spacing w:before="320" w:after="40"/>
@@ -26954,7 +28488,7 @@
         </w:rPr>
         <w:t>Rectal Procedures Tray</w:t>
       </w:r>
-      <w:bookmarkEnd w:id="1023"/>
+      <w:bookmarkEnd w:id="1025"/>
     </w:p>
     <w:p>
       <w:pPr>
@@ -27241,147 +28775,152 @@
               <w:t>Fig 1.10 — Exposure of the canal and tracing of tracts</w:t>
             </w:r>
           </w:p>
-          <w:tbl>
-            <w:tblPr>
-              <w:tblW w:type="auto" w:w="0"/>
-              <w:tblLayout w:type="fixed"/>
-              <w:tblLook w:firstColumn="1" w:firstRow="1" w:lastColumn="0" w:lastRow="0" w:noHBand="0" w:noVBand="1" w:val="04A0"/>
-              <w:tblBorders>
-                <w:top w:val="single" w:sz="6" w:space="0" w:color="000000"/>
-                <w:left w:val="single" w:sz="20" w:space="0" w:color="000000"/>
-                <w:bottom w:val="single" w:sz="6" w:space="0" w:color="000000"/>
-                <w:right w:val="single" w:sz="6" w:space="0" w:color="000000"/>
-              </w:tblBorders>
-            </w:tblPr>
-            <w:tblGrid>
-              <w:gridCol w:w="3685"/>
-            </w:tblGrid>
-            <w:tr>
-              <w:tc>
-                <w:tcPr>
-                  <w:tcW w:type="dxa" w:w="3685"/>
-                  <w:shd w:val="clear" w:color="auto" w:fill="F0F0F0"/>
-                  <w:tcMar>
-                    <w:top w:w="90" w:type="dxa"/>
-                    <w:start w:w="120" w:type="dxa"/>
-                    <w:bottom w:w="90" w:type="dxa"/>
-                    <w:end w:w="120" w:type="dxa"/>
-                  </w:tcMar>
-                </w:tcPr>
-                <w:p>
-                  <w:pPr>
-                    <w:pStyle w:val="BoxHead"/>
-                    <w:spacing w:before="0" w:after="60"/>
-                  </w:pPr>
-                  <w:r>
-                    <w:t>Goodsall's rule</w:t>
-                  </w:r>
-                </w:p>
-                <w:p>
-                  <w:pPr>
-                    <w:pStyle w:val="BoxBody"/>
-                    <w:spacing w:before="20" w:after="40"/>
-                    <w:ind w:start="181" w:hanging="181"/>
-                  </w:pPr>
-                  <w:r>
-                    <w:rPr>
-                      <w:rFonts w:ascii="Calibri" w:hAnsi="Calibri"/>
-                      <w:b/>
-                    </w:rPr>
-                    <w:t xml:space="preserve">▪  </w:t>
-                  </w:r>
-                  <w:r>
-                    <w:t>Predicts the course of a fistula tract:</w:t>
-                  </w:r>
-                </w:p>
-                <w:p>
-                  <w:pPr>
-                    <w:pStyle w:val="BoxBody"/>
-                    <w:spacing w:before="20" w:after="40"/>
-                    <w:ind w:start="181" w:hanging="181"/>
-                  </w:pPr>
-                  <w:r>
-                    <w:rPr>
-                      <w:rFonts w:ascii="Calibri" w:hAnsi="Calibri"/>
-                      <w:b/>
-                    </w:rPr>
-                    <w:t xml:space="preserve">▪  </w:t>
-                  </w:r>
-                  <w:r>
-                    <w:rPr>
-                      <w:b/>
-                    </w:rPr>
-                    <w:t>Anterior</w:t>
-                  </w:r>
-                  <w:r>
-                    <w:t xml:space="preserve"> external opening → tract runs </w:t>
-                  </w:r>
-                  <w:r>
-                    <w:rPr>
-                      <w:b/>
-                    </w:rPr>
-                    <w:t>radially (straight)</w:t>
-                  </w:r>
-                  <w:r>
-                    <w:t xml:space="preserve"> to the canal.</w:t>
-                  </w:r>
-                </w:p>
-                <w:p>
-                  <w:pPr>
-                    <w:pStyle w:val="BoxBody"/>
-                    <w:spacing w:before="20" w:after="40"/>
-                    <w:ind w:start="181" w:hanging="181"/>
-                  </w:pPr>
-                  <w:r>
-                    <w:rPr>
-                      <w:rFonts w:ascii="Calibri" w:hAnsi="Calibri"/>
-                      <w:b/>
-                    </w:rPr>
-                    <w:t xml:space="preserve">▪  </w:t>
-                  </w:r>
-                  <w:r>
-                    <w:rPr>
-                      <w:b/>
-                    </w:rPr>
-                    <w:t>Posterior</w:t>
-                  </w:r>
-                  <w:r>
-                    <w:t xml:space="preserve"> external opening → tract curves to the </w:t>
-                  </w:r>
-                  <w:r>
-                    <w:rPr>
-                      <w:b/>
-                    </w:rPr>
-                    <w:t>posterior midline</w:t>
-                  </w:r>
-                  <w:r>
-                    <w:t>.</w:t>
-                  </w:r>
-                </w:p>
-                <w:p>
-                  <w:pPr>
-                    <w:pStyle w:val="BoxBody"/>
-                    <w:spacing w:before="20" w:after="40"/>
-                    <w:ind w:start="181" w:hanging="181"/>
-                  </w:pPr>
-                  <w:r>
-                    <w:rPr>
-                      <w:rFonts w:ascii="Calibri" w:hAnsi="Calibri"/>
-                      <w:b/>
-                    </w:rPr>
-                    <w:t xml:space="preserve">▪  </w:t>
-                  </w:r>
-                  <w:r>
-                    <w:t>Guides how the probe is directed — commonly asked alongside this tray.</w:t>
-                  </w:r>
-                </w:p>
-              </w:tc>
-            </w:tr>
-          </w:tbl>
-          <w:p/>
         </w:tc>
       </w:tr>
     </w:tbl>
+    <w:tbl>
+      <w:tblPr>
+        <w:tblW w:type="auto" w:w="0"/>
+        <w:jc w:val="center"/>
+        <w:tblLayout w:type="fixed"/>
+        <w:tblLook w:firstColumn="1" w:firstRow="1" w:lastColumn="0" w:lastRow="0" w:noHBand="0" w:noVBand="1" w:val="04A0"/>
+        <w:tblBorders>
+          <w:top w:val="single" w:sz="6" w:space="0" w:color="000000"/>
+          <w:left w:val="single" w:sz="24" w:space="0" w:color="000000"/>
+          <w:bottom w:val="single" w:sz="6" w:space="0" w:color="000000"/>
+          <w:right w:val="single" w:sz="6" w:space="0" w:color="000000"/>
+        </w:tblBorders>
+      </w:tblPr>
+      <w:tblGrid>
+        <w:gridCol w:w="10800"/>
+      </w:tblGrid>
+      <w:tr>
+        <w:tc>
+          <w:tcPr>
+            <w:tcW w:type="dxa" w:w="10800"/>
+            <w:shd w:val="clear" w:color="auto" w:fill="E4E4E4"/>
+            <w:tcMar>
+              <w:top w:w="110" w:type="dxa"/>
+              <w:start w:w="150" w:type="dxa"/>
+              <w:bottom w:w="110" w:type="dxa"/>
+              <w:end w:w="150" w:type="dxa"/>
+            </w:tcMar>
+          </w:tcPr>
+          <w:p>
+            <w:pPr>
+              <w:pStyle w:val="BoxHead"/>
+              <w:spacing w:before="0" w:after="60"/>
+            </w:pPr>
+            <w:r>
+              <w:t>Goodsall's rule</w:t>
+            </w:r>
+          </w:p>
+          <w:p>
+            <w:pPr>
+              <w:pStyle w:val="BoxBody"/>
+              <w:spacing w:before="20" w:after="40"/>
+              <w:ind w:start="204" w:hanging="204"/>
+            </w:pPr>
+            <w:r>
+              <w:rPr>
+                <w:rFonts w:ascii="Calibri" w:hAnsi="Calibri"/>
+                <w:b/>
+              </w:rPr>
+              <w:t xml:space="preserve">▪  </w:t>
+            </w:r>
+            <w:r>
+              <w:t>Predicts the course of a fistula tract:</w:t>
+            </w:r>
+          </w:p>
+          <w:p>
+            <w:pPr>
+              <w:pStyle w:val="BoxBody"/>
+              <w:spacing w:before="20" w:after="40"/>
+              <w:ind w:start="204" w:hanging="204"/>
+            </w:pPr>
+            <w:r>
+              <w:rPr>
+                <w:rFonts w:ascii="Calibri" w:hAnsi="Calibri"/>
+                <w:b/>
+              </w:rPr>
+              <w:t xml:space="preserve">▪  </w:t>
+            </w:r>
+            <w:r>
+              <w:rPr>
+                <w:b/>
+              </w:rPr>
+              <w:t>Anterior</w:t>
+            </w:r>
+            <w:r>
+              <w:t xml:space="preserve"> external opening → tract runs </w:t>
+            </w:r>
+            <w:r>
+              <w:rPr>
+                <w:b/>
+              </w:rPr>
+              <w:t>radially (straight)</w:t>
+            </w:r>
+            <w:r>
+              <w:t xml:space="preserve"> to the canal.</w:t>
+            </w:r>
+          </w:p>
+          <w:p>
+            <w:pPr>
+              <w:pStyle w:val="BoxBody"/>
+              <w:spacing w:before="20" w:after="40"/>
+              <w:ind w:start="204" w:hanging="204"/>
+            </w:pPr>
+            <w:r>
+              <w:rPr>
+                <w:rFonts w:ascii="Calibri" w:hAnsi="Calibri"/>
+                <w:b/>
+              </w:rPr>
+              <w:t xml:space="preserve">▪  </w:t>
+            </w:r>
+            <w:r>
+              <w:rPr>
+                <w:b/>
+              </w:rPr>
+              <w:t>Posterior</w:t>
+            </w:r>
+            <w:r>
+              <w:t xml:space="preserve"> external opening → tract curves to the </w:t>
+            </w:r>
+            <w:r>
+              <w:rPr>
+                <w:b/>
+              </w:rPr>
+              <w:t>posterior midline</w:t>
+            </w:r>
+            <w:r>
+              <w:t>.</w:t>
+            </w:r>
+          </w:p>
+          <w:p>
+            <w:pPr>
+              <w:pStyle w:val="BoxBody"/>
+              <w:spacing w:before="20" w:after="40"/>
+              <w:ind w:start="204" w:hanging="204"/>
+            </w:pPr>
+            <w:r>
+              <w:rPr>
+                <w:rFonts w:ascii="Calibri" w:hAnsi="Calibri"/>
+                <w:b/>
+              </w:rPr>
+              <w:t xml:space="preserve">▪  </w:t>
+            </w:r>
+            <w:r>
+              <w:t>Guides how the probe is directed — commonly asked alongside this tray.</w:t>
+            </w:r>
+          </w:p>
+        </w:tc>
+      </w:tr>
+    </w:tbl>
+    <w:p>
+      <w:pPr>
+        <w:spacing w:before="0" w:after="140" w:line="240" w:lineRule="auto"/>
+      </w:pPr>
+    </w:p>
     <w:p>
       <w:pPr>
         <w:pStyle w:val="Heading3"/>

--- a/surgical-instrument-trays/notes_by_part/01_General_Surgery_Trays.docx
+++ b/surgical-instrument-trays/notes_by_part/01_General_Surgery_Trays.docx
@@ -2309,7 +2309,7 @@
               <w:jc w:val="left"/>
             </w:pPr>
             <w:r>
-              <w:t>Notes / rationale</w:t>
+              <w:t>Key feature / rationale</w:t>
             </w:r>
           </w:p>
         </w:tc>
@@ -5126,6 +5126,9 @@
               <w:pStyle w:val="TabCellSm"/>
               <w:jc w:val="left"/>
             </w:pPr>
+            <w:r>
+              <w:t>wide-bore, kink-resistant; a spare set is kept because clot blocks the line</w:t>
+            </w:r>
           </w:p>
         </w:tc>
       </w:tr>
@@ -5194,6 +5197,9 @@
               <w:pStyle w:val="TabCellSm"/>
               <w:jc w:val="left"/>
             </w:pPr>
+            <w:r>
+              <w:t>holster prevents accidental activation; the tip is scraped clean of eschar to keep cutting efficiency</w:t>
+            </w:r>
           </w:p>
         </w:tc>
       </w:tr>
@@ -6689,9 +6695,14 @@
       </w:r>
     </w:p>
     <w:p>
-      <w:r>
-        <w:br w:type="page"/>
-      </w:r>
+      <w:pPr>
+        <w:spacing w:before="300" w:after="60" w:line="240" w:lineRule="auto"/>
+        <w:keepLines/>
+        <w:keepNext/>
+        <w:pBdr>
+          <w:bottom w:val="single" w:sz="18" w:space="1" w:color="000000"/>
+        </w:pBdr>
+      </w:pPr>
     </w:p>
     <w:p>
       <w:bookmarkStart w:id="1017" w:name="tray_1_2"/>
@@ -7214,7 +7225,7 @@
               <w:jc w:val="left"/>
             </w:pPr>
             <w:r>
-              <w:t>Notes / rationale</w:t>
+              <w:t>Key feature / rationale</w:t>
             </w:r>
           </w:p>
         </w:tc>
@@ -8755,6 +8766,9 @@
               <w:pStyle w:val="TabCellSm"/>
               <w:jc w:val="left"/>
             </w:pPr>
+            <w:r>
+              <w:t>ring-handled with a ratchet; tungsten-carbide inserts grip the needle without rotation</w:t>
+            </w:r>
           </w:p>
         </w:tc>
       </w:tr>
@@ -8993,6 +9007,9 @@
               <w:pStyle w:val="TabCellSm"/>
               <w:jc w:val="left"/>
             </w:pPr>
+            <w:r>
+              <w:t>hand-controlled cut and coagulate; the workhorse for haemostasis in small clean wounds</w:t>
+            </w:r>
           </w:p>
         </w:tc>
       </w:tr>
@@ -9197,6 +9214,9 @@
               <w:pStyle w:val="TabCellSm"/>
               <w:jc w:val="left"/>
             </w:pPr>
+            <w:r>
+              <w:t>kidney dish for specimens and used items, gallipot for antiseptic</w:t>
+            </w:r>
           </w:p>
         </w:tc>
       </w:tr>
@@ -10084,9 +10104,14 @@
       </w:r>
     </w:p>
     <w:p>
-      <w:r>
-        <w:br w:type="page"/>
-      </w:r>
+      <w:pPr>
+        <w:spacing w:before="300" w:after="60" w:line="240" w:lineRule="auto"/>
+        <w:keepLines/>
+        <w:keepNext/>
+        <w:pBdr>
+          <w:bottom w:val="single" w:sz="18" w:space="1" w:color="000000"/>
+        </w:pBdr>
+      </w:pPr>
     </w:p>
     <w:p>
       <w:bookmarkStart w:id="1018" w:name="tray_1_3"/>
@@ -10581,7 +10606,7 @@
               <w:jc w:val="left"/>
             </w:pPr>
             <w:r>
-              <w:t>Notes / rationale</w:t>
+              <w:t>Key feature / rationale</w:t>
             </w:r>
           </w:p>
         </w:tc>
@@ -11566,6 +11591,9 @@
               <w:pStyle w:val="TabCellSm"/>
               <w:jc w:val="left"/>
             </w:pPr>
+            <w:r>
+              <w:t>short pattern to match a shallow field and fine suture</w:t>
+            </w:r>
           </w:p>
         </w:tc>
       </w:tr>
@@ -11943,6 +11971,9 @@
               <w:pStyle w:val="TabCellSm"/>
               <w:jc w:val="left"/>
             </w:pPr>
+            <w:r>
+              <w:t>radio-opaque and counted, however small the procedure</w:t>
+            </w:r>
           </w:p>
         </w:tc>
       </w:tr>
@@ -12224,9 +12255,14 @@
       </w:r>
     </w:p>
     <w:p>
-      <w:r>
-        <w:br w:type="page"/>
-      </w:r>
+      <w:pPr>
+        <w:spacing w:before="300" w:after="60" w:line="240" w:lineRule="auto"/>
+        <w:keepLines/>
+        <w:keepNext/>
+        <w:pBdr>
+          <w:bottom w:val="single" w:sz="18" w:space="1" w:color="000000"/>
+        </w:pBdr>
+      </w:pPr>
     </w:p>
     <w:p>
       <w:bookmarkStart w:id="1019" w:name="tray_1_4"/>
@@ -12733,7 +12769,7 @@
               <w:jc w:val="left"/>
             </w:pPr>
             <w:r>
-              <w:t>Notes / rationale</w:t>
+              <w:t>Key feature / rationale</w:t>
             </w:r>
           </w:p>
         </w:tc>
@@ -13424,6 +13460,9 @@
               <w:pStyle w:val="TabCellSm"/>
               <w:jc w:val="left"/>
             </w:pPr>
+            <w:r>
+              <w:t>handles tissue without puncturing the vascular thyroid capsule</w:t>
+            </w:r>
           </w:p>
         </w:tc>
       </w:tr>
@@ -13560,6 +13599,9 @@
               <w:pStyle w:val="TabCellSm"/>
               <w:jc w:val="left"/>
             </w:pPr>
+            <w:r>
+              <w:t>sharp crossed points securing drapes to the collar incision field</w:t>
+            </w:r>
           </w:p>
         </w:tc>
       </w:tr>
@@ -13625,6 +13667,9 @@
               <w:pStyle w:val="TabCellSm"/>
               <w:jc w:val="left"/>
             </w:pPr>
+            <w:r>
+              <w:t>fenestrated jaws holding a gauze ball for skin preparation and swabbing</w:t>
+            </w:r>
           </w:p>
         </w:tc>
       </w:tr>
@@ -14481,6 +14526,9 @@
               <w:pStyle w:val="TabCellSm"/>
               <w:jc w:val="left"/>
             </w:pPr>
+            <w:r>
+              <w:t>standard length for the shallow neck field</w:t>
+            </w:r>
           </w:p>
         </w:tc>
       </w:tr>
@@ -14787,6 +14835,9 @@
               <w:pStyle w:val="TabCellSm"/>
               <w:jc w:val="left"/>
             </w:pPr>
+            <w:r>
+              <w:t>rigid bulbous tip for larger volumes, used with the finer Frazier tip</w:t>
+            </w:r>
           </w:p>
         </w:tc>
       </w:tr>
@@ -15415,9 +15466,14 @@
       </w:r>
     </w:p>
     <w:p>
-      <w:r>
-        <w:br w:type="page"/>
-      </w:r>
+      <w:pPr>
+        <w:spacing w:before="300" w:after="60" w:line="240" w:lineRule="auto"/>
+        <w:keepLines/>
+        <w:keepNext/>
+        <w:pBdr>
+          <w:bottom w:val="single" w:sz="18" w:space="1" w:color="000000"/>
+        </w:pBdr>
+      </w:pPr>
     </w:p>
     <w:p>
       <w:bookmarkStart w:id="1020" w:name="tray_1_5"/>
@@ -15938,7 +15994,7 @@
               <w:jc w:val="left"/>
             </w:pPr>
             <w:r>
-              <w:t>Notes / rationale</w:t>
+              <w:t>Key feature / rationale</w:t>
             </w:r>
           </w:p>
         </w:tc>
@@ -16416,6 +16472,9 @@
               <w:pStyle w:val="TabCellSm"/>
               <w:jc w:val="left"/>
             </w:pPr>
+            <w:r>
+              <w:t>extended length so the hand stays outside a deep wound</w:t>
+            </w:r>
           </w:p>
         </w:tc>
       </w:tr>
@@ -16481,6 +16540,9 @@
               <w:pStyle w:val="TabCellSm"/>
               <w:jc w:val="left"/>
             </w:pPr>
+            <w:r>
+              <w:t>toothed grip on fascia at depth</w:t>
+            </w:r>
           </w:p>
         </w:tc>
       </w:tr>
@@ -16549,6 +16611,9 @@
               <w:pStyle w:val="TabCellSm"/>
               <w:jc w:val="left"/>
             </w:pPr>
+            <w:r>
+              <w:t>interlocking teeth reaching tissue at the bottom of a deep cavity</w:t>
+            </w:r>
           </w:p>
         </w:tc>
       </w:tr>
@@ -16784,6 +16849,9 @@
               <w:pStyle w:val="TabCellSm"/>
               <w:jc w:val="left"/>
             </w:pPr>
+            <w:r>
+              <w:t>standard haemostats in extended lengths for deep vessels</w:t>
+            </w:r>
           </w:p>
         </w:tc>
       </w:tr>
@@ -17059,6 +17127,9 @@
               <w:pStyle w:val="TabCellSm"/>
               <w:jc w:val="left"/>
             </w:pPr>
+            <w:r>
+              <w:t>crushing 1x2-toothed clamp for deep fascia and specimen pedicles</w:t>
+            </w:r>
           </w:p>
         </w:tc>
       </w:tr>
@@ -17155,6 +17226,9 @@
               <w:pStyle w:val="TabCellSm"/>
               <w:jc w:val="left"/>
             </w:pPr>
+            <w:r>
+              <w:t>narrow curved blade giving depth without a wide incision</w:t>
+            </w:r>
           </w:p>
         </w:tc>
       </w:tr>
@@ -17223,6 +17297,9 @@
               <w:pStyle w:val="TabCellSm"/>
               <w:jc w:val="left"/>
             </w:pPr>
+            <w:r>
+              <w:t>right-angled blade holding the abdominal wall in a thick patient</w:t>
+            </w:r>
           </w:p>
         </w:tc>
       </w:tr>
@@ -17526,6 +17603,9 @@
               <w:pStyle w:val="TabCellSm"/>
               <w:jc w:val="left"/>
             </w:pPr>
+            <w:r>
+              <w:t>allows suturing at the pelvic floor with the hand clear of the field</w:t>
+            </w:r>
           </w:p>
         </w:tc>
       </w:tr>
@@ -17594,6 +17674,9 @@
               <w:pStyle w:val="TabCellSm"/>
               <w:jc w:val="left"/>
             </w:pPr>
+            <w:r>
+              <w:t>blunt eyed hook passing a ligature around a deep pedicle</w:t>
+            </w:r>
           </w:p>
         </w:tc>
       </w:tr>
@@ -17730,6 +17813,9 @@
               <w:pStyle w:val="TabCellSm"/>
               <w:jc w:val="left"/>
             </w:pPr>
+            <w:r>
+              <w:t>extended shafts to reach and divide deep structures</w:t>
+            </w:r>
           </w:p>
         </w:tc>
       </w:tr>
@@ -17826,6 +17912,9 @@
               <w:pStyle w:val="TabCellSm"/>
               <w:jc w:val="left"/>
             </w:pPr>
+            <w:r>
+              <w:t>perforated shield clearing free fluid from a deep cavity</w:t>
+            </w:r>
           </w:p>
         </w:tc>
       </w:tr>
@@ -17894,6 +17983,9 @@
               <w:pStyle w:val="TabCellSm"/>
               <w:jc w:val="left"/>
             </w:pPr>
+            <w:r>
+              <w:t>localised suction at depth</w:t>
+            </w:r>
           </w:p>
         </w:tc>
       </w:tr>
@@ -17959,6 +18051,9 @@
               <w:pStyle w:val="TabCellSm"/>
               <w:jc w:val="left"/>
             </w:pPr>
+            <w:r>
+              <w:t>reaches the base of a deep wound without arcing to retractors</w:t>
+            </w:r>
           </w:p>
         </w:tc>
       </w:tr>
@@ -18027,6 +18122,9 @@
               <w:pStyle w:val="TabCellSm"/>
               <w:jc w:val="left"/>
             </w:pPr>
+            <w:r>
+              <w:t>illumination must extend as far as the instruments; theatre lights will not reach the bottom of a deep cavity</w:t>
+            </w:r>
           </w:p>
         </w:tc>
       </w:tr>
@@ -18246,9 +18344,14 @@
       </w:r>
     </w:p>
     <w:p>
-      <w:r>
-        <w:br w:type="page"/>
-      </w:r>
+      <w:pPr>
+        <w:spacing w:before="300" w:after="60" w:line="240" w:lineRule="auto"/>
+        <w:keepLines/>
+        <w:keepNext/>
+        <w:pBdr>
+          <w:bottom w:val="single" w:sz="18" w:space="1" w:color="000000"/>
+        </w:pBdr>
+      </w:pPr>
     </w:p>
     <w:p>
       <w:bookmarkStart w:id="1021" w:name="tray_1_6"/>
@@ -18802,7 +18905,7 @@
               <w:jc w:val="left"/>
             </w:pPr>
             <w:r>
-              <w:t>Notes / rationale</w:t>
+              <w:t>Key feature / rationale</w:t>
             </w:r>
           </w:p>
         </w:tc>
@@ -20945,9 +21048,14 @@
       </w:r>
     </w:p>
     <w:p>
-      <w:r>
-        <w:br w:type="page"/>
-      </w:r>
+      <w:pPr>
+        <w:spacing w:before="300" w:after="60" w:line="240" w:lineRule="auto"/>
+        <w:keepLines/>
+        <w:keepNext/>
+        <w:pBdr>
+          <w:bottom w:val="single" w:sz="18" w:space="1" w:color="000000"/>
+        </w:pBdr>
+      </w:pPr>
     </w:p>
     <w:p>
       <w:bookmarkStart w:id="1022" w:name="tray_1_7"/>
@@ -21426,7 +21534,7 @@
               <w:jc w:val="left"/>
             </w:pPr>
             <w:r>
-              <w:t>Notes / rationale</w:t>
+              <w:t>Key feature / rationale</w:t>
             </w:r>
           </w:p>
         </w:tc>
@@ -21984,6 +22092,9 @@
               <w:pStyle w:val="TabCellSm"/>
               <w:jc w:val="left"/>
             </w:pPr>
+            <w:r>
+              <w:t>keeps the non-sterile camera and cable out of the sterile field</w:t>
+            </w:r>
           </w:p>
         </w:tc>
       </w:tr>
@@ -23067,9 +23178,14 @@
       </w:r>
     </w:p>
     <w:p>
-      <w:r>
-        <w:br w:type="page"/>
-      </w:r>
+      <w:pPr>
+        <w:spacing w:before="300" w:after="60" w:line="240" w:lineRule="auto"/>
+        <w:keepLines/>
+        <w:keepNext/>
+        <w:pBdr>
+          <w:bottom w:val="single" w:sz="18" w:space="1" w:color="000000"/>
+        </w:pBdr>
+      </w:pPr>
     </w:p>
     <w:p>
       <w:bookmarkStart w:id="1023" w:name="tray_1_8"/>
@@ -23590,7 +23706,7 @@
               <w:jc w:val="left"/>
             </w:pPr>
             <w:r>
-              <w:t>Notes / rationale</w:t>
+              <w:t>Key feature / rationale</w:t>
             </w:r>
           </w:p>
         </w:tc>
@@ -24667,6 +24783,9 @@
               <w:pStyle w:val="TabCellSm"/>
               <w:jc w:val="left"/>
             </w:pPr>
+            <w:r>
+              <w:t>the procedure is contaminated and the lavage return can be forceful</w:t>
+            </w:r>
           </w:p>
         </w:tc>
       </w:tr>
@@ -24732,6 +24851,9 @@
               <w:pStyle w:val="TabCellSm"/>
               <w:jc w:val="left"/>
             </w:pPr>
+            <w:r>
+              <w:t>cleans the lens and mucosa; receiver catches faecal return</w:t>
+            </w:r>
           </w:p>
         </w:tc>
       </w:tr>
@@ -25363,9 +25485,14 @@
       </w:r>
     </w:p>
     <w:p>
-      <w:r>
-        <w:br w:type="page"/>
-      </w:r>
+      <w:pPr>
+        <w:spacing w:before="300" w:after="60" w:line="240" w:lineRule="auto"/>
+        <w:keepLines/>
+        <w:keepNext/>
+        <w:pBdr>
+          <w:bottom w:val="single" w:sz="18" w:space="1" w:color="000000"/>
+        </w:pBdr>
+      </w:pPr>
     </w:p>
     <w:p>
       <w:bookmarkStart w:id="1024" w:name="tray_1_9"/>
@@ -25919,7 +26046,7 @@
               <w:jc w:val="left"/>
             </w:pPr>
             <w:r>
-              <w:t>Notes / rationale</w:t>
+              <w:t>Key feature / rationale</w:t>
             </w:r>
           </w:p>
         </w:tc>
@@ -27376,6 +27503,9 @@
               <w:pStyle w:val="TabCellSm"/>
               <w:jc w:val="left"/>
             </w:pPr>
+            <w:r>
+              <w:t>prevents enteric organisms reaching the clean part of the field</w:t>
+            </w:r>
           </w:p>
         </w:tc>
       </w:tr>
@@ -27444,6 +27574,9 @@
               <w:pStyle w:val="TabCellSm"/>
               <w:jc w:val="left"/>
             </w:pPr>
+            <w:r>
+              <w:t>removes bowel organisms before the abdomen is closed</w:t>
+            </w:r>
           </w:p>
         </w:tc>
       </w:tr>
@@ -27540,6 +27673,9 @@
               <w:pStyle w:val="TabCellSm"/>
               <w:jc w:val="left"/>
             </w:pPr>
+            <w:r>
+              <w:t>two lengths: standard for the abdominal wall, long for a deep pelvic anastomosis</w:t>
+            </w:r>
           </w:p>
         </w:tc>
       </w:tr>
@@ -27815,6 +27951,9 @@
               <w:pStyle w:val="TabCellSm"/>
               <w:jc w:val="left"/>
             </w:pPr>
+            <w:r>
+              <w:t>detects an early anastomotic leak and prevents a collection</w:t>
+            </w:r>
           </w:p>
         </w:tc>
       </w:tr>
@@ -28456,9 +28595,14 @@
       </w:r>
     </w:p>
     <w:p>
-      <w:r>
-        <w:br w:type="page"/>
-      </w:r>
+      <w:pPr>
+        <w:spacing w:before="300" w:after="60" w:line="240" w:lineRule="auto"/>
+        <w:keepLines/>
+        <w:keepNext/>
+        <w:pBdr>
+          <w:bottom w:val="single" w:sz="18" w:space="1" w:color="000000"/>
+        </w:pBdr>
+      </w:pPr>
     </w:p>
     <w:p>
       <w:bookmarkStart w:id="1025" w:name="tray_1_10"/>
@@ -29029,7 +29173,7 @@
               <w:jc w:val="left"/>
             </w:pPr>
             <w:r>
-              <w:t>Notes / rationale</w:t>
+              <w:t>Key feature / rationale</w:t>
             </w:r>
           </w:p>
         </w:tc>
@@ -30202,6 +30346,9 @@
               <w:pStyle w:val="TabCellSm"/>
               <w:jc w:val="left"/>
             </w:pPr>
+            <w:r>
+              <w:t>crushing toothed clamp on the pile pedicle and specimen side</w:t>
+            </w:r>
           </w:p>
         </w:tc>
       </w:tr>
@@ -30338,6 +30485,9 @@
               <w:pStyle w:val="TabCellSm"/>
               <w:jc w:val="left"/>
             </w:pPr>
+            <w:r>
+              <w:t>precise division in a shallow, narrow and very sensitive field</w:t>
+            </w:r>
           </w:p>
         </w:tc>
       </w:tr>
@@ -30851,6 +31001,9 @@
               <w:pStyle w:val="TabCellSm"/>
               <w:jc w:val="left"/>
             </w:pPr>
+            <w:r>
+              <w:t>small calibre with a thumb vent for the confined anal canal</w:t>
+            </w:r>
           </w:p>
         </w:tc>
       </w:tr>

--- a/surgical-instrument-trays/notes_by_part/01_General_Surgery_Trays.docx
+++ b/surgical-instrument-trays/notes_by_part/01_General_Surgery_Trays.docx
@@ -153,11 +153,11 @@
       </w:r>
     </w:p>
     <w:p>
-      <w:bookmarkStart w:id="1013" w:name="toc"/>
       <w:pPr>
         <w:pStyle w:val="TOCHead"/>
         <w:spacing w:before="80" w:after="40"/>
       </w:pPr>
+      <w:bookmarkStart w:id="1013" w:name="toc"/>
       <w:r>
         <w:t>Table of Contents</w:t>
       </w:r>
@@ -184,7 +184,7 @@
           <w:color w:val="444444"/>
           <w:sz w:val="17"/>
         </w:rPr>
-        <w:t>Page numbers are live fields. To fill them in: press Ctrl+A then F9 (Windows) or Cmd+A then Fn+F9 (Mac). Word will also offer to update them when the file opens.</w:t>
+        <w:t>The page numbers are live fields, shown as “—” until they are filled in.  **To update them: press Ctrl+A then F9** (on a Mac, Cmd+A then Fn+F9) — or right-click any number and choose “Update Field”. Word normally offers to do this when the file opens. Once updated, each number is also a link: Ctrl+click it to jump to that tray.</w:t>
       </w:r>
     </w:p>
     <w:tbl>
@@ -1004,11 +1004,11 @@
       </w:r>
     </w:p>
     <w:p>
-      <w:bookmarkStart w:id="1014" w:name="how_to_read"/>
       <w:pPr>
         <w:pStyle w:val="TOCHead"/>
         <w:spacing w:before="80" w:after="40"/>
       </w:pPr>
+      <w:bookmarkStart w:id="1014" w:name="how_to_read"/>
       <w:r>
         <w:t>How to Read These Notes</w:t>
       </w:r>
@@ -1756,12 +1756,12 @@
             </w:r>
           </w:p>
           <w:p>
-            <w:bookmarkStart w:id="1015" w:name="part_I"/>
             <w:pPr>
               <w:pStyle w:val="Heading1"/>
               <w:jc w:val="left"/>
               <w:spacing w:before="0" w:after="0"/>
             </w:pPr>
+            <w:bookmarkStart w:id="1015" w:name="part_I"/>
             <w:r>
               <w:rPr>
                 <w:rFonts w:ascii="Calibri" w:hAnsi="Calibri"/>
@@ -1814,7 +1814,6 @@
       </w:r>
     </w:p>
     <w:p>
-      <w:bookmarkStart w:id="1016" w:name="tray_1_1"/>
       <w:pPr>
         <w:pStyle w:val="Heading2"/>
         <w:spacing w:before="320" w:after="40"/>
@@ -1824,6 +1823,7 @@
           <w:bottom w:val="single" w:sz="12" w:space="3" w:color="000000"/>
         </w:pBdr>
       </w:pPr>
+      <w:bookmarkStart w:id="1016" w:name="tray_1_1"/>
       <w:r>
         <w:rPr>
           <w:rFonts w:ascii="Calibri" w:hAnsi="Calibri"/>
@@ -6705,7 +6705,6 @@
       </w:pPr>
     </w:p>
     <w:p>
-      <w:bookmarkStart w:id="1017" w:name="tray_1_2"/>
       <w:pPr>
         <w:pStyle w:val="Heading2"/>
         <w:spacing w:before="320" w:after="40"/>
@@ -6715,6 +6714,7 @@
           <w:bottom w:val="single" w:sz="12" w:space="3" w:color="000000"/>
         </w:pBdr>
       </w:pPr>
+      <w:bookmarkStart w:id="1017" w:name="tray_1_2"/>
       <w:r>
         <w:rPr>
           <w:rFonts w:ascii="Calibri" w:hAnsi="Calibri"/>
@@ -10114,7 +10114,6 @@
       </w:pPr>
     </w:p>
     <w:p>
-      <w:bookmarkStart w:id="1018" w:name="tray_1_3"/>
       <w:pPr>
         <w:pStyle w:val="Heading2"/>
         <w:spacing w:before="320" w:after="40"/>
@@ -10124,6 +10123,7 @@
           <w:bottom w:val="single" w:sz="12" w:space="3" w:color="000000"/>
         </w:pBdr>
       </w:pPr>
+      <w:bookmarkStart w:id="1018" w:name="tray_1_3"/>
       <w:r>
         <w:rPr>
           <w:rFonts w:ascii="Calibri" w:hAnsi="Calibri"/>
@@ -12265,7 +12265,6 @@
       </w:pPr>
     </w:p>
     <w:p>
-      <w:bookmarkStart w:id="1019" w:name="tray_1_4"/>
       <w:pPr>
         <w:pStyle w:val="Heading2"/>
         <w:spacing w:before="320" w:after="40"/>
@@ -12275,6 +12274,7 @@
           <w:bottom w:val="single" w:sz="12" w:space="3" w:color="000000"/>
         </w:pBdr>
       </w:pPr>
+      <w:bookmarkStart w:id="1019" w:name="tray_1_4"/>
       <w:r>
         <w:rPr>
           <w:rFonts w:ascii="Calibri" w:hAnsi="Calibri"/>
@@ -15476,7 +15476,6 @@
       </w:pPr>
     </w:p>
     <w:p>
-      <w:bookmarkStart w:id="1020" w:name="tray_1_5"/>
       <w:pPr>
         <w:pStyle w:val="Heading2"/>
         <w:spacing w:before="320" w:after="40"/>
@@ -15486,6 +15485,7 @@
           <w:bottom w:val="single" w:sz="12" w:space="3" w:color="000000"/>
         </w:pBdr>
       </w:pPr>
+      <w:bookmarkStart w:id="1020" w:name="tray_1_5"/>
       <w:r>
         <w:rPr>
           <w:rFonts w:ascii="Calibri" w:hAnsi="Calibri"/>
@@ -18354,7 +18354,6 @@
       </w:pPr>
     </w:p>
     <w:p>
-      <w:bookmarkStart w:id="1021" w:name="tray_1_6"/>
       <w:pPr>
         <w:pStyle w:val="Heading2"/>
         <w:spacing w:before="320" w:after="40"/>
@@ -18364,6 +18363,7 @@
           <w:bottom w:val="single" w:sz="12" w:space="3" w:color="000000"/>
         </w:pBdr>
       </w:pPr>
+      <w:bookmarkStart w:id="1021" w:name="tray_1_6"/>
       <w:r>
         <w:rPr>
           <w:rFonts w:ascii="Calibri" w:hAnsi="Calibri"/>
@@ -21058,7 +21058,6 @@
       </w:pPr>
     </w:p>
     <w:p>
-      <w:bookmarkStart w:id="1022" w:name="tray_1_7"/>
       <w:pPr>
         <w:pStyle w:val="Heading2"/>
         <w:spacing w:before="320" w:after="40"/>
@@ -21068,6 +21067,7 @@
           <w:bottom w:val="single" w:sz="12" w:space="3" w:color="000000"/>
         </w:pBdr>
       </w:pPr>
+      <w:bookmarkStart w:id="1022" w:name="tray_1_7"/>
       <w:r>
         <w:rPr>
           <w:rFonts w:ascii="Calibri" w:hAnsi="Calibri"/>
@@ -23188,7 +23188,6 @@
       </w:pPr>
     </w:p>
     <w:p>
-      <w:bookmarkStart w:id="1023" w:name="tray_1_8"/>
       <w:pPr>
         <w:pStyle w:val="Heading2"/>
         <w:spacing w:before="320" w:after="40"/>
@@ -23198,6 +23197,7 @@
           <w:bottom w:val="single" w:sz="12" w:space="3" w:color="000000"/>
         </w:pBdr>
       </w:pPr>
+      <w:bookmarkStart w:id="1023" w:name="tray_1_8"/>
       <w:r>
         <w:rPr>
           <w:rFonts w:ascii="Calibri" w:hAnsi="Calibri"/>
@@ -25495,7 +25495,6 @@
       </w:pPr>
     </w:p>
     <w:p>
-      <w:bookmarkStart w:id="1024" w:name="tray_1_9"/>
       <w:pPr>
         <w:pStyle w:val="Heading2"/>
         <w:spacing w:before="320" w:after="40"/>
@@ -25505,6 +25504,7 @@
           <w:bottom w:val="single" w:sz="12" w:space="3" w:color="000000"/>
         </w:pBdr>
       </w:pPr>
+      <w:bookmarkStart w:id="1024" w:name="tray_1_9"/>
       <w:r>
         <w:rPr>
           <w:rFonts w:ascii="Calibri" w:hAnsi="Calibri"/>
@@ -28605,7 +28605,6 @@
       </w:pPr>
     </w:p>
     <w:p>
-      <w:bookmarkStart w:id="1025" w:name="tray_1_10"/>
       <w:pPr>
         <w:pStyle w:val="Heading2"/>
         <w:spacing w:before="320" w:after="40"/>
@@ -28615,6 +28614,7 @@
           <w:bottom w:val="single" w:sz="12" w:space="3" w:color="000000"/>
         </w:pBdr>
       </w:pPr>
+      <w:bookmarkStart w:id="1025" w:name="tray_1_10"/>
       <w:r>
         <w:rPr>
           <w:rFonts w:ascii="Calibri" w:hAnsi="Calibri"/>

--- a/surgical-instrument-trays/notes_by_part/01_General_Surgery_Trays.docx
+++ b/surgical-instrument-trays/notes_by_part/01_General_Surgery_Trays.docx
@@ -1472,7 +1472,7 @@
               <w:rPr>
                 <w:sz w:val="19"/>
               </w:rPr>
-              <w:t>The specific facts most often awarded marks — learn these last, as revision.</w:t>
+              <w:t>The single most useful section for an MCQ paper: the specific, testable facts — named instruments, numbers, temperatures, sizes and the distinctions between similar items. Revise from these.</w:t>
             </w:r>
           </w:p>
         </w:tc>
@@ -1520,55 +1520,7 @@
               <w:rPr>
                 <w:sz w:val="19"/>
               </w:rPr>
-              <w:t>Errors that lose marks, marked with ✗.</w:t>
-            </w:r>
-          </w:p>
-        </w:tc>
-      </w:tr>
-      <w:tr>
-        <w:tc>
-          <w:tcPr>
-            <w:tcW w:type="dxa" w:w="2835"/>
-            <w:vAlign w:val="top"/>
-            <w:tcMar>
-              <w:top w:w="70" w:type="dxa"/>
-              <w:start w:w="0" w:type="dxa"/>
-              <w:bottom w:w="70" w:type="dxa"/>
-              <w:end w:w="110" w:type="dxa"/>
-            </w:tcMar>
-          </w:tcPr>
-          <w:p>
-            <w:pPr>
-              <w:pStyle w:val="TabHead"/>
-            </w:pPr>
-            <w:r>
-              <w:rPr>
-                <w:sz w:val="19"/>
-              </w:rPr>
-              <w:t>Likely examination questions</w:t>
-            </w:r>
-          </w:p>
-        </w:tc>
-        <w:tc>
-          <w:tcPr>
-            <w:tcW w:type="dxa" w:w="7965"/>
-            <w:vAlign w:val="top"/>
-            <w:tcMar>
-              <w:top w:w="70" w:type="dxa"/>
-              <w:start w:w="0" w:type="dxa"/>
-              <w:bottom w:w="70" w:type="dxa"/>
-              <w:end w:w="110" w:type="dxa"/>
-            </w:tcMar>
-          </w:tcPr>
-          <w:p>
-            <w:pPr>
-              <w:pStyle w:val="TabCell"/>
-            </w:pPr>
-            <w:r>
-              <w:rPr>
-                <w:sz w:val="19"/>
-              </w:rPr>
-              <w:t>Questions with model answers written at the length an examiner expects.</w:t>
+              <w:t>Errors that lose marks, marked with ✗ — most of them are the distractors an MCQ will offer you.</w:t>
             </w:r>
           </w:p>
         </w:tc>
@@ -6602,100 +6554,6 @@
     </w:p>
     <w:p>
       <w:pPr>
-        <w:pStyle w:val="Heading4"/>
-        <w:keepLines/>
-        <w:keepNext/>
-      </w:pPr>
-      <w:r>
-        <w:rPr>
-          <w:rFonts w:ascii="Calibri" w:hAnsi="Calibri"/>
-          <w:b/>
-        </w:rPr>
-        <w:t>Likely examination questions</w:t>
-      </w:r>
-    </w:p>
-    <w:p>
-      <w:pPr>
-        <w:spacing w:before="80" w:after="20"/>
-        <w:ind w:start="311" w:hanging="311"/>
-        <w:keepLines/>
-        <w:keepNext/>
-      </w:pPr>
-      <w:r>
-        <w:rPr>
-          <w:rFonts w:ascii="Calibri" w:hAnsi="Calibri"/>
-          <w:b/>
-          <w:sz w:val="19"/>
-        </w:rPr>
-        <w:t xml:space="preserve">Q1.  </w:t>
-      </w:r>
-      <w:r>
-        <w:rPr>
-          <w:b/>
-          <w:sz w:val="19"/>
-        </w:rPr>
-        <w:t>Enumerate the contents of a major procedures tray.</w:t>
-      </w:r>
-    </w:p>
-    <w:p>
-      <w:pPr>
-        <w:pStyle w:val="QBank"/>
-        <w:spacing w:before="0" w:after="100"/>
-        <w:ind w:start="595" w:hanging="283"/>
-      </w:pPr>
-      <w:r>
-        <w:rPr>
-          <w:rFonts w:ascii="Calibri" w:hAnsi="Calibri"/>
-          <w:b/>
-        </w:rPr>
-        <w:t xml:space="preserve">A.  </w:t>
-      </w:r>
-      <w:r>
-        <w:t>Answer under the six functional groups: cutting (No.3/4/7 handles, Mayo straight and curved, Metzenbaum, suture scissors); grasping (toothed and plain thumb forceps, DeBakey, Adson, Allis, Babcock, towel clips, sponge holders); clamping (mosquito, Crile, Kelly, Rochester-Péan, Kocher, right-angled, tonsil); retracting (Army-Navy, Richardson, Deaver, malleable, Balfour self-retaining, Weitlaner, Senn); suturing (Mayo-Hegar needle holders in three lengths, suture, ligature carrier, staplers); suction and accessory (Poole, Yankauer, electrosurgical pencil, probe, grooved director, kidney dish, radio-opaque pads).</w:t>
-      </w:r>
-    </w:p>
-    <w:p>
-      <w:pPr>
-        <w:spacing w:before="80" w:after="20"/>
-        <w:ind w:start="311" w:hanging="311"/>
-        <w:keepLines/>
-        <w:keepNext/>
-      </w:pPr>
-      <w:r>
-        <w:rPr>
-          <w:rFonts w:ascii="Calibri" w:hAnsi="Calibri"/>
-          <w:b/>
-          <w:sz w:val="19"/>
-        </w:rPr>
-        <w:t xml:space="preserve">Q2.  </w:t>
-      </w:r>
-      <w:r>
-        <w:rPr>
-          <w:b/>
-          <w:sz w:val="19"/>
-        </w:rPr>
-        <w:t>How does a major tray differ from a basic tray?</w:t>
-      </w:r>
-    </w:p>
-    <w:p>
-      <w:pPr>
-        <w:pStyle w:val="QBank"/>
-        <w:spacing w:before="0" w:after="100"/>
-        <w:ind w:start="595" w:hanging="283"/>
-      </w:pPr>
-      <w:r>
-        <w:rPr>
-          <w:rFonts w:ascii="Calibri" w:hAnsi="Calibri"/>
-          <w:b/>
-        </w:rPr>
-        <w:t xml:space="preserve">A.  </w:t>
-      </w:r>
-      <w:r>
-        <w:t>By depth and range: the major tray adds long instruments (No.7 handle, 20–25 cm clamps and needle holders), deep retractors (Deaver, malleable), a self-retaining retractor (Balfour with bladder blade), atraumatic bowel and vascular clamps, and Poole suction for free cavity fluid.</w:t>
-      </w:r>
-    </w:p>
-    <w:p>
-      <w:pPr>
         <w:spacing w:before="300" w:after="60" w:line="240" w:lineRule="auto"/>
         <w:keepLines/>
         <w:keepNext/>
@@ -10008,100 +9866,6 @@
       <w:pPr>
         <w:spacing w:before="0" w:after="140" w:line="240" w:lineRule="auto"/>
       </w:pPr>
-    </w:p>
-    <w:p>
-      <w:pPr>
-        <w:pStyle w:val="Heading4"/>
-        <w:keepLines/>
-        <w:keepNext/>
-      </w:pPr>
-      <w:r>
-        <w:rPr>
-          <w:rFonts w:ascii="Calibri" w:hAnsi="Calibri"/>
-          <w:b/>
-        </w:rPr>
-        <w:t>Likely examination questions</w:t>
-      </w:r>
-    </w:p>
-    <w:p>
-      <w:pPr>
-        <w:spacing w:before="80" w:after="20"/>
-        <w:ind w:start="311" w:hanging="311"/>
-        <w:keepLines/>
-        <w:keepNext/>
-      </w:pPr>
-      <w:r>
-        <w:rPr>
-          <w:rFonts w:ascii="Calibri" w:hAnsi="Calibri"/>
-          <w:b/>
-          <w:sz w:val="19"/>
-        </w:rPr>
-        <w:t xml:space="preserve">Q1.  </w:t>
-      </w:r>
-      <w:r>
-        <w:rPr>
-          <w:b/>
-          <w:sz w:val="19"/>
-        </w:rPr>
-        <w:t>List the contents of a basic minor procedures tray.</w:t>
-      </w:r>
-    </w:p>
-    <w:p>
-      <w:pPr>
-        <w:pStyle w:val="QBank"/>
-        <w:spacing w:before="0" w:after="100"/>
-        <w:ind w:start="595" w:hanging="283"/>
-      </w:pPr>
-      <w:r>
-        <w:rPr>
-          <w:rFonts w:ascii="Calibri" w:hAnsi="Calibri"/>
-          <w:b/>
-        </w:rPr>
-        <w:t xml:space="preserve">A.  </w:t>
-      </w:r>
-      <w:r>
-        <w:t>No.3 knife handles with No.10/15 blades; Mayo straight and curved, Metzenbaum and iris scissors; Adson, toothed and plain thumb forceps; Allis forceps; towel clips; sponge holders; mosquito, Crile, Kelly and Kocher clamps; Senn, Army-Navy and Weitlaner retractors with skin hooks; Mayo-Hegar needle holders with suture; Yankauer or Frazier suction; electrosurgical pencil; probe, grooved director, small curette, kidney dish and counted radio-opaque swabs.</w:t>
-      </w:r>
-    </w:p>
-    <w:p>
-      <w:pPr>
-        <w:spacing w:before="80" w:after="20"/>
-        <w:ind w:start="311" w:hanging="311"/>
-        <w:keepLines/>
-        <w:keepNext/>
-      </w:pPr>
-      <w:r>
-        <w:rPr>
-          <w:rFonts w:ascii="Calibri" w:hAnsi="Calibri"/>
-          <w:b/>
-          <w:sz w:val="19"/>
-        </w:rPr>
-        <w:t xml:space="preserve">Q2.  </w:t>
-      </w:r>
-      <w:r>
-        <w:rPr>
-          <w:b/>
-          <w:sz w:val="19"/>
-        </w:rPr>
-        <w:t>Give three procedures for which a minor tray is appropriate.</w:t>
-      </w:r>
-    </w:p>
-    <w:p>
-      <w:pPr>
-        <w:pStyle w:val="QBank"/>
-        <w:spacing w:before="0" w:after="100"/>
-        <w:ind w:start="595" w:hanging="283"/>
-      </w:pPr>
-      <w:r>
-        <w:rPr>
-          <w:rFonts w:ascii="Calibri" w:hAnsi="Calibri"/>
-          <w:b/>
-        </w:rPr>
-        <w:t xml:space="preserve">A.  </w:t>
-      </w:r>
-      <w:r>
-        <w:t>Excision of a sebaceous cyst or lipoma; incision and drainage of an abscess; lymph-node biopsy (also central line insertion, wound debridement, simple hernia repair).</w:t>
-      </w:r>
     </w:p>
     <w:p>
       <w:pPr>
@@ -12202,60 +11966,6 @@
     </w:p>
     <w:p>
       <w:pPr>
-        <w:pStyle w:val="Heading4"/>
-        <w:keepLines/>
-        <w:keepNext/>
-      </w:pPr>
-      <w:r>
-        <w:rPr>
-          <w:rFonts w:ascii="Calibri" w:hAnsi="Calibri"/>
-          <w:b/>
-        </w:rPr>
-        <w:t>Likely examination questions</w:t>
-      </w:r>
-    </w:p>
-    <w:p>
-      <w:pPr>
-        <w:spacing w:before="80" w:after="20"/>
-        <w:ind w:start="311" w:hanging="311"/>
-        <w:keepLines/>
-        <w:keepNext/>
-      </w:pPr>
-      <w:r>
-        <w:rPr>
-          <w:rFonts w:ascii="Calibri" w:hAnsi="Calibri"/>
-          <w:b/>
-          <w:sz w:val="19"/>
-        </w:rPr>
-        <w:t xml:space="preserve">Q1.  </w:t>
-      </w:r>
-      <w:r>
-        <w:rPr>
-          <w:b/>
-          <w:sz w:val="19"/>
-        </w:rPr>
-        <w:t>What is a limited procedures tray and when is it used?</w:t>
-      </w:r>
-    </w:p>
-    <w:p>
-      <w:pPr>
-        <w:pStyle w:val="QBank"/>
-        <w:spacing w:before="0" w:after="100"/>
-        <w:ind w:start="595" w:hanging="283"/>
-      </w:pPr>
-      <w:r>
-        <w:rPr>
-          <w:rFonts w:ascii="Calibri" w:hAnsi="Calibri"/>
-          <w:b/>
-        </w:rPr>
-        <w:t xml:space="preserve">A.  </w:t>
-      </w:r>
-      <w:r>
-        <w:t>The smallest standard set, containing only a No.3 handle with No.15 blade, iris and suture scissors, Adson forceps, a few mosquito forceps, skin hooks, a needle holder and basic accessories. It is used for very superficial, brief procedures under local anaesthesia — small skin lesion excision, punch biopsy, foreign-body removal, nail avulsion, venous cut-down — where no cavity is entered.</w:t>
-      </w:r>
-    </w:p>
-    <w:p>
-      <w:pPr>
         <w:spacing w:before="300" w:after="60" w:line="240" w:lineRule="auto"/>
         <w:keepLines/>
         <w:keepNext/>
@@ -15370,100 +15080,6 @@
       <w:pPr>
         <w:spacing w:before="0" w:after="140" w:line="240" w:lineRule="auto"/>
       </w:pPr>
-    </w:p>
-    <w:p>
-      <w:pPr>
-        <w:pStyle w:val="Heading4"/>
-        <w:keepLines/>
-        <w:keepNext/>
-      </w:pPr>
-      <w:r>
-        <w:rPr>
-          <w:rFonts w:ascii="Calibri" w:hAnsi="Calibri"/>
-          <w:b/>
-        </w:rPr>
-        <w:t>Likely examination questions</w:t>
-      </w:r>
-    </w:p>
-    <w:p>
-      <w:pPr>
-        <w:spacing w:before="80" w:after="20"/>
-        <w:ind w:start="311" w:hanging="311"/>
-        <w:keepLines/>
-        <w:keepNext/>
-      </w:pPr>
-      <w:r>
-        <w:rPr>
-          <w:rFonts w:ascii="Calibri" w:hAnsi="Calibri"/>
-          <w:b/>
-          <w:sz w:val="19"/>
-        </w:rPr>
-        <w:t xml:space="preserve">Q1.  </w:t>
-      </w:r>
-      <w:r>
-        <w:rPr>
-          <w:b/>
-          <w:sz w:val="19"/>
-        </w:rPr>
-        <w:t>What additions convert a basic tray into a thyroid tray?</w:t>
-      </w:r>
-    </w:p>
-    <w:p>
-      <w:pPr>
-        <w:pStyle w:val="QBank"/>
-        <w:spacing w:before="0" w:after="100"/>
-        <w:ind w:start="595" w:hanging="283"/>
-      </w:pPr>
-      <w:r>
-        <w:rPr>
-          <w:rFonts w:ascii="Calibri" w:hAnsi="Calibri"/>
-          <w:b/>
-        </w:rPr>
-        <w:t xml:space="preserve">A.  </w:t>
-      </w:r>
-      <w:r>
-        <w:t>Lahey goitre vulsellum forceps for gland traction; a much larger number of fine mosquito and Crile haemostats; right-angled Mixter forceps for the thyroid pedicles; Green (thyroid) right-angled retractors and a self-retaining retractor; fine Metzenbaum and nerve scissors; Frazier fine suction; ligating clips; a nerve stimulator; a closed drain; and a sternal saw plus tracheostomy set held available.</w:t>
-      </w:r>
-    </w:p>
-    <w:p>
-      <w:pPr>
-        <w:spacing w:before="80" w:after="20"/>
-        <w:ind w:start="311" w:hanging="311"/>
-        <w:keepLines/>
-        <w:keepNext/>
-      </w:pPr>
-      <w:r>
-        <w:rPr>
-          <w:rFonts w:ascii="Calibri" w:hAnsi="Calibri"/>
-          <w:b/>
-          <w:sz w:val="19"/>
-        </w:rPr>
-        <w:t xml:space="preserve">Q2.  </w:t>
-      </w:r>
-      <w:r>
-        <w:rPr>
-          <w:b/>
-          <w:sz w:val="19"/>
-        </w:rPr>
-        <w:t>Why are so many small haemostats needed?</w:t>
-      </w:r>
-    </w:p>
-    <w:p>
-      <w:pPr>
-        <w:pStyle w:val="QBank"/>
-        <w:spacing w:before="0" w:after="100"/>
-        <w:ind w:start="595" w:hanging="283"/>
-      </w:pPr>
-      <w:r>
-        <w:rPr>
-          <w:rFonts w:ascii="Calibri" w:hAnsi="Calibri"/>
-          <w:b/>
-        </w:rPr>
-        <w:t xml:space="preserve">A.  </w:t>
-      </w:r>
-      <w:r>
-        <w:t>The thyroid is exceptionally vascular with numerous small vessels in a shallow crowded field; each must be individually secured, and diathermy is restricted near the recurrent laryngeal nerve.</w:t>
-      </w:r>
     </w:p>
     <w:p>
       <w:pPr>
@@ -18291,60 +17907,6 @@
     </w:p>
     <w:p>
       <w:pPr>
-        <w:pStyle w:val="Heading4"/>
-        <w:keepLines/>
-        <w:keepNext/>
-      </w:pPr>
-      <w:r>
-        <w:rPr>
-          <w:rFonts w:ascii="Calibri" w:hAnsi="Calibri"/>
-          <w:b/>
-        </w:rPr>
-        <w:t>Likely examination questions</w:t>
-      </w:r>
-    </w:p>
-    <w:p>
-      <w:pPr>
-        <w:spacing w:before="80" w:after="20"/>
-        <w:ind w:start="311" w:hanging="311"/>
-        <w:keepLines/>
-        <w:keepNext/>
-      </w:pPr>
-      <w:r>
-        <w:rPr>
-          <w:rFonts w:ascii="Calibri" w:hAnsi="Calibri"/>
-          <w:b/>
-          <w:sz w:val="19"/>
-        </w:rPr>
-        <w:t xml:space="preserve">Q1.  </w:t>
-      </w:r>
-      <w:r>
-        <w:rPr>
-          <w:b/>
-          <w:sz w:val="19"/>
-        </w:rPr>
-        <w:t>What is a long instruments tray and when is it required?</w:t>
-      </w:r>
-    </w:p>
-    <w:p>
-      <w:pPr>
-        <w:pStyle w:val="QBank"/>
-        <w:spacing w:before="0" w:after="100"/>
-        <w:ind w:start="595" w:hanging="283"/>
-      </w:pPr>
-      <w:r>
-        <w:rPr>
-          <w:rFonts w:ascii="Calibri" w:hAnsi="Calibri"/>
-          <w:b/>
-        </w:rPr>
-        <w:t xml:space="preserve">A.  </w:t>
-      </w:r>
-      <w:r>
-        <w:t>A supplementary tray of extended-length instruments — long No.7 handle, 23–28 cm Metzenbaum and Mayo scissors, 24–30 cm DeBakey and dressing forceps, 20–26 cm Crile, Kelly, Mixter and tonsil clamps, deep Deaver, Richardson and malleable retractors, a self-retaining ring retractor, 25–30 cm needle holders, a ligature carrier and long suction — opened alongside a major tray whenever the field is deep: obesity, deep pelvic or retroperitoneal surgery, or deep thoracic exposure.</w:t>
-      </w:r>
-    </w:p>
-    <w:p>
-      <w:pPr>
         <w:spacing w:before="300" w:after="60" w:line="240" w:lineRule="auto"/>
         <w:keepLines/>
         <w:keepNext/>
@@ -20952,100 +20514,6 @@
       <w:pPr>
         <w:spacing w:before="0" w:after="140" w:line="240" w:lineRule="auto"/>
       </w:pPr>
-    </w:p>
-    <w:p>
-      <w:pPr>
-        <w:pStyle w:val="Heading4"/>
-        <w:keepLines/>
-        <w:keepNext/>
-      </w:pPr>
-      <w:r>
-        <w:rPr>
-          <w:rFonts w:ascii="Calibri" w:hAnsi="Calibri"/>
-          <w:b/>
-        </w:rPr>
-        <w:t>Likely examination questions</w:t>
-      </w:r>
-    </w:p>
-    <w:p>
-      <w:pPr>
-        <w:spacing w:before="80" w:after="20"/>
-        <w:ind w:start="311" w:hanging="311"/>
-        <w:keepLines/>
-        <w:keepNext/>
-      </w:pPr>
-      <w:r>
-        <w:rPr>
-          <w:rFonts w:ascii="Calibri" w:hAnsi="Calibri"/>
-          <w:b/>
-          <w:sz w:val="19"/>
-        </w:rPr>
-        <w:t xml:space="preserve">Q1.  </w:t>
-      </w:r>
-      <w:r>
-        <w:rPr>
-          <w:b/>
-          <w:sz w:val="19"/>
-        </w:rPr>
-        <w:t>What are the specific additions to a major tray for biliary surgery?</w:t>
-      </w:r>
-    </w:p>
-    <w:p>
-      <w:pPr>
-        <w:pStyle w:val="QBank"/>
-        <w:spacing w:before="0" w:after="100"/>
-        <w:ind w:start="595" w:hanging="283"/>
-      </w:pPr>
-      <w:r>
-        <w:rPr>
-          <w:rFonts w:ascii="Calibri" w:hAnsi="Calibri"/>
-          <w:b/>
-        </w:rPr>
-        <w:t xml:space="preserve">A.  </w:t>
-      </w:r>
-      <w:r>
-        <w:t>Randall (and Desjardins) stone forceps and a stone scoop; a graded set of Bakes common-duct dilators with biliary probes; a biliary balloon catheter; a cholangiogram catheter with clamp, contrast and image intensifier; fine long right-angled Mixter forceps and duct scissors; Deaver/Harrington liver retractors; T-tubes with fine absorbable suture; and a choledochoscope if duct exploration is planned.</w:t>
-      </w:r>
-    </w:p>
-    <w:p>
-      <w:pPr>
-        <w:spacing w:before="80" w:after="20"/>
-        <w:ind w:start="311" w:hanging="311"/>
-        <w:keepLines/>
-        <w:keepNext/>
-      </w:pPr>
-      <w:r>
-        <w:rPr>
-          <w:rFonts w:ascii="Calibri" w:hAnsi="Calibri"/>
-          <w:b/>
-          <w:sz w:val="19"/>
-        </w:rPr>
-        <w:t xml:space="preserve">Q2.  </w:t>
-      </w:r>
-      <w:r>
-        <w:rPr>
-          <w:b/>
-          <w:sz w:val="19"/>
-        </w:rPr>
-        <w:t>Why is a T-tube used and how is the tray prepared for it?</w:t>
-      </w:r>
-    </w:p>
-    <w:p>
-      <w:pPr>
-        <w:pStyle w:val="QBank"/>
-        <w:spacing w:before="0" w:after="100"/>
-        <w:ind w:start="595" w:hanging="283"/>
-      </w:pPr>
-      <w:r>
-        <w:rPr>
-          <w:rFonts w:ascii="Calibri" w:hAnsi="Calibri"/>
-          <w:b/>
-        </w:rPr>
-        <w:t xml:space="preserve">A.  </w:t>
-      </w:r>
-      <w:r>
-        <w:t>After choledochotomy a T-tube decompresses the duct, prevents a bile leak from the suture line and provides access for post-operative cholangiography. The tray must carry assorted T-tube sizes, fine 4-0/5-0 absorbable suture for closure around it and a closed subhepatic drain.</w:t>
-      </w:r>
     </w:p>
     <w:p>
       <w:pPr>
@@ -23082,100 +22550,6 @@
       <w:pPr>
         <w:spacing w:before="0" w:after="140" w:line="240" w:lineRule="auto"/>
       </w:pPr>
-    </w:p>
-    <w:p>
-      <w:pPr>
-        <w:pStyle w:val="Heading4"/>
-        <w:keepLines/>
-        <w:keepNext/>
-      </w:pPr>
-      <w:r>
-        <w:rPr>
-          <w:rFonts w:ascii="Calibri" w:hAnsi="Calibri"/>
-          <w:b/>
-        </w:rPr>
-        <w:t>Likely examination questions</w:t>
-      </w:r>
-    </w:p>
-    <w:p>
-      <w:pPr>
-        <w:spacing w:before="80" w:after="20"/>
-        <w:ind w:start="311" w:hanging="311"/>
-        <w:keepLines/>
-        <w:keepNext/>
-      </w:pPr>
-      <w:r>
-        <w:rPr>
-          <w:rFonts w:ascii="Calibri" w:hAnsi="Calibri"/>
-          <w:b/>
-          <w:sz w:val="19"/>
-        </w:rPr>
-        <w:t xml:space="preserve">Q1.  </w:t>
-      </w:r>
-      <w:r>
-        <w:rPr>
-          <w:b/>
-          <w:sz w:val="19"/>
-        </w:rPr>
-        <w:t>What does a choledochoscopy tray contain in addition to a biliary tray?</w:t>
-      </w:r>
-    </w:p>
-    <w:p>
-      <w:pPr>
-        <w:pStyle w:val="QBank"/>
-        <w:spacing w:before="0" w:after="100"/>
-        <w:ind w:start="595" w:hanging="283"/>
-      </w:pPr>
-      <w:r>
-        <w:rPr>
-          <w:rFonts w:ascii="Calibri" w:hAnsi="Calibri"/>
-          <w:b/>
-        </w:rPr>
-        <w:t xml:space="preserve">A.  </w:t>
-      </w:r>
-      <w:r>
-        <w:t>A fine rigid or flexible choledochoscope with fibre-optic light cable, source, camera and monitor; a pressurised warm saline irrigation set with three-way tap; flexible stone-grasping (Dormia) baskets, biopsy forceps, balloon extraction catheter and lithotripsy probe; Bakes dilators and fine duct forceps with stay sutures for access; and a T-tube with fine absorbable suture for closure.</w:t>
-      </w:r>
-    </w:p>
-    <w:p>
-      <w:pPr>
-        <w:spacing w:before="80" w:after="20"/>
-        <w:ind w:start="311" w:hanging="311"/>
-        <w:keepLines/>
-        <w:keepNext/>
-      </w:pPr>
-      <w:r>
-        <w:rPr>
-          <w:rFonts w:ascii="Calibri" w:hAnsi="Calibri"/>
-          <w:b/>
-          <w:sz w:val="19"/>
-        </w:rPr>
-        <w:t xml:space="preserve">Q2.  </w:t>
-      </w:r>
-      <w:r>
-        <w:rPr>
-          <w:b/>
-          <w:sz w:val="19"/>
-        </w:rPr>
-        <w:t>How is a choledochoscope sterilised?</w:t>
-      </w:r>
-    </w:p>
-    <w:p>
-      <w:pPr>
-        <w:pStyle w:val="QBank"/>
-        <w:spacing w:before="0" w:after="100"/>
-        <w:ind w:start="595" w:hanging="283"/>
-      </w:pPr>
-      <w:r>
-        <w:rPr>
-          <w:rFonts w:ascii="Calibri" w:hAnsi="Calibri"/>
-          <w:b/>
-        </w:rPr>
-        <w:t xml:space="preserve">A.  </w:t>
-      </w:r>
-      <w:r>
-        <w:t>By a low-temperature method — ethylene oxide or hydrogen peroxide gas plasma — or by high-level chemical disinfection with glutaraldehyde or peracetic acid followed by a sterile-water rinse. Steam is used only if the manufacturer states the instrument is autoclavable.</w:t>
-      </w:r>
     </w:p>
     <w:p>
       <w:pPr>
@@ -25392,100 +24766,6 @@
     </w:p>
     <w:p>
       <w:pPr>
-        <w:pStyle w:val="Heading4"/>
-        <w:keepLines/>
-        <w:keepNext/>
-      </w:pPr>
-      <w:r>
-        <w:rPr>
-          <w:rFonts w:ascii="Calibri" w:hAnsi="Calibri"/>
-          <w:b/>
-        </w:rPr>
-        <w:t>Likely examination questions</w:t>
-      </w:r>
-    </w:p>
-    <w:p>
-      <w:pPr>
-        <w:spacing w:before="80" w:after="20"/>
-        <w:ind w:start="311" w:hanging="311"/>
-        <w:keepLines/>
-        <w:keepNext/>
-      </w:pPr>
-      <w:r>
-        <w:rPr>
-          <w:rFonts w:ascii="Calibri" w:hAnsi="Calibri"/>
-          <w:b/>
-          <w:sz w:val="19"/>
-        </w:rPr>
-        <w:t xml:space="preserve">Q1.  </w:t>
-      </w:r>
-      <w:r>
-        <w:rPr>
-          <w:b/>
-          <w:sz w:val="19"/>
-        </w:rPr>
-        <w:t>List the contents of a basic rigid sigmoidoscopy tray.</w:t>
-      </w:r>
-    </w:p>
-    <w:p>
-      <w:pPr>
-        <w:pStyle w:val="QBank"/>
-        <w:spacing w:before="0" w:after="100"/>
-        <w:ind w:start="595" w:hanging="283"/>
-      </w:pPr>
-      <w:r>
-        <w:rPr>
-          <w:rFonts w:ascii="Calibri" w:hAnsi="Calibri"/>
-          <w:b/>
-        </w:rPr>
-        <w:t xml:space="preserve">A.  </w:t>
-      </w:r>
-      <w:r>
-        <w:t>A 25 cm rigid sigmoidoscope with its obturator, a proctoscope, fibre-optic light carrier with cable and source, insufflation bulb and eyepiece; long rectal biopsy forceps, long suction tube, long swab carriers and long dissecting forceps, with a snare and cautery for small polyps; plus lubricant, gloves, swabs, kidney dish, labelled specimen containers with fixative and a flatus tube.</w:t>
-      </w:r>
-    </w:p>
-    <w:p>
-      <w:pPr>
-        <w:spacing w:before="80" w:after="20"/>
-        <w:ind w:start="311" w:hanging="311"/>
-        <w:keepLines/>
-        <w:keepNext/>
-      </w:pPr>
-      <w:r>
-        <w:rPr>
-          <w:rFonts w:ascii="Calibri" w:hAnsi="Calibri"/>
-          <w:b/>
-          <w:sz w:val="19"/>
-        </w:rPr>
-        <w:t xml:space="preserve">Q2.  </w:t>
-      </w:r>
-      <w:r>
-        <w:rPr>
-          <w:b/>
-          <w:sz w:val="19"/>
-        </w:rPr>
-        <w:t>Describe the safe technique of rigid sigmoidoscopy.</w:t>
-      </w:r>
-    </w:p>
-    <w:p>
-      <w:pPr>
-        <w:pStyle w:val="QBank"/>
-        <w:spacing w:before="0" w:after="100"/>
-        <w:ind w:start="595" w:hanging="283"/>
-      </w:pPr>
-      <w:r>
-        <w:rPr>
-          <w:rFonts w:ascii="Calibri" w:hAnsi="Calibri"/>
-          <w:b/>
-        </w:rPr>
-        <w:t xml:space="preserve">A.  </w:t>
-      </w:r>
-      <w:r>
-        <w:t>Perform a digital rectal examination first. Insert the well-lubricated scope with the obturator in place aiming toward the umbilicus, then remove the obturator at about 5 cm and advance only under direct vision with gentle insufflation, never against resistance. Withdraw slowly, inspecting the whole circumference. Perforation and bleeding are the main complications.</w:t>
-      </w:r>
-    </w:p>
-    <w:p>
-      <w:pPr>
         <w:spacing w:before="300" w:after="60" w:line="240" w:lineRule="auto"/>
         <w:keepLines/>
         <w:keepNext/>
@@ -28499,100 +27779,6 @@
       <w:pPr>
         <w:spacing w:before="0" w:after="140" w:line="240" w:lineRule="auto"/>
       </w:pPr>
-    </w:p>
-    <w:p>
-      <w:pPr>
-        <w:pStyle w:val="Heading4"/>
-        <w:keepLines/>
-        <w:keepNext/>
-      </w:pPr>
-      <w:r>
-        <w:rPr>
-          <w:rFonts w:ascii="Calibri" w:hAnsi="Calibri"/>
-          <w:b/>
-        </w:rPr>
-        <w:t>Likely examination questions</w:t>
-      </w:r>
-    </w:p>
-    <w:p>
-      <w:pPr>
-        <w:spacing w:before="80" w:after="20"/>
-        <w:ind w:start="311" w:hanging="311"/>
-        <w:keepLines/>
-        <w:keepNext/>
-      </w:pPr>
-      <w:r>
-        <w:rPr>
-          <w:rFonts w:ascii="Calibri" w:hAnsi="Calibri"/>
-          <w:b/>
-          <w:sz w:val="19"/>
-        </w:rPr>
-        <w:t xml:space="preserve">Q1.  </w:t>
-      </w:r>
-      <w:r>
-        <w:rPr>
-          <w:b/>
-          <w:sz w:val="19"/>
-        </w:rPr>
-        <w:t>What are the additions to a major tray for gastrointestinal surgery?</w:t>
-      </w:r>
-    </w:p>
-    <w:p>
-      <w:pPr>
-        <w:pStyle w:val="QBank"/>
-        <w:spacing w:before="0" w:after="100"/>
-        <w:ind w:start="595" w:hanging="283"/>
-      </w:pPr>
-      <w:r>
-        <w:rPr>
-          <w:rFonts w:ascii="Calibri" w:hAnsi="Calibri"/>
-          <w:b/>
-        </w:rPr>
-        <w:t xml:space="preserve">A.  </w:t>
-      </w:r>
-      <w:r>
-        <w:t>Non-crushing bowel clamps (Doyen, rubber-shod) and crushing clamps (Payr, Kocher) with Babcock forceps; stapling devices — linear cutter, transverse linear and circular staplers with reloads, purse-string clamp and sizers; ligating clips; a separate 'dirty' bowel-technique set with isolation drapes, dedicated suction and separate receivers; and absorbable round-bodied suture, stay sutures, drains and stoma appliances.</w:t>
-      </w:r>
-    </w:p>
-    <w:p>
-      <w:pPr>
-        <w:spacing w:before="80" w:after="20"/>
-        <w:ind w:start="311" w:hanging="311"/>
-        <w:keepLines/>
-        <w:keepNext/>
-      </w:pPr>
-      <w:r>
-        <w:rPr>
-          <w:rFonts w:ascii="Calibri" w:hAnsi="Calibri"/>
-          <w:b/>
-          <w:sz w:val="19"/>
-        </w:rPr>
-        <w:t xml:space="preserve">Q2.  </w:t>
-      </w:r>
-      <w:r>
-        <w:rPr>
-          <w:b/>
-          <w:sz w:val="19"/>
-        </w:rPr>
-        <w:t>Differentiate crushing and non-crushing bowel clamps with examples.</w:t>
-      </w:r>
-    </w:p>
-    <w:p>
-      <w:pPr>
-        <w:pStyle w:val="QBank"/>
-        <w:spacing w:before="0" w:after="100"/>
-        <w:ind w:start="595" w:hanging="283"/>
-      </w:pPr>
-      <w:r>
-        <w:rPr>
-          <w:rFonts w:ascii="Calibri" w:hAnsi="Calibri"/>
-          <w:b/>
-        </w:rPr>
-        <w:t xml:space="preserve">A.  </w:t>
-      </w:r>
-      <w:r>
-        <w:t>Non-crushing (atraumatic) clamps such as Doyen or rubber-shod clamps have smooth or finely ridged jaws that occlude the lumen without devitalising the wall; they are applied to bowel that will be retained. Crushing clamps such as Payr or Kocher have heavy interlocking teeth that deliberately crush the wall and are applied only to the specimen side, sealing it and preventing spillage.</w:t>
-      </w:r>
     </w:p>
     <w:p>
       <w:pPr>
@@ -31533,100 +30719,6 @@
       <w:pPr>
         <w:spacing w:before="0" w:after="140" w:line="240" w:lineRule="auto"/>
       </w:pPr>
-    </w:p>
-    <w:p>
-      <w:pPr>
-        <w:pStyle w:val="Heading4"/>
-        <w:keepLines/>
-        <w:keepNext/>
-      </w:pPr>
-      <w:r>
-        <w:rPr>
-          <w:rFonts w:ascii="Calibri" w:hAnsi="Calibri"/>
-          <w:b/>
-        </w:rPr>
-        <w:t>Likely examination questions</w:t>
-      </w:r>
-    </w:p>
-    <w:p>
-      <w:pPr>
-        <w:spacing w:before="80" w:after="20"/>
-        <w:ind w:start="311" w:hanging="311"/>
-        <w:keepLines/>
-        <w:keepNext/>
-      </w:pPr>
-      <w:r>
-        <w:rPr>
-          <w:rFonts w:ascii="Calibri" w:hAnsi="Calibri"/>
-          <w:b/>
-          <w:sz w:val="19"/>
-        </w:rPr>
-        <w:t xml:space="preserve">Q1.  </w:t>
-      </w:r>
-      <w:r>
-        <w:rPr>
-          <w:b/>
-          <w:sz w:val="19"/>
-        </w:rPr>
-        <w:t>List the contents of a rectal procedures tray.</w:t>
-      </w:r>
-    </w:p>
-    <w:p>
-      <w:pPr>
-        <w:pStyle w:val="QBank"/>
-        <w:spacing w:before="0" w:after="100"/>
-        <w:ind w:start="595" w:hanging="283"/>
-      </w:pPr>
-      <w:r>
-        <w:rPr>
-          <w:rFonts w:ascii="Calibri" w:hAnsi="Calibri"/>
-          <w:b/>
-        </w:rPr>
-        <w:t xml:space="preserve">A.  </w:t>
-      </w:r>
-      <w:r>
-        <w:t>A minor tray plus: proctoscope/anal speculum, Eisenhammer or Parks self-retaining anal retractor, Hill-Ferguson retractor and a rigid sigmoidoscope; malleable fistula probes, a grooved director, Lockhart-Mummery probe, seton material and hydrogen peroxide or methylene blue; Allis forceps, fine artery forceps, No.11/15 blades, fine scissors, diathermy with fine tips and an anal dilator set; short needle holders with absorbable transfixion suture, fine suction, an anal pack, local anaesthetic with adrenaline, specimen containers and culture swabs.</w:t>
-      </w:r>
-    </w:p>
-    <w:p>
-      <w:pPr>
-        <w:spacing w:before="80" w:after="20"/>
-        <w:ind w:start="311" w:hanging="311"/>
-        <w:keepLines/>
-        <w:keepNext/>
-      </w:pPr>
-      <w:r>
-        <w:rPr>
-          <w:rFonts w:ascii="Calibri" w:hAnsi="Calibri"/>
-          <w:b/>
-          <w:sz w:val="19"/>
-        </w:rPr>
-        <w:t xml:space="preserve">Q2.  </w:t>
-      </w:r>
-      <w:r>
-        <w:rPr>
-          <w:b/>
-          <w:sz w:val="19"/>
-        </w:rPr>
-        <w:t>State Goodsall's rule.</w:t>
-      </w:r>
-    </w:p>
-    <w:p>
-      <w:pPr>
-        <w:pStyle w:val="QBank"/>
-        <w:spacing w:before="0" w:after="100"/>
-        <w:ind w:start="595" w:hanging="283"/>
-      </w:pPr>
-      <w:r>
-        <w:rPr>
-          <w:rFonts w:ascii="Calibri" w:hAnsi="Calibri"/>
-          <w:b/>
-        </w:rPr>
-        <w:t xml:space="preserve">A.  </w:t>
-      </w:r>
-      <w:r>
-        <w:t>A fistula with an external opening anterior to the transverse anal line usually runs radially and directly into the anal canal; one with a posterior external opening usually curves to open in the posterior midline.</w:t>
-      </w:r>
     </w:p>
     <w:sectPr>
       <w:headerReference w:type="default" r:id="rId9"/>
